--- a/初中学习低分重建--word版/00-主索引-初中学习低分重建完整指南.docx
+++ b/初中学习低分重建--word版/00-主索引-初中学习低分重建完整指南.docx
@@ -1,58 +1,82 @@
 
 <file path=word/document.xml><?xml version="1.0" encoding="utf-8"?>
-<w:document xmlns:w="http://schemas.openxmlformats.org/wordprocessingml/2006/main" xmlns:m="http://schemas.openxmlformats.org/officeDocument/2006/math" xmlns:r="http://schemas.openxmlformats.org/officeDocument/2006/relationships" xmlns:o="urn:schemas-microsoft-com:office:office" xmlns:v="urn:schemas-microsoft-com:vml" xmlns:w10="urn:schemas-microsoft-com:office:word" xmlns:a="http://schemas.openxmlformats.org/drawingml/2006/main" xmlns:pic="http://schemas.openxmlformats.org/drawingml/2006/picture" xmlns:wp="http://schemas.openxmlformats.org/drawingml/2006/wordprocessingDrawing">
+<w:document xmlns:wpc="http://schemas.microsoft.com/office/word/2010/wordprocessingCanvas" xmlns:cx="http://schemas.microsoft.com/office/drawing/2014/chartex" xmlns:cx1="http://schemas.microsoft.com/office/drawing/2015/9/8/chartex" xmlns:cx2="http://schemas.microsoft.com/office/drawing/2015/10/21/chartex" xmlns:cx3="http://schemas.microsoft.com/office/drawing/2016/5/9/chartex" xmlns:cx4="http://schemas.microsoft.com/office/drawing/2016/5/10/chartex" xmlns:cx5="http://schemas.microsoft.com/office/drawing/2016/5/11/chartex" xmlns:cx6="http://schemas.microsoft.com/office/drawing/2016/5/12/chartex" xmlns:cx7="http://schemas.microsoft.com/office/drawing/2016/5/13/chartex" xmlns:cx8="http://schemas.microsoft.com/office/drawing/2016/5/14/chartex" xmlns:mc="http://schemas.openxmlformats.org/markup-compatibility/2006" xmlns:aink="http://schemas.microsoft.com/office/drawing/2016/ink" xmlns:am3d="http://schemas.microsoft.com/office/drawing/2017/model3d" xmlns:o="urn:schemas-microsoft-com:office:office" xmlns:oel="http://schemas.microsoft.com/office/2019/extlst" xmlns:r="http://schemas.openxmlformats.org/officeDocument/2006/relationships" xmlns:m="http://schemas.openxmlformats.org/officeDocument/2006/math" xmlns:v="urn:schemas-microsoft-com:vml" xmlns:wp14="http://schemas.microsoft.com/office/word/2010/wordprocessingDrawing" xmlns:wp="http://schemas.openxmlformats.org/drawingml/2006/wordprocessingDrawing" xmlns:w10="urn:schemas-microsoft-com:office:word" xmlns:w="http://schemas.openxmlformats.org/wordprocessingml/2006/main" xmlns:w14="http://schemas.microsoft.com/office/word/2010/wordml" xmlns:w15="http://schemas.microsoft.com/office/word/2012/wordml" xmlns:w16cex="http://schemas.microsoft.com/office/word/2018/wordml/cex" xmlns:w16cid="http://schemas.microsoft.com/office/word/2016/wordml/cid" xmlns:w16="http://schemas.microsoft.com/office/word/2018/wordml" xmlns:w16du="http://schemas.microsoft.com/office/word/2023/wordml/word16du" xmlns:w16sdtdh="http://schemas.microsoft.com/office/word/2020/wordml/sdtdatahash" xmlns:w16sdtfl="http://schemas.microsoft.com/office/word/2024/wordml/sdtformatlock" xmlns:w16se="http://schemas.microsoft.com/office/word/2015/wordml/symex" xmlns:wpg="http://schemas.microsoft.com/office/word/2010/wordprocessingGroup" xmlns:wpi="http://schemas.microsoft.com/office/word/2010/wordprocessingInk" xmlns:wne="http://schemas.microsoft.com/office/word/2006/wordml" xmlns:wps="http://schemas.microsoft.com/office/word/2010/wordprocessingShape" mc:Ignorable="w14 w15 w16se w16cid w16 w16cex w16sdtdh w16sdtfl w16du wp14">
   <w:body>
     <w:p>
       <w:pPr>
-        <w:pStyle w:val="Title"/>
-      </w:pPr>
-      <w:r>
-        <w:rPr>
-          <w:rFonts w:hint="eastAsia"/>
-        </w:rPr>
-        <w:t xml:space="preserve">00-主索引-初中学习低分重建完整指南</w:t>
-      </w:r>
-    </w:p>
-    <w:bookmarkStart w:id="54" w:name="初中学习低分重建完整指南"/>
-    <w:p>
-      <w:pPr>
-        <w:pStyle w:val="Heading1"/>
-      </w:pPr>
-      <w:r>
-        <w:rPr>
-          <w:rFonts w:hint="eastAsia"/>
-        </w:rPr>
-        <w:t xml:space="preserve">初中学习低分重建完整指南</w:t>
-      </w:r>
-    </w:p>
-    <w:bookmarkStart w:id="44" w:name="文档导航"/>
-    <w:p>
-      <w:pPr>
-        <w:pStyle w:val="Heading2"/>
-      </w:pPr>
-      <w:r>
-        <w:t xml:space="preserve">📚 </w:t>
-      </w:r>
-      <w:r>
-        <w:rPr>
-          <w:rFonts w:hint="eastAsia"/>
-        </w:rPr>
-        <w:t xml:space="preserve">文档导航</w:t>
-      </w:r>
-    </w:p>
-    <w:bookmarkStart w:id="25" w:name="核心指导文档"/>
-    <w:p>
-      <w:pPr>
-        <w:pStyle w:val="Heading3"/>
-      </w:pPr>
-      <w:r>
-        <w:t xml:space="preserve">🎯 </w:t>
-      </w:r>
-      <w:r>
-        <w:rPr>
-          <w:rFonts w:hint="eastAsia"/>
-        </w:rPr>
-        <w:t xml:space="preserve">核心指导文档</w:t>
+        <w:pStyle w:val="a4"/>
+      </w:pPr>
+      <w:r>
+        <w:rPr>
+          <w:rFonts w:hint="eastAsia"/>
+        </w:rPr>
+        <w:t>00-</w:t>
+      </w:r>
+      <w:r>
+        <w:rPr>
+          <w:rFonts w:hint="eastAsia"/>
+        </w:rPr>
+        <w:t>主索引</w:t>
+      </w:r>
+      <w:r>
+        <w:rPr>
+          <w:rFonts w:hint="eastAsia"/>
+        </w:rPr>
+        <w:t>-</w:t>
+      </w:r>
+      <w:r>
+        <w:rPr>
+          <w:rFonts w:hint="eastAsia"/>
+        </w:rPr>
+        <w:t>初中学习低分重建完整指南</w:t>
+      </w:r>
+    </w:p>
+    <w:p>
+      <w:pPr>
+        <w:pStyle w:val="1"/>
+      </w:pPr>
+      <w:bookmarkStart w:id="0" w:name="初中学习低分重建完整指南"/>
+      <w:r>
+        <w:rPr>
+          <w:rFonts w:hint="eastAsia"/>
+        </w:rPr>
+        <w:t>初中学习低分重建完整指南</w:t>
+      </w:r>
+    </w:p>
+    <w:p>
+      <w:pPr>
+        <w:pStyle w:val="2"/>
+      </w:pPr>
+      <w:bookmarkStart w:id="1" w:name="文档导航"/>
+      <w:r>
+        <w:t>📚</w:t>
+      </w:r>
+      <w:r>
+        <w:t xml:space="preserve"> </w:t>
+      </w:r>
+      <w:r>
+        <w:rPr>
+          <w:rFonts w:hint="eastAsia"/>
+        </w:rPr>
+        <w:t>文档导航</w:t>
+      </w:r>
+    </w:p>
+    <w:p>
+      <w:pPr>
+        <w:pStyle w:val="3"/>
+      </w:pPr>
+      <w:bookmarkStart w:id="2" w:name="核心指导文档"/>
+      <w:r>
+        <w:t>🎯</w:t>
+      </w:r>
+      <w:r>
+        <w:t xml:space="preserve"> </w:t>
+      </w:r>
+      <w:r>
+        <w:rPr>
+          <w:rFonts w:hint="eastAsia"/>
+        </w:rPr>
+        <w:t>核心指导文档</w:t>
       </w:r>
     </w:p>
     <w:p>
@@ -60,16 +84,37 @@
         <w:pStyle w:val="Compact"/>
         <w:numPr>
           <w:ilvl w:val="0"/>
-          <w:numId w:val="1001"/>
+          <w:numId w:val="2"/>
         </w:numPr>
       </w:pPr>
-      <w:hyperlink r:id="rId20">
-        <w:r>
-          <w:rPr>
-            <w:rStyle w:val="Hyperlink"/>
-            <w:rFonts w:hint="eastAsia"/>
-          </w:rPr>
-          <w:t xml:space="preserve">01-家庭教育指导-父母沟通策略与心理建设</w:t>
+      <w:hyperlink r:id="rId7">
+        <w:r>
+          <w:rPr>
+            <w:rStyle w:val="af"/>
+            <w:rFonts w:hint="eastAsia"/>
+          </w:rPr>
+          <w:t>01-</w:t>
+        </w:r>
+        <w:r>
+          <w:rPr>
+            <w:rStyle w:val="af"/>
+            <w:rFonts w:hint="eastAsia"/>
+          </w:rPr>
+          <w:t>家庭教育指导</w:t>
+        </w:r>
+        <w:r>
+          <w:rPr>
+            <w:rStyle w:val="af"/>
+            <w:rFonts w:hint="eastAsia"/>
+          </w:rPr>
+          <w:t>-</w:t>
+        </w:r>
+        <w:r>
+          <w:rPr>
+            <w:rStyle w:val="af"/>
+            <w:rFonts w:hint="eastAsia"/>
+          </w:rPr>
+          <w:t>父母沟通策略与心理建设</w:t>
         </w:r>
       </w:hyperlink>
     </w:p>
@@ -78,16 +123,37 @@
         <w:pStyle w:val="Compact"/>
         <w:numPr>
           <w:ilvl w:val="0"/>
-          <w:numId w:val="1001"/>
+          <w:numId w:val="2"/>
         </w:numPr>
       </w:pPr>
-      <w:hyperlink r:id="rId21">
-        <w:r>
-          <w:rPr>
-            <w:rStyle w:val="Hyperlink"/>
-            <w:rFonts w:hint="eastAsia"/>
-          </w:rPr>
-          <w:t xml:space="preserve">02-时间管理与学习计划-8个月冲刺方案</w:t>
+      <w:hyperlink r:id="rId8">
+        <w:r>
+          <w:rPr>
+            <w:rStyle w:val="af"/>
+            <w:rFonts w:hint="eastAsia"/>
+          </w:rPr>
+          <w:t>02-</w:t>
+        </w:r>
+        <w:r>
+          <w:rPr>
+            <w:rStyle w:val="af"/>
+            <w:rFonts w:hint="eastAsia"/>
+          </w:rPr>
+          <w:t>时间管理与学习计划</w:t>
+        </w:r>
+        <w:r>
+          <w:rPr>
+            <w:rStyle w:val="af"/>
+            <w:rFonts w:hint="eastAsia"/>
+          </w:rPr>
+          <w:t>-8</w:t>
+        </w:r>
+        <w:r>
+          <w:rPr>
+            <w:rStyle w:val="af"/>
+            <w:rFonts w:hint="eastAsia"/>
+          </w:rPr>
+          <w:t>个月冲刺方案</w:t>
         </w:r>
       </w:hyperlink>
     </w:p>
@@ -96,16 +162,37 @@
         <w:pStyle w:val="Compact"/>
         <w:numPr>
           <w:ilvl w:val="0"/>
-          <w:numId w:val="1001"/>
+          <w:numId w:val="2"/>
         </w:numPr>
       </w:pPr>
-      <w:hyperlink r:id="rId22">
-        <w:r>
-          <w:rPr>
-            <w:rStyle w:val="Hyperlink"/>
-            <w:rFonts w:hint="eastAsia"/>
-          </w:rPr>
-          <w:t xml:space="preserve">10-学习障碍深度诊断-7大核心问题解决方案</w:t>
+      <w:hyperlink r:id="rId9">
+        <w:r>
+          <w:rPr>
+            <w:rStyle w:val="af"/>
+            <w:rFonts w:hint="eastAsia"/>
+          </w:rPr>
+          <w:t>10-</w:t>
+        </w:r>
+        <w:r>
+          <w:rPr>
+            <w:rStyle w:val="af"/>
+            <w:rFonts w:hint="eastAsia"/>
+          </w:rPr>
+          <w:t>学习障碍深度诊断</w:t>
+        </w:r>
+        <w:r>
+          <w:rPr>
+            <w:rStyle w:val="af"/>
+            <w:rFonts w:hint="eastAsia"/>
+          </w:rPr>
+          <w:t>-7</w:t>
+        </w:r>
+        <w:r>
+          <w:rPr>
+            <w:rStyle w:val="af"/>
+            <w:rFonts w:hint="eastAsia"/>
+          </w:rPr>
+          <w:t>大核心问题解决方案</w:t>
         </w:r>
       </w:hyperlink>
     </w:p>
@@ -114,16 +201,37 @@
         <w:pStyle w:val="Compact"/>
         <w:numPr>
           <w:ilvl w:val="0"/>
-          <w:numId w:val="1001"/>
+          <w:numId w:val="2"/>
         </w:numPr>
       </w:pPr>
-      <w:hyperlink r:id="rId23">
-        <w:r>
-          <w:rPr>
-            <w:rStyle w:val="Hyperlink"/>
-            <w:rFonts w:hint="eastAsia"/>
-          </w:rPr>
-          <w:t xml:space="preserve">12-作业处理与师生沟通-实用话术与应急策略</w:t>
+      <w:hyperlink r:id="rId10">
+        <w:r>
+          <w:rPr>
+            <w:rStyle w:val="af"/>
+            <w:rFonts w:hint="eastAsia"/>
+          </w:rPr>
+          <w:t>12-</w:t>
+        </w:r>
+        <w:r>
+          <w:rPr>
+            <w:rStyle w:val="af"/>
+            <w:rFonts w:hint="eastAsia"/>
+          </w:rPr>
+          <w:t>作业处理与师生沟通</w:t>
+        </w:r>
+        <w:r>
+          <w:rPr>
+            <w:rStyle w:val="af"/>
+            <w:rFonts w:hint="eastAsia"/>
+          </w:rPr>
+          <w:t>-</w:t>
+        </w:r>
+        <w:r>
+          <w:rPr>
+            <w:rStyle w:val="af"/>
+            <w:rFonts w:hint="eastAsia"/>
+          </w:rPr>
+          <w:t>实用话术与应急策略</w:t>
         </w:r>
       </w:hyperlink>
     </w:p>
@@ -132,33 +240,57 @@
         <w:pStyle w:val="Compact"/>
         <w:numPr>
           <w:ilvl w:val="0"/>
-          <w:numId w:val="1001"/>
+          <w:numId w:val="2"/>
         </w:numPr>
       </w:pPr>
-      <w:hyperlink r:id="rId24">
-        <w:r>
-          <w:rPr>
-            <w:rStyle w:val="Hyperlink"/>
-            <w:rFonts w:hint="eastAsia"/>
-          </w:rPr>
-          <w:t xml:space="preserve">08-应急策略指南-考试焦虑与危机处理</w:t>
+      <w:hyperlink r:id="rId11">
+        <w:r>
+          <w:rPr>
+            <w:rStyle w:val="af"/>
+            <w:rFonts w:hint="eastAsia"/>
+          </w:rPr>
+          <w:t>08-</w:t>
+        </w:r>
+        <w:r>
+          <w:rPr>
+            <w:rStyle w:val="af"/>
+            <w:rFonts w:hint="eastAsia"/>
+          </w:rPr>
+          <w:t>应急策略指南</w:t>
+        </w:r>
+        <w:r>
+          <w:rPr>
+            <w:rStyle w:val="af"/>
+            <w:rFonts w:hint="eastAsia"/>
+          </w:rPr>
+          <w:t>-</w:t>
+        </w:r>
+        <w:r>
+          <w:rPr>
+            <w:rStyle w:val="af"/>
+            <w:rFonts w:hint="eastAsia"/>
+          </w:rPr>
+          <w:t>考试焦虑与危机处理</w:t>
         </w:r>
       </w:hyperlink>
     </w:p>
-    <w:bookmarkEnd w:id="25"/>
-    <w:bookmarkStart w:id="32" w:name="各科目学习指南"/>
-    <w:p>
-      <w:pPr>
-        <w:pStyle w:val="Heading3"/>
-      </w:pPr>
-      <w:r>
-        <w:t xml:space="preserve">📖 </w:t>
-      </w:r>
-      <w:r>
-        <w:rPr>
-          <w:rFonts w:hint="eastAsia"/>
-        </w:rPr>
-        <w:t xml:space="preserve">各科目学习指南</w:t>
+    <w:p>
+      <w:pPr>
+        <w:pStyle w:val="3"/>
+      </w:pPr>
+      <w:bookmarkStart w:id="3" w:name="各科目学习指南"/>
+      <w:bookmarkEnd w:id="2"/>
+      <w:r>
+        <w:t>📖</w:t>
+      </w:r>
+      <w:r>
+        <w:t xml:space="preserve"> </w:t>
+      </w:r>
+      <w:r>
+        <w:rPr>
+          <w:rFonts w:hint="eastAsia"/>
+        </w:rPr>
+        <w:t>各科目学习指南</w:t>
       </w:r>
     </w:p>
     <w:p>
@@ -166,16 +298,37 @@
         <w:pStyle w:val="Compact"/>
         <w:numPr>
           <w:ilvl w:val="0"/>
-          <w:numId w:val="1002"/>
+          <w:numId w:val="3"/>
         </w:numPr>
       </w:pPr>
-      <w:hyperlink r:id="rId26">
-        <w:r>
-          <w:rPr>
-            <w:rStyle w:val="Hyperlink"/>
-            <w:rFonts w:hint="eastAsia"/>
-          </w:rPr>
-          <w:t xml:space="preserve">03-数学科目学习指南-从基础到突破</w:t>
+      <w:hyperlink r:id="rId12">
+        <w:r>
+          <w:rPr>
+            <w:rStyle w:val="af"/>
+            <w:rFonts w:hint="eastAsia"/>
+          </w:rPr>
+          <w:t>03-</w:t>
+        </w:r>
+        <w:r>
+          <w:rPr>
+            <w:rStyle w:val="af"/>
+            <w:rFonts w:hint="eastAsia"/>
+          </w:rPr>
+          <w:t>数学科目学习指南</w:t>
+        </w:r>
+        <w:r>
+          <w:rPr>
+            <w:rStyle w:val="af"/>
+            <w:rFonts w:hint="eastAsia"/>
+          </w:rPr>
+          <w:t>-</w:t>
+        </w:r>
+        <w:r>
+          <w:rPr>
+            <w:rStyle w:val="af"/>
+            <w:rFonts w:hint="eastAsia"/>
+          </w:rPr>
+          <w:t>从基础到突破</w:t>
         </w:r>
       </w:hyperlink>
     </w:p>
@@ -184,16 +337,37 @@
         <w:pStyle w:val="Compact"/>
         <w:numPr>
           <w:ilvl w:val="0"/>
-          <w:numId w:val="1002"/>
+          <w:numId w:val="3"/>
         </w:numPr>
       </w:pPr>
-      <w:hyperlink r:id="rId27">
-        <w:r>
-          <w:rPr>
-            <w:rStyle w:val="Hyperlink"/>
-            <w:rFonts w:hint="eastAsia"/>
-          </w:rPr>
-          <w:t xml:space="preserve">04-物理科目学习指南-概念理解与实验突破</w:t>
+      <w:hyperlink r:id="rId13">
+        <w:r>
+          <w:rPr>
+            <w:rStyle w:val="af"/>
+            <w:rFonts w:hint="eastAsia"/>
+          </w:rPr>
+          <w:t>04-</w:t>
+        </w:r>
+        <w:r>
+          <w:rPr>
+            <w:rStyle w:val="af"/>
+            <w:rFonts w:hint="eastAsia"/>
+          </w:rPr>
+          <w:t>物理科目学习指南</w:t>
+        </w:r>
+        <w:r>
+          <w:rPr>
+            <w:rStyle w:val="af"/>
+            <w:rFonts w:hint="eastAsia"/>
+          </w:rPr>
+          <w:t>-</w:t>
+        </w:r>
+        <w:r>
+          <w:rPr>
+            <w:rStyle w:val="af"/>
+            <w:rFonts w:hint="eastAsia"/>
+          </w:rPr>
+          <w:t>概念理解与实验突破</w:t>
         </w:r>
       </w:hyperlink>
     </w:p>
@@ -202,16 +376,37 @@
         <w:pStyle w:val="Compact"/>
         <w:numPr>
           <w:ilvl w:val="0"/>
-          <w:numId w:val="1002"/>
+          <w:numId w:val="3"/>
         </w:numPr>
       </w:pPr>
-      <w:hyperlink r:id="rId28">
-        <w:r>
-          <w:rPr>
-            <w:rStyle w:val="Hyperlink"/>
-            <w:rFonts w:hint="eastAsia"/>
-          </w:rPr>
-          <w:t xml:space="preserve">05-英语科目学习指南-词汇语法与技能突破</w:t>
+      <w:hyperlink r:id="rId14">
+        <w:r>
+          <w:rPr>
+            <w:rStyle w:val="af"/>
+            <w:rFonts w:hint="eastAsia"/>
+          </w:rPr>
+          <w:t>05-</w:t>
+        </w:r>
+        <w:r>
+          <w:rPr>
+            <w:rStyle w:val="af"/>
+            <w:rFonts w:hint="eastAsia"/>
+          </w:rPr>
+          <w:t>英语科目学习指南</w:t>
+        </w:r>
+        <w:r>
+          <w:rPr>
+            <w:rStyle w:val="af"/>
+            <w:rFonts w:hint="eastAsia"/>
+          </w:rPr>
+          <w:t>-</w:t>
+        </w:r>
+        <w:r>
+          <w:rPr>
+            <w:rStyle w:val="af"/>
+            <w:rFonts w:hint="eastAsia"/>
+          </w:rPr>
+          <w:t>词汇语法与技能突破</w:t>
         </w:r>
       </w:hyperlink>
     </w:p>
@@ -220,16 +415,37 @@
         <w:pStyle w:val="Compact"/>
         <w:numPr>
           <w:ilvl w:val="0"/>
-          <w:numId w:val="1002"/>
+          <w:numId w:val="3"/>
         </w:numPr>
       </w:pPr>
-      <w:hyperlink r:id="rId29">
-        <w:r>
-          <w:rPr>
-            <w:rStyle w:val="Hyperlink"/>
-            <w:rFonts w:hint="eastAsia"/>
-          </w:rPr>
-          <w:t xml:space="preserve">07-政治历史科目学习指南-记忆技巧与答题策略</w:t>
+      <w:hyperlink r:id="rId15">
+        <w:r>
+          <w:rPr>
+            <w:rStyle w:val="af"/>
+            <w:rFonts w:hint="eastAsia"/>
+          </w:rPr>
+          <w:t>07-</w:t>
+        </w:r>
+        <w:r>
+          <w:rPr>
+            <w:rStyle w:val="af"/>
+            <w:rFonts w:hint="eastAsia"/>
+          </w:rPr>
+          <w:t>政治历史科目学习指南</w:t>
+        </w:r>
+        <w:r>
+          <w:rPr>
+            <w:rStyle w:val="af"/>
+            <w:rFonts w:hint="eastAsia"/>
+          </w:rPr>
+          <w:t>-</w:t>
+        </w:r>
+        <w:r>
+          <w:rPr>
+            <w:rStyle w:val="af"/>
+            <w:rFonts w:hint="eastAsia"/>
+          </w:rPr>
+          <w:t>记忆技巧与答题策略</w:t>
         </w:r>
       </w:hyperlink>
     </w:p>
@@ -238,16 +454,37 @@
         <w:pStyle w:val="Compact"/>
         <w:numPr>
           <w:ilvl w:val="0"/>
-          <w:numId w:val="1002"/>
+          <w:numId w:val="3"/>
         </w:numPr>
       </w:pPr>
-      <w:hyperlink r:id="rId30">
-        <w:r>
-          <w:rPr>
-            <w:rStyle w:val="Hyperlink"/>
-            <w:rFonts w:hint="eastAsia"/>
-          </w:rPr>
-          <w:t xml:space="preserve">11-化学科目学习指南-方程式与应用专题</w:t>
+      <w:hyperlink r:id="rId16">
+        <w:r>
+          <w:rPr>
+            <w:rStyle w:val="af"/>
+            <w:rFonts w:hint="eastAsia"/>
+          </w:rPr>
+          <w:t>11-</w:t>
+        </w:r>
+        <w:r>
+          <w:rPr>
+            <w:rStyle w:val="af"/>
+            <w:rFonts w:hint="eastAsia"/>
+          </w:rPr>
+          <w:t>化学科目学习指南</w:t>
+        </w:r>
+        <w:r>
+          <w:rPr>
+            <w:rStyle w:val="af"/>
+            <w:rFonts w:hint="eastAsia"/>
+          </w:rPr>
+          <w:t>-</w:t>
+        </w:r>
+        <w:r>
+          <w:rPr>
+            <w:rStyle w:val="af"/>
+            <w:rFonts w:hint="eastAsia"/>
+          </w:rPr>
+          <w:t>方程式与应用专题</w:t>
         </w:r>
       </w:hyperlink>
     </w:p>
@@ -256,33 +493,57 @@
         <w:pStyle w:val="Compact"/>
         <w:numPr>
           <w:ilvl w:val="0"/>
-          <w:numId w:val="1002"/>
+          <w:numId w:val="3"/>
         </w:numPr>
       </w:pPr>
-      <w:hyperlink r:id="rId31">
-        <w:r>
-          <w:rPr>
-            <w:rStyle w:val="Hyperlink"/>
-            <w:rFonts w:hint="eastAsia"/>
-          </w:rPr>
-          <w:t xml:space="preserve">13-语文学科学习指南-阅读与写作能力突破</w:t>
+      <w:hyperlink r:id="rId17">
+        <w:r>
+          <w:rPr>
+            <w:rStyle w:val="af"/>
+            <w:rFonts w:hint="eastAsia"/>
+          </w:rPr>
+          <w:t>13-</w:t>
+        </w:r>
+        <w:r>
+          <w:rPr>
+            <w:rStyle w:val="af"/>
+            <w:rFonts w:hint="eastAsia"/>
+          </w:rPr>
+          <w:t>语文学科学习指南</w:t>
+        </w:r>
+        <w:r>
+          <w:rPr>
+            <w:rStyle w:val="af"/>
+            <w:rFonts w:hint="eastAsia"/>
+          </w:rPr>
+          <w:t>-</w:t>
+        </w:r>
+        <w:r>
+          <w:rPr>
+            <w:rStyle w:val="af"/>
+            <w:rFonts w:hint="eastAsia"/>
+          </w:rPr>
+          <w:t>阅读与写作能力突破</w:t>
         </w:r>
       </w:hyperlink>
     </w:p>
-    <w:bookmarkEnd w:id="32"/>
-    <w:bookmarkStart w:id="35" w:name="资源与工具"/>
-    <w:p>
-      <w:pPr>
-        <w:pStyle w:val="Heading3"/>
-      </w:pPr>
-      <w:r>
-        <w:t xml:space="preserve">📋 </w:t>
-      </w:r>
-      <w:r>
-        <w:rPr>
-          <w:rFonts w:hint="eastAsia"/>
-        </w:rPr>
-        <w:t xml:space="preserve">资源与工具</w:t>
+    <w:p>
+      <w:pPr>
+        <w:pStyle w:val="3"/>
+      </w:pPr>
+      <w:bookmarkStart w:id="4" w:name="资源与工具"/>
+      <w:bookmarkEnd w:id="3"/>
+      <w:r>
+        <w:t>📋</w:t>
+      </w:r>
+      <w:r>
+        <w:t xml:space="preserve"> </w:t>
+      </w:r>
+      <w:r>
+        <w:rPr>
+          <w:rFonts w:hint="eastAsia"/>
+        </w:rPr>
+        <w:t>资源与工具</w:t>
       </w:r>
     </w:p>
     <w:p>
@@ -290,16 +551,37 @@
         <w:pStyle w:val="Compact"/>
         <w:numPr>
           <w:ilvl w:val="0"/>
-          <w:numId w:val="1003"/>
+          <w:numId w:val="4"/>
         </w:numPr>
       </w:pPr>
-      <w:hyperlink r:id="rId33">
-        <w:r>
-          <w:rPr>
-            <w:rStyle w:val="Hyperlink"/>
-            <w:rFonts w:hint="eastAsia"/>
-          </w:rPr>
-          <w:t xml:space="preserve">06-学习资源汇总-工具书籍与在线平台</w:t>
+      <w:hyperlink r:id="rId18">
+        <w:r>
+          <w:rPr>
+            <w:rStyle w:val="af"/>
+            <w:rFonts w:hint="eastAsia"/>
+          </w:rPr>
+          <w:t>06-</w:t>
+        </w:r>
+        <w:r>
+          <w:rPr>
+            <w:rStyle w:val="af"/>
+            <w:rFonts w:hint="eastAsia"/>
+          </w:rPr>
+          <w:t>学习资源汇总</w:t>
+        </w:r>
+        <w:r>
+          <w:rPr>
+            <w:rStyle w:val="af"/>
+            <w:rFonts w:hint="eastAsia"/>
+          </w:rPr>
+          <w:t>-</w:t>
+        </w:r>
+        <w:r>
+          <w:rPr>
+            <w:rStyle w:val="af"/>
+            <w:rFonts w:hint="eastAsia"/>
+          </w:rPr>
+          <w:t>工具书籍与在线平台</w:t>
         </w:r>
       </w:hyperlink>
     </w:p>
@@ -308,33 +590,57 @@
         <w:pStyle w:val="Compact"/>
         <w:numPr>
           <w:ilvl w:val="0"/>
-          <w:numId w:val="1003"/>
+          <w:numId w:val="4"/>
         </w:numPr>
       </w:pPr>
-      <w:hyperlink r:id="rId34">
-        <w:r>
-          <w:rPr>
-            <w:rStyle w:val="Hyperlink"/>
-            <w:rFonts w:hint="eastAsia"/>
-          </w:rPr>
-          <w:t xml:space="preserve">09-辅导班选择与免费替代方案-决策指南</w:t>
+      <w:hyperlink r:id="rId19">
+        <w:r>
+          <w:rPr>
+            <w:rStyle w:val="af"/>
+            <w:rFonts w:hint="eastAsia"/>
+          </w:rPr>
+          <w:t>09-</w:t>
+        </w:r>
+        <w:r>
+          <w:rPr>
+            <w:rStyle w:val="af"/>
+            <w:rFonts w:hint="eastAsia"/>
+          </w:rPr>
+          <w:t>辅导班选择与免费替代方案</w:t>
+        </w:r>
+        <w:r>
+          <w:rPr>
+            <w:rStyle w:val="af"/>
+            <w:rFonts w:hint="eastAsia"/>
+          </w:rPr>
+          <w:t>-</w:t>
+        </w:r>
+        <w:r>
+          <w:rPr>
+            <w:rStyle w:val="af"/>
+            <w:rFonts w:hint="eastAsia"/>
+          </w:rPr>
+          <w:t>决策指南</w:t>
         </w:r>
       </w:hyperlink>
     </w:p>
-    <w:bookmarkEnd w:id="35"/>
-    <w:bookmarkStart w:id="43" w:name="图表与流程"/>
-    <w:p>
-      <w:pPr>
-        <w:pStyle w:val="Heading3"/>
-      </w:pPr>
-      <w:r>
-        <w:t xml:space="preserve">📊 </w:t>
-      </w:r>
-      <w:r>
-        <w:rPr>
-          <w:rFonts w:hint="eastAsia"/>
-        </w:rPr>
-        <w:t xml:space="preserve">图表与流程</w:t>
+    <w:p>
+      <w:pPr>
+        <w:pStyle w:val="3"/>
+      </w:pPr>
+      <w:bookmarkStart w:id="5" w:name="图表与流程"/>
+      <w:bookmarkEnd w:id="4"/>
+      <w:r>
+        <w:t>📊</w:t>
+      </w:r>
+      <w:r>
+        <w:t xml:space="preserve"> </w:t>
+      </w:r>
+      <w:r>
+        <w:rPr>
+          <w:rFonts w:hint="eastAsia"/>
+        </w:rPr>
+        <w:t>图表与流程</w:t>
       </w:r>
     </w:p>
     <w:p>
@@ -342,16 +648,23 @@
         <w:pStyle w:val="Compact"/>
         <w:numPr>
           <w:ilvl w:val="0"/>
-          <w:numId w:val="1004"/>
+          <w:numId w:val="5"/>
         </w:numPr>
       </w:pPr>
-      <w:hyperlink r:id="rId36">
-        <w:r>
-          <w:rPr>
-            <w:rStyle w:val="Hyperlink"/>
-            <w:rFonts w:hint="eastAsia"/>
-          </w:rPr>
-          <w:t xml:space="preserve">8个月学习时间轴</w:t>
+      <w:hyperlink r:id="rId20">
+        <w:r>
+          <w:rPr>
+            <w:rStyle w:val="af"/>
+            <w:rFonts w:hint="eastAsia"/>
+          </w:rPr>
+          <w:t>8</w:t>
+        </w:r>
+        <w:r>
+          <w:rPr>
+            <w:rStyle w:val="af"/>
+            <w:rFonts w:hint="eastAsia"/>
+          </w:rPr>
+          <w:t>个月学习时间轴</w:t>
         </w:r>
       </w:hyperlink>
     </w:p>
@@ -360,16 +673,16 @@
         <w:pStyle w:val="Compact"/>
         <w:numPr>
           <w:ilvl w:val="0"/>
-          <w:numId w:val="1004"/>
+          <w:numId w:val="5"/>
         </w:numPr>
       </w:pPr>
-      <w:hyperlink r:id="rId37">
-        <w:r>
-          <w:rPr>
-            <w:rStyle w:val="Hyperlink"/>
-            <w:rFonts w:hint="eastAsia"/>
-          </w:rPr>
-          <w:t xml:space="preserve">学习效果评估流程图</w:t>
+      <w:hyperlink r:id="rId21">
+        <w:r>
+          <w:rPr>
+            <w:rStyle w:val="af"/>
+            <w:rFonts w:hint="eastAsia"/>
+          </w:rPr>
+          <w:t>学习效果评估流程图</w:t>
         </w:r>
       </w:hyperlink>
     </w:p>
@@ -378,16 +691,16 @@
         <w:pStyle w:val="Compact"/>
         <w:numPr>
           <w:ilvl w:val="0"/>
-          <w:numId w:val="1004"/>
+          <w:numId w:val="5"/>
         </w:numPr>
       </w:pPr>
-      <w:hyperlink r:id="rId38">
-        <w:r>
-          <w:rPr>
-            <w:rStyle w:val="Hyperlink"/>
-            <w:rFonts w:hint="eastAsia"/>
-          </w:rPr>
-          <w:t xml:space="preserve">学习效率提升技巧图</w:t>
+      <w:hyperlink r:id="rId22">
+        <w:r>
+          <w:rPr>
+            <w:rStyle w:val="af"/>
+            <w:rFonts w:hint="eastAsia"/>
+          </w:rPr>
+          <w:t>学习效率提升技巧图</w:t>
         </w:r>
       </w:hyperlink>
     </w:p>
@@ -396,16 +709,16 @@
         <w:pStyle w:val="Compact"/>
         <w:numPr>
           <w:ilvl w:val="0"/>
-          <w:numId w:val="1004"/>
+          <w:numId w:val="5"/>
         </w:numPr>
       </w:pPr>
-      <w:hyperlink r:id="rId39">
-        <w:r>
-          <w:rPr>
-            <w:rStyle w:val="Hyperlink"/>
-            <w:rFonts w:hint="eastAsia"/>
-          </w:rPr>
-          <w:t xml:space="preserve">学科学习策略对比图</w:t>
+      <w:hyperlink r:id="rId23">
+        <w:r>
+          <w:rPr>
+            <w:rStyle w:val="af"/>
+            <w:rFonts w:hint="eastAsia"/>
+          </w:rPr>
+          <w:t>学科学习策略对比图</w:t>
         </w:r>
       </w:hyperlink>
     </w:p>
@@ -414,16 +727,16 @@
         <w:pStyle w:val="Compact"/>
         <w:numPr>
           <w:ilvl w:val="0"/>
-          <w:numId w:val="1004"/>
+          <w:numId w:val="5"/>
         </w:numPr>
       </w:pPr>
-      <w:hyperlink r:id="rId40">
-        <w:r>
-          <w:rPr>
-            <w:rStyle w:val="Hyperlink"/>
-            <w:rFonts w:hint="eastAsia"/>
-          </w:rPr>
-          <w:t xml:space="preserve">家庭教育沟通策略图</w:t>
+      <w:hyperlink r:id="rId24">
+        <w:r>
+          <w:rPr>
+            <w:rStyle w:val="af"/>
+            <w:rFonts w:hint="eastAsia"/>
+          </w:rPr>
+          <w:t>家庭教育沟通策略图</w:t>
         </w:r>
       </w:hyperlink>
     </w:p>
@@ -432,16 +745,16 @@
         <w:pStyle w:val="Compact"/>
         <w:numPr>
           <w:ilvl w:val="0"/>
-          <w:numId w:val="1004"/>
+          <w:numId w:val="5"/>
         </w:numPr>
       </w:pPr>
-      <w:hyperlink r:id="rId41">
-        <w:r>
-          <w:rPr>
-            <w:rStyle w:val="Hyperlink"/>
-            <w:rFonts w:hint="eastAsia"/>
-          </w:rPr>
-          <w:t xml:space="preserve">应急处理流程图</w:t>
+      <w:hyperlink r:id="rId25">
+        <w:r>
+          <w:rPr>
+            <w:rStyle w:val="af"/>
+            <w:rFonts w:hint="eastAsia"/>
+          </w:rPr>
+          <w:t>应急处理流程图</w:t>
         </w:r>
       </w:hyperlink>
     </w:p>
@@ -450,46 +763,50 @@
         <w:pStyle w:val="Compact"/>
         <w:numPr>
           <w:ilvl w:val="0"/>
-          <w:numId w:val="1004"/>
+          <w:numId w:val="5"/>
         </w:numPr>
       </w:pPr>
-      <w:hyperlink r:id="rId42">
-        <w:r>
-          <w:rPr>
-            <w:rStyle w:val="Hyperlink"/>
-            <w:rFonts w:hint="eastAsia"/>
-          </w:rPr>
-          <w:t xml:space="preserve">数学知识体系重建图</w:t>
+      <w:hyperlink r:id="rId26">
+        <w:r>
+          <w:rPr>
+            <w:rStyle w:val="af"/>
+            <w:rFonts w:hint="eastAsia"/>
+          </w:rPr>
+          <w:t>数学知识体系重建图</w:t>
         </w:r>
       </w:hyperlink>
     </w:p>
-    <w:bookmarkEnd w:id="43"/>
-    <w:bookmarkEnd w:id="44"/>
-    <w:bookmarkStart w:id="48" w:name="紧急情况处理"/>
-    <w:p>
-      <w:pPr>
-        <w:pStyle w:val="Heading2"/>
-      </w:pPr>
-      <w:r>
-        <w:t xml:space="preserve">🚨 </w:t>
-      </w:r>
-      <w:r>
-        <w:rPr>
-          <w:rFonts w:hint="eastAsia"/>
-        </w:rPr>
-        <w:t xml:space="preserve">紧急情况处理</w:t>
-      </w:r>
-    </w:p>
-    <w:bookmarkStart w:id="45" w:name="当前问题诊断"/>
-    <w:p>
-      <w:pPr>
-        <w:pStyle w:val="Heading3"/>
-      </w:pPr>
-      <w:r>
-        <w:rPr>
-          <w:rFonts w:hint="eastAsia"/>
-        </w:rPr>
-        <w:t xml:space="preserve">当前问题诊断</w:t>
+    <w:p>
+      <w:pPr>
+        <w:pStyle w:val="2"/>
+      </w:pPr>
+      <w:bookmarkStart w:id="6" w:name="紧急情况处理"/>
+      <w:bookmarkEnd w:id="5"/>
+      <w:bookmarkEnd w:id="1"/>
+      <w:r>
+        <w:lastRenderedPageBreak/>
+        <w:t>🚨</w:t>
+      </w:r>
+      <w:r>
+        <w:t xml:space="preserve"> </w:t>
+      </w:r>
+      <w:r>
+        <w:rPr>
+          <w:rFonts w:hint="eastAsia"/>
+        </w:rPr>
+        <w:t>紧急情况处理</w:t>
+      </w:r>
+    </w:p>
+    <w:p>
+      <w:pPr>
+        <w:pStyle w:val="3"/>
+      </w:pPr>
+      <w:bookmarkStart w:id="7" w:name="当前问题诊断"/>
+      <w:r>
+        <w:rPr>
+          <w:rFonts w:hint="eastAsia"/>
+        </w:rPr>
+        <w:t>当前问题诊断</w:t>
       </w:r>
     </w:p>
     <w:p>
@@ -502,48 +819,63 @@
           <w:b/>
           <w:bCs/>
         </w:rPr>
-        <w:t xml:space="preserve">学生现状：</w:t>
-      </w:r>
-      <w:r>
-        <w:t xml:space="preserve"> </w:t>
-      </w:r>
-      <w:r>
-        <w:t xml:space="preserve">- </w:t>
-      </w:r>
-      <w:r>
-        <w:rPr>
-          <w:rFonts w:hint="eastAsia"/>
-        </w:rPr>
-        <w:t xml:space="preserve">语文、化学：80-90分（相对较好）</w:t>
-      </w:r>
-      <w:r>
-        <w:t xml:space="preserve"> </w:t>
-      </w:r>
-      <w:r>
-        <w:t xml:space="preserve">- </w:t>
-      </w:r>
-      <w:r>
-        <w:rPr>
-          <w:rFonts w:hint="eastAsia"/>
-        </w:rPr>
-        <w:t xml:space="preserve">数学、物理、英语、政治、历史：60-70分（急需提升）</w:t>
-      </w:r>
-      <w:r>
-        <w:t xml:space="preserve"> </w:t>
-      </w:r>
-      <w:r>
-        <w:t xml:space="preserve">- </w:t>
-      </w:r>
-      <w:r>
-        <w:rPr>
-          <w:rFonts w:hint="eastAsia"/>
-        </w:rPr>
-        <w:t xml:space="preserve">基础差、不理解、错误多、死记硬背、没思路、正反馈少</w:t>
-      </w:r>
-    </w:p>
-    <w:p>
-      <w:pPr>
-        <w:pStyle w:val="BodyText"/>
+        <w:t>学生现状：</w:t>
+      </w:r>
+      <w:r>
+        <w:t xml:space="preserve"> - </w:t>
+      </w:r>
+      <w:r>
+        <w:rPr>
+          <w:rFonts w:hint="eastAsia"/>
+        </w:rPr>
+        <w:t>语文、化学：</w:t>
+      </w:r>
+      <w:r>
+        <w:rPr>
+          <w:rFonts w:hint="eastAsia"/>
+        </w:rPr>
+        <w:t>80-90</w:t>
+      </w:r>
+      <w:r>
+        <w:rPr>
+          <w:rFonts w:hint="eastAsia"/>
+        </w:rPr>
+        <w:t>分（相对较好）</w:t>
+      </w:r>
+      <w:r>
+        <w:t xml:space="preserve"> - </w:t>
+      </w:r>
+      <w:r>
+        <w:rPr>
+          <w:rFonts w:hint="eastAsia"/>
+        </w:rPr>
+        <w:t>数学、物理、英语、政治、历史：</w:t>
+      </w:r>
+      <w:r>
+        <w:rPr>
+          <w:rFonts w:hint="eastAsia"/>
+        </w:rPr>
+        <w:t>60-70</w:t>
+      </w:r>
+      <w:r>
+        <w:rPr>
+          <w:rFonts w:hint="eastAsia"/>
+        </w:rPr>
+        <w:t>分（急需提升）</w:t>
+      </w:r>
+      <w:r>
+        <w:t xml:space="preserve"> - </w:t>
+      </w:r>
+      <w:r>
+        <w:rPr>
+          <w:rFonts w:hint="eastAsia"/>
+        </w:rPr>
+        <w:t>基础差、不理解、错误多、死记硬背、没思路、正反馈少</w:t>
+      </w:r>
+    </w:p>
+    <w:p>
+      <w:pPr>
+        <w:pStyle w:val="a0"/>
       </w:pPr>
       <w:r>
         <w:rPr>
@@ -551,264 +883,502 @@
           <w:b/>
           <w:bCs/>
         </w:rPr>
-        <w:t xml:space="preserve">家庭问题：</w:t>
+        <w:t>家庭问题：</w:t>
+      </w:r>
+      <w:r>
+        <w:t xml:space="preserve"> - </w:t>
+      </w:r>
+      <w:r>
+        <w:rPr>
+          <w:rFonts w:hint="eastAsia"/>
+        </w:rPr>
+        <w:t>父母教育理念分歧严重</w:t>
+      </w:r>
+      <w:r>
+        <w:t xml:space="preserve"> - </w:t>
+      </w:r>
+      <w:r>
+        <w:rPr>
+          <w:rFonts w:hint="eastAsia"/>
+        </w:rPr>
+        <w:t>母亲焦虑易发火，父亲过度放任</w:t>
+      </w:r>
+      <w:r>
+        <w:t xml:space="preserve"> - </w:t>
+      </w:r>
+      <w:r>
+        <w:rPr>
+          <w:rFonts w:hint="eastAsia"/>
+        </w:rPr>
+        <w:t>作业做不完形成恶性循环</w:t>
+      </w:r>
+      <w:r>
+        <w:t xml:space="preserve"> - </w:t>
+      </w:r>
+      <w:r>
+        <w:rPr>
+          <w:rFonts w:hint="eastAsia"/>
+        </w:rPr>
+        <w:t>孩子叛逆，缺乏学习动力</w:t>
+      </w:r>
+    </w:p>
+    <w:p>
+      <w:pPr>
+        <w:pStyle w:val="3"/>
+      </w:pPr>
+      <w:bookmarkStart w:id="8" w:name="个月目标设定"/>
+      <w:bookmarkEnd w:id="7"/>
+      <w:r>
+        <w:t>🎯</w:t>
       </w:r>
       <w:r>
         <w:t xml:space="preserve"> </w:t>
       </w:r>
       <w:r>
-        <w:t xml:space="preserve">- </w:t>
-      </w:r>
-      <w:r>
-        <w:rPr>
-          <w:rFonts w:hint="eastAsia"/>
-        </w:rPr>
-        <w:t xml:space="preserve">父母教育理念分歧严重</w:t>
+        <w:rPr>
+          <w:rFonts w:hint="eastAsia"/>
+        </w:rPr>
+        <w:t>8</w:t>
+      </w:r>
+      <w:r>
+        <w:rPr>
+          <w:rFonts w:hint="eastAsia"/>
+        </w:rPr>
+        <w:t>个月目标设定</w:t>
+      </w:r>
+    </w:p>
+    <w:p>
+      <w:pPr>
+        <w:pStyle w:val="SourceCode"/>
+      </w:pPr>
+      <w:r>
+        <w:rPr>
+          <w:rStyle w:val="VerbatimChar"/>
+        </w:rPr>
+        <w:t>graph TD</w:t>
+      </w:r>
+      <w:r>
+        <w:br/>
+      </w:r>
+      <w:r>
+        <w:rPr>
+          <w:rStyle w:val="VerbatimChar"/>
+        </w:rPr>
+        <w:t xml:space="preserve">    </w:t>
+      </w:r>
+      <w:r>
+        <w:rPr>
+          <w:rStyle w:val="VerbatimChar"/>
+          <w:rFonts w:hint="eastAsia"/>
+        </w:rPr>
+        <w:t>A[</w:t>
+      </w:r>
+      <w:r>
+        <w:rPr>
+          <w:rStyle w:val="VerbatimChar"/>
+          <w:rFonts w:hint="eastAsia"/>
+        </w:rPr>
+        <w:t>现状</w:t>
+      </w:r>
+      <w:r>
+        <w:rPr>
+          <w:rStyle w:val="VerbatimChar"/>
+          <w:rFonts w:hint="eastAsia"/>
+        </w:rPr>
+        <w:t>60-70</w:t>
+      </w:r>
+      <w:r>
+        <w:rPr>
+          <w:rStyle w:val="VerbatimChar"/>
+          <w:rFonts w:hint="eastAsia"/>
+        </w:rPr>
+        <w:t>分</w:t>
+      </w:r>
+      <w:r>
+        <w:rPr>
+          <w:rStyle w:val="VerbatimChar"/>
+          <w:rFonts w:hint="eastAsia"/>
+        </w:rPr>
+        <w:t>]</w:t>
+      </w:r>
+      <w:r>
+        <w:rPr>
+          <w:rStyle w:val="VerbatimChar"/>
+        </w:rPr>
+        <w:t xml:space="preserve"> --&gt; </w:t>
+      </w:r>
+      <w:r>
+        <w:rPr>
+          <w:rStyle w:val="VerbatimChar"/>
+          <w:rFonts w:hint="eastAsia"/>
+        </w:rPr>
+        <w:t>B[</w:t>
+      </w:r>
+      <w:r>
+        <w:rPr>
+          <w:rStyle w:val="VerbatimChar"/>
+          <w:rFonts w:hint="eastAsia"/>
+        </w:rPr>
+        <w:t>第一阶段</w:t>
+      </w:r>
+      <w:r>
+        <w:rPr>
+          <w:rStyle w:val="VerbatimChar"/>
+          <w:rFonts w:hint="eastAsia"/>
+        </w:rPr>
+        <w:t>11-1</w:t>
+      </w:r>
+      <w:r>
+        <w:rPr>
+          <w:rStyle w:val="VerbatimChar"/>
+          <w:rFonts w:hint="eastAsia"/>
+        </w:rPr>
+        <w:t>月</w:t>
+      </w:r>
+      <w:r>
+        <w:rPr>
+          <w:rStyle w:val="VerbatimChar"/>
+          <w:rFonts w:hint="eastAsia"/>
+        </w:rPr>
+        <w:t>]</w:t>
+      </w:r>
+      <w:r>
+        <w:br/>
+      </w:r>
+      <w:r>
+        <w:rPr>
+          <w:rStyle w:val="VerbatimChar"/>
+        </w:rPr>
+        <w:t xml:space="preserve">    B --&gt; </w:t>
+      </w:r>
+      <w:r>
+        <w:rPr>
+          <w:rStyle w:val="VerbatimChar"/>
+          <w:rFonts w:hint="eastAsia"/>
+        </w:rPr>
+        <w:t>C[</w:t>
+      </w:r>
+      <w:r>
+        <w:rPr>
+          <w:rStyle w:val="VerbatimChar"/>
+          <w:rFonts w:hint="eastAsia"/>
+        </w:rPr>
+        <w:t>目标</w:t>
+      </w:r>
+      <w:r>
+        <w:rPr>
+          <w:rStyle w:val="VerbatimChar"/>
+          <w:rFonts w:hint="eastAsia"/>
+        </w:rPr>
+        <w:t>75</w:t>
+      </w:r>
+      <w:r>
+        <w:rPr>
+          <w:rStyle w:val="VerbatimChar"/>
+          <w:rFonts w:hint="eastAsia"/>
+        </w:rPr>
+        <w:t>分以上</w:t>
+      </w:r>
+      <w:r>
+        <w:rPr>
+          <w:rStyle w:val="VerbatimChar"/>
+          <w:rFonts w:hint="eastAsia"/>
+        </w:rPr>
+        <w:t>]</w:t>
+      </w:r>
+      <w:r>
+        <w:br/>
+      </w:r>
+      <w:r>
+        <w:rPr>
+          <w:rStyle w:val="VerbatimChar"/>
+        </w:rPr>
+        <w:t xml:space="preserve">    C --&gt; </w:t>
+      </w:r>
+      <w:r>
+        <w:rPr>
+          <w:rStyle w:val="VerbatimChar"/>
+          <w:rFonts w:hint="eastAsia"/>
+        </w:rPr>
+        <w:t>D[</w:t>
+      </w:r>
+      <w:r>
+        <w:rPr>
+          <w:rStyle w:val="VerbatimChar"/>
+          <w:rFonts w:hint="eastAsia"/>
+        </w:rPr>
+        <w:t>第二阶段</w:t>
+      </w:r>
+      <w:r>
+        <w:rPr>
+          <w:rStyle w:val="VerbatimChar"/>
+          <w:rFonts w:hint="eastAsia"/>
+        </w:rPr>
+        <w:t>2-4</w:t>
+      </w:r>
+      <w:r>
+        <w:rPr>
+          <w:rStyle w:val="VerbatimChar"/>
+          <w:rFonts w:hint="eastAsia"/>
+        </w:rPr>
+        <w:t>月</w:t>
+      </w:r>
+      <w:r>
+        <w:rPr>
+          <w:rStyle w:val="VerbatimChar"/>
+          <w:rFonts w:hint="eastAsia"/>
+        </w:rPr>
+        <w:t>]</w:t>
+      </w:r>
+      <w:r>
+        <w:br/>
+      </w:r>
+      <w:r>
+        <w:rPr>
+          <w:rStyle w:val="VerbatimChar"/>
+        </w:rPr>
+        <w:t xml:space="preserve">    D --&gt; </w:t>
+      </w:r>
+      <w:r>
+        <w:rPr>
+          <w:rStyle w:val="VerbatimChar"/>
+          <w:rFonts w:hint="eastAsia"/>
+        </w:rPr>
+        <w:t>E[</w:t>
+      </w:r>
+      <w:r>
+        <w:rPr>
+          <w:rStyle w:val="VerbatimChar"/>
+          <w:rFonts w:hint="eastAsia"/>
+        </w:rPr>
+        <w:t>目标</w:t>
+      </w:r>
+      <w:r>
+        <w:rPr>
+          <w:rStyle w:val="VerbatimChar"/>
+          <w:rFonts w:hint="eastAsia"/>
+        </w:rPr>
+        <w:t>80</w:t>
+      </w:r>
+      <w:r>
+        <w:rPr>
+          <w:rStyle w:val="VerbatimChar"/>
+          <w:rFonts w:hint="eastAsia"/>
+        </w:rPr>
+        <w:t>分以上</w:t>
+      </w:r>
+      <w:r>
+        <w:rPr>
+          <w:rStyle w:val="VerbatimChar"/>
+          <w:rFonts w:hint="eastAsia"/>
+        </w:rPr>
+        <w:t>]</w:t>
+      </w:r>
+      <w:r>
+        <w:br/>
+      </w:r>
+      <w:r>
+        <w:rPr>
+          <w:rStyle w:val="VerbatimChar"/>
+        </w:rPr>
+        <w:t xml:space="preserve">    E --&gt; </w:t>
+      </w:r>
+      <w:r>
+        <w:rPr>
+          <w:rStyle w:val="VerbatimChar"/>
+          <w:rFonts w:hint="eastAsia"/>
+        </w:rPr>
+        <w:t>F[</w:t>
+      </w:r>
+      <w:r>
+        <w:rPr>
+          <w:rStyle w:val="VerbatimChar"/>
+          <w:rFonts w:hint="eastAsia"/>
+        </w:rPr>
+        <w:t>第三阶段</w:t>
+      </w:r>
+      <w:r>
+        <w:rPr>
+          <w:rStyle w:val="VerbatimChar"/>
+          <w:rFonts w:hint="eastAsia"/>
+        </w:rPr>
+        <w:t>5-6</w:t>
+      </w:r>
+      <w:r>
+        <w:rPr>
+          <w:rStyle w:val="VerbatimChar"/>
+          <w:rFonts w:hint="eastAsia"/>
+        </w:rPr>
+        <w:t>月</w:t>
+      </w:r>
+      <w:r>
+        <w:rPr>
+          <w:rStyle w:val="VerbatimChar"/>
+          <w:rFonts w:hint="eastAsia"/>
+        </w:rPr>
+        <w:t>]</w:t>
+      </w:r>
+      <w:r>
+        <w:br/>
+      </w:r>
+      <w:r>
+        <w:rPr>
+          <w:rStyle w:val="VerbatimChar"/>
+        </w:rPr>
+        <w:t xml:space="preserve">    F --&gt; </w:t>
+      </w:r>
+      <w:r>
+        <w:rPr>
+          <w:rStyle w:val="VerbatimChar"/>
+          <w:rFonts w:hint="eastAsia"/>
+        </w:rPr>
+        <w:t>G[</w:t>
+      </w:r>
+      <w:r>
+        <w:rPr>
+          <w:rStyle w:val="VerbatimChar"/>
+          <w:rFonts w:hint="eastAsia"/>
+        </w:rPr>
+        <w:t>中考目标</w:t>
+      </w:r>
+      <w:r>
+        <w:rPr>
+          <w:rStyle w:val="VerbatimChar"/>
+          <w:rFonts w:hint="eastAsia"/>
+        </w:rPr>
+        <w:t>85-90</w:t>
+      </w:r>
+      <w:r>
+        <w:rPr>
+          <w:rStyle w:val="VerbatimChar"/>
+          <w:rFonts w:hint="eastAsia"/>
+        </w:rPr>
+        <w:t>分</w:t>
+      </w:r>
+      <w:r>
+        <w:rPr>
+          <w:rStyle w:val="VerbatimChar"/>
+          <w:rFonts w:hint="eastAsia"/>
+        </w:rPr>
+        <w:t>]</w:t>
+      </w:r>
+      <w:r>
+        <w:br/>
+      </w:r>
+      <w:r>
+        <w:rPr>
+          <w:rStyle w:val="VerbatimChar"/>
+        </w:rPr>
+        <w:t xml:space="preserve">    </w:t>
+      </w:r>
+      <w:r>
+        <w:br/>
+      </w:r>
+      <w:r>
+        <w:rPr>
+          <w:rStyle w:val="VerbatimChar"/>
+        </w:rPr>
+        <w:t xml:space="preserve">    B --&gt; </w:t>
+      </w:r>
+      <w:r>
+        <w:rPr>
+          <w:rStyle w:val="VerbatimChar"/>
+          <w:rFonts w:hint="eastAsia"/>
+        </w:rPr>
+        <w:t>B1[</w:t>
+      </w:r>
+      <w:r>
+        <w:rPr>
+          <w:rStyle w:val="VerbatimChar"/>
+          <w:rFonts w:hint="eastAsia"/>
+        </w:rPr>
+        <w:t>基础重建期</w:t>
+      </w:r>
+      <w:r>
+        <w:rPr>
+          <w:rStyle w:val="VerbatimChar"/>
+          <w:rFonts w:hint="eastAsia"/>
+        </w:rPr>
+        <w:t>]</w:t>
+      </w:r>
+      <w:r>
+        <w:br/>
+      </w:r>
+      <w:r>
+        <w:rPr>
+          <w:rStyle w:val="VerbatimChar"/>
+        </w:rPr>
+        <w:t xml:space="preserve">    D --&gt; </w:t>
+      </w:r>
+      <w:r>
+        <w:rPr>
+          <w:rStyle w:val="VerbatimChar"/>
+          <w:rFonts w:hint="eastAsia"/>
+        </w:rPr>
+        <w:t>D1[</w:t>
+      </w:r>
+      <w:r>
+        <w:rPr>
+          <w:rStyle w:val="VerbatimChar"/>
+          <w:rFonts w:hint="eastAsia"/>
+        </w:rPr>
+        <w:t>强化提升期</w:t>
+      </w:r>
+      <w:r>
+        <w:rPr>
+          <w:rStyle w:val="VerbatimChar"/>
+          <w:rFonts w:hint="eastAsia"/>
+        </w:rPr>
+        <w:t>]</w:t>
+      </w:r>
+      <w:r>
+        <w:br/>
+      </w:r>
+      <w:r>
+        <w:rPr>
+          <w:rStyle w:val="VerbatimChar"/>
+        </w:rPr>
+        <w:t xml:space="preserve">    F --&gt; </w:t>
+      </w:r>
+      <w:r>
+        <w:rPr>
+          <w:rStyle w:val="VerbatimChar"/>
+          <w:rFonts w:hint="eastAsia"/>
+        </w:rPr>
+        <w:t>F1[</w:t>
+      </w:r>
+      <w:r>
+        <w:rPr>
+          <w:rStyle w:val="VerbatimChar"/>
+          <w:rFonts w:hint="eastAsia"/>
+        </w:rPr>
+        <w:t>冲刺突破期</w:t>
+      </w:r>
+      <w:r>
+        <w:rPr>
+          <w:rStyle w:val="VerbatimChar"/>
+          <w:rFonts w:hint="eastAsia"/>
+        </w:rPr>
+        <w:t>]</w:t>
+      </w:r>
+    </w:p>
+    <w:p>
+      <w:pPr>
+        <w:pStyle w:val="3"/>
+      </w:pPr>
+      <w:bookmarkStart w:id="9" w:name="立即行动清单"/>
+      <w:bookmarkEnd w:id="8"/>
+      <w:r>
+        <w:t>⚡</w:t>
       </w:r>
       <w:r>
         <w:t xml:space="preserve"> </w:t>
       </w:r>
       <w:r>
-        <w:t xml:space="preserve">- </w:t>
-      </w:r>
-      <w:r>
-        <w:rPr>
-          <w:rFonts w:hint="eastAsia"/>
-        </w:rPr>
-        <w:t xml:space="preserve">母亲焦虑易发火，父亲过度放任</w:t>
-      </w:r>
-      <w:r>
-        <w:t xml:space="preserve"> </w:t>
-      </w:r>
-      <w:r>
-        <w:t xml:space="preserve">- </w:t>
-      </w:r>
-      <w:r>
-        <w:rPr>
-          <w:rFonts w:hint="eastAsia"/>
-        </w:rPr>
-        <w:t xml:space="preserve">作业做不完形成恶性循环</w:t>
-      </w:r>
-      <w:r>
-        <w:t xml:space="preserve"> </w:t>
-      </w:r>
-      <w:r>
-        <w:t xml:space="preserve">- </w:t>
-      </w:r>
-      <w:r>
-        <w:rPr>
-          <w:rFonts w:hint="eastAsia"/>
-        </w:rPr>
-        <w:t xml:space="preserve">孩子叛逆，缺乏学习动力</w:t>
-      </w:r>
-    </w:p>
-    <w:bookmarkEnd w:id="45"/>
-    <w:bookmarkStart w:id="46" w:name="个月目标设定"/>
-    <w:p>
-      <w:pPr>
-        <w:pStyle w:val="Heading3"/>
-      </w:pPr>
-      <w:r>
-        <w:t xml:space="preserve">🎯 </w:t>
-      </w:r>
-      <w:r>
-        <w:rPr>
-          <w:rFonts w:hint="eastAsia"/>
-        </w:rPr>
-        <w:t xml:space="preserve">8个月目标设定</w:t>
-      </w:r>
-    </w:p>
-    <w:p>
-      <w:pPr>
-        <w:pStyle w:val="SourceCode"/>
-      </w:pPr>
-      <w:r>
-        <w:rPr>
-          <w:rStyle w:val="VerbatimChar"/>
-        </w:rPr>
-        <w:t xml:space="preserve">graph TD</w:t>
-      </w:r>
-      <w:r>
-        <w:br/>
-      </w:r>
-      <w:r>
-        <w:rPr>
-          <w:rStyle w:val="VerbatimChar"/>
-        </w:rPr>
-        <w:t xml:space="preserve">    </w:t>
-      </w:r>
-      <w:r>
-        <w:rPr>
-          <w:rStyle w:val="VerbatimChar"/>
-          <w:rFonts w:hint="eastAsia"/>
-        </w:rPr>
-        <w:t xml:space="preserve">A[现状60-70分]</w:t>
-      </w:r>
-      <w:r>
-        <w:rPr>
-          <w:rStyle w:val="VerbatimChar"/>
-        </w:rPr>
-        <w:t xml:space="preserve"> --&gt; </w:t>
-      </w:r>
-      <w:r>
-        <w:rPr>
-          <w:rStyle w:val="VerbatimChar"/>
-          <w:rFonts w:hint="eastAsia"/>
-        </w:rPr>
-        <w:t xml:space="preserve">B[第一阶段11-1月]</w:t>
-      </w:r>
-      <w:r>
-        <w:br/>
-      </w:r>
-      <w:r>
-        <w:rPr>
-          <w:rStyle w:val="VerbatimChar"/>
-        </w:rPr>
-        <w:t xml:space="preserve">    B --&gt; </w:t>
-      </w:r>
-      <w:r>
-        <w:rPr>
-          <w:rStyle w:val="VerbatimChar"/>
-          <w:rFonts w:hint="eastAsia"/>
-        </w:rPr>
-        <w:t xml:space="preserve">C[目标75分以上]</w:t>
-      </w:r>
-      <w:r>
-        <w:br/>
-      </w:r>
-      <w:r>
-        <w:rPr>
-          <w:rStyle w:val="VerbatimChar"/>
-        </w:rPr>
-        <w:t xml:space="preserve">    C --&gt; </w:t>
-      </w:r>
-      <w:r>
-        <w:rPr>
-          <w:rStyle w:val="VerbatimChar"/>
-          <w:rFonts w:hint="eastAsia"/>
-        </w:rPr>
-        <w:t xml:space="preserve">D[第二阶段2-4月]</w:t>
-      </w:r>
-      <w:r>
-        <w:br/>
-      </w:r>
-      <w:r>
-        <w:rPr>
-          <w:rStyle w:val="VerbatimChar"/>
-        </w:rPr>
-        <w:t xml:space="preserve">    D --&gt; </w:t>
-      </w:r>
-      <w:r>
-        <w:rPr>
-          <w:rStyle w:val="VerbatimChar"/>
-          <w:rFonts w:hint="eastAsia"/>
-        </w:rPr>
-        <w:t xml:space="preserve">E[目标80分以上]</w:t>
-      </w:r>
-      <w:r>
-        <w:br/>
-      </w:r>
-      <w:r>
-        <w:rPr>
-          <w:rStyle w:val="VerbatimChar"/>
-        </w:rPr>
-        <w:t xml:space="preserve">    E --&gt; </w:t>
-      </w:r>
-      <w:r>
-        <w:rPr>
-          <w:rStyle w:val="VerbatimChar"/>
-          <w:rFonts w:hint="eastAsia"/>
-        </w:rPr>
-        <w:t xml:space="preserve">F[第三阶段5-6月]</w:t>
-      </w:r>
-      <w:r>
-        <w:br/>
-      </w:r>
-      <w:r>
-        <w:rPr>
-          <w:rStyle w:val="VerbatimChar"/>
-        </w:rPr>
-        <w:t xml:space="preserve">    F --&gt; </w:t>
-      </w:r>
-      <w:r>
-        <w:rPr>
-          <w:rStyle w:val="VerbatimChar"/>
-          <w:rFonts w:hint="eastAsia"/>
-        </w:rPr>
-        <w:t xml:space="preserve">G[中考目标85-90分]</w:t>
-      </w:r>
-      <w:r>
-        <w:br/>
-      </w:r>
-      <w:r>
-        <w:rPr>
-          <w:rStyle w:val="VerbatimChar"/>
-        </w:rPr>
-        <w:t xml:space="preserve">    </w:t>
-      </w:r>
-      <w:r>
-        <w:br/>
-      </w:r>
-      <w:r>
-        <w:rPr>
-          <w:rStyle w:val="VerbatimChar"/>
-        </w:rPr>
-        <w:t xml:space="preserve">    B --&gt; </w:t>
-      </w:r>
-      <w:r>
-        <w:rPr>
-          <w:rStyle w:val="VerbatimChar"/>
-          <w:rFonts w:hint="eastAsia"/>
-        </w:rPr>
-        <w:t xml:space="preserve">B1[基础重建期]</w:t>
-      </w:r>
-      <w:r>
-        <w:br/>
-      </w:r>
-      <w:r>
-        <w:rPr>
-          <w:rStyle w:val="VerbatimChar"/>
-        </w:rPr>
-        <w:t xml:space="preserve">    D --&gt; </w:t>
-      </w:r>
-      <w:r>
-        <w:rPr>
-          <w:rStyle w:val="VerbatimChar"/>
-          <w:rFonts w:hint="eastAsia"/>
-        </w:rPr>
-        <w:t xml:space="preserve">D1[强化提升期]</w:t>
-      </w:r>
-      <w:r>
-        <w:br/>
-      </w:r>
-      <w:r>
-        <w:rPr>
-          <w:rStyle w:val="VerbatimChar"/>
-        </w:rPr>
-        <w:t xml:space="preserve">    F --&gt; </w:t>
-      </w:r>
-      <w:r>
-        <w:rPr>
-          <w:rStyle w:val="VerbatimChar"/>
-          <w:rFonts w:hint="eastAsia"/>
-        </w:rPr>
-        <w:t xml:space="preserve">F1[冲刺突破期]</w:t>
-      </w:r>
-    </w:p>
-    <w:bookmarkEnd w:id="46"/>
-    <w:bookmarkStart w:id="47" w:name="立即行动清单"/>
-    <w:p>
-      <w:pPr>
-        <w:pStyle w:val="Heading3"/>
-      </w:pPr>
-      <w:r>
-        <w:t xml:space="preserve">⚡ </w:t>
-      </w:r>
-      <w:r>
-        <w:rPr>
-          <w:rFonts w:hint="eastAsia"/>
-        </w:rPr>
-        <w:t xml:space="preserve">立即行动清单</w:t>
+        <w:rPr>
+          <w:rFonts w:hint="eastAsia"/>
+        </w:rPr>
+        <w:t>立即行动清单</w:t>
       </w:r>
     </w:p>
     <w:p>
@@ -821,23 +1391,17 @@
           <w:b/>
           <w:bCs/>
         </w:rPr>
-        <w:t xml:space="preserve">第一周必做事项：</w:t>
-      </w:r>
-      <w:r>
-        <w:t xml:space="preserve"> </w:t>
-      </w:r>
-      <w:r>
-        <w:t xml:space="preserve">1.</w:t>
-      </w:r>
-      <w:r>
-        <w:t xml:space="preserve"> </w:t>
+        <w:t>第一周必做事项：</w:t>
+      </w:r>
+      <w:r>
+        <w:t xml:space="preserve"> 1. </w:t>
       </w:r>
       <w:r>
         <w:rPr>
           <w:b/>
           <w:bCs/>
         </w:rPr>
-        <w:t xml:space="preserve">Day 1</w:t>
+        <w:t>Day 1</w:t>
       </w:r>
       <w:r>
         <w:t xml:space="preserve">: </w:t>
@@ -846,23 +1410,17 @@
         <w:rPr>
           <w:rFonts w:hint="eastAsia"/>
         </w:rPr>
-        <w:t xml:space="preserve">家庭危机会议（父母先统一战线）</w:t>
-      </w:r>
-      <w:r>
-        <w:t xml:space="preserve"> </w:t>
-      </w:r>
-      <w:r>
-        <w:t xml:space="preserve">2.</w:t>
-      </w:r>
-      <w:r>
-        <w:t xml:space="preserve"> </w:t>
+        <w:t>家庭危机会议（父母先统一战线）</w:t>
+      </w:r>
+      <w:r>
+        <w:t xml:space="preserve"> 2. </w:t>
       </w:r>
       <w:r>
         <w:rPr>
           <w:b/>
           <w:bCs/>
         </w:rPr>
-        <w:t xml:space="preserve">Day 2</w:t>
+        <w:t>Day 2</w:t>
       </w:r>
       <w:r>
         <w:t xml:space="preserve">: </w:t>
@@ -871,23 +1429,17 @@
         <w:rPr>
           <w:rFonts w:hint="eastAsia"/>
         </w:rPr>
-        <w:t xml:space="preserve">母亲与班主任深度沟通</w:t>
-      </w:r>
-      <w:r>
-        <w:t xml:space="preserve"> </w:t>
-      </w:r>
-      <w:r>
-        <w:t xml:space="preserve">3.</w:t>
-      </w:r>
-      <w:r>
-        <w:t xml:space="preserve"> </w:t>
+        <w:t>母亲与班主任深度沟通</w:t>
+      </w:r>
+      <w:r>
+        <w:t xml:space="preserve"> 3. </w:t>
       </w:r>
       <w:r>
         <w:rPr>
           <w:b/>
           <w:bCs/>
         </w:rPr>
-        <w:t xml:space="preserve">Day 3-4</w:t>
+        <w:t>Day 3-4</w:t>
       </w:r>
       <w:r>
         <w:t xml:space="preserve">: </w:t>
@@ -896,23 +1448,17 @@
         <w:rPr>
           <w:rFonts w:hint="eastAsia"/>
         </w:rPr>
-        <w:t xml:space="preserve">与各科老师沟通作业调整</w:t>
-      </w:r>
-      <w:r>
-        <w:t xml:space="preserve"> </w:t>
-      </w:r>
-      <w:r>
-        <w:t xml:space="preserve">4.</w:t>
-      </w:r>
-      <w:r>
-        <w:t xml:space="preserve"> </w:t>
+        <w:t>与各科老师沟通作业调整</w:t>
+      </w:r>
+      <w:r>
+        <w:t xml:space="preserve"> 4. </w:t>
       </w:r>
       <w:r>
         <w:rPr>
           <w:b/>
           <w:bCs/>
         </w:rPr>
-        <w:t xml:space="preserve">Day 5-7</w:t>
+        <w:t>Day 5-7</w:t>
       </w:r>
       <w:r>
         <w:t xml:space="preserve">: </w:t>
@@ -921,12 +1467,12 @@
         <w:rPr>
           <w:rFonts w:hint="eastAsia"/>
         </w:rPr>
-        <w:t xml:space="preserve">制定详细学习计划并开始执行</w:t>
-      </w:r>
-    </w:p>
-    <w:p>
-      <w:pPr>
-        <w:pStyle w:val="BodyText"/>
+        <w:t>制定详细学习计划并开始执行</w:t>
+      </w:r>
+    </w:p>
+    <w:p>
+      <w:pPr>
+        <w:pStyle w:val="a0"/>
       </w:pPr>
       <w:r>
         <w:rPr>
@@ -934,16 +1480,10 @@
           <w:b/>
           <w:bCs/>
         </w:rPr>
-        <w:t xml:space="preserve">核心原则：</w:t>
-      </w:r>
-      <w:r>
-        <w:t xml:space="preserve"> </w:t>
-      </w:r>
-      <w:r>
-        <w:t xml:space="preserve">- ✅</w:t>
-      </w:r>
-      <w:r>
-        <w:t xml:space="preserve"> </w:t>
+        <w:t>核心原则：</w:t>
+      </w:r>
+      <w:r>
+        <w:t xml:space="preserve"> - ✅ </w:t>
       </w:r>
       <w:r>
         <w:rPr>
@@ -951,22 +1491,16 @@
           <w:b/>
           <w:bCs/>
         </w:rPr>
-        <w:t xml:space="preserve">优先沟通</w:t>
-      </w:r>
-      <w:r>
-        <w:rPr>
-          <w:rFonts w:hint="eastAsia"/>
-        </w:rPr>
-        <w:t xml:space="preserve">：先与老师沟通作业调整，争取理解和支持</w:t>
-      </w:r>
-      <w:r>
-        <w:t xml:space="preserve"> </w:t>
-      </w:r>
-      <w:r>
-        <w:t xml:space="preserve">- ✅</w:t>
-      </w:r>
-      <w:r>
-        <w:t xml:space="preserve"> </w:t>
+        <w:t>优先沟通</w:t>
+      </w:r>
+      <w:r>
+        <w:rPr>
+          <w:rFonts w:hint="eastAsia"/>
+        </w:rPr>
+        <w:t>：先与老师沟通作业调整，争取理解和支持</w:t>
+      </w:r>
+      <w:r>
+        <w:t xml:space="preserve"> - ✅ </w:t>
       </w:r>
       <w:r>
         <w:rPr>
@@ -974,22 +1508,16 @@
           <w:b/>
           <w:bCs/>
         </w:rPr>
-        <w:t xml:space="preserve">理性取舍</w:t>
-      </w:r>
-      <w:r>
-        <w:rPr>
-          <w:rFonts w:hint="eastAsia"/>
-        </w:rPr>
-        <w:t xml:space="preserve">：对于确实无效或低效的作业，在沟通失败后可战略性取舍</w:t>
-      </w:r>
-      <w:r>
-        <w:t xml:space="preserve"> </w:t>
-      </w:r>
-      <w:r>
-        <w:t xml:space="preserve">- ✅</w:t>
-      </w:r>
-      <w:r>
-        <w:t xml:space="preserve"> </w:t>
+        <w:t>理性取舍</w:t>
+      </w:r>
+      <w:r>
+        <w:rPr>
+          <w:rFonts w:hint="eastAsia"/>
+        </w:rPr>
+        <w:t>：对于确实无效或低效的作业，在沟通失败后可战略性取舍</w:t>
+      </w:r>
+      <w:r>
+        <w:t xml:space="preserve"> - ✅ </w:t>
       </w:r>
       <w:r>
         <w:rPr>
@@ -997,22 +1525,16 @@
           <w:b/>
           <w:bCs/>
         </w:rPr>
-        <w:t xml:space="preserve">替代学习</w:t>
-      </w:r>
-      <w:r>
-        <w:rPr>
-          <w:rFonts w:hint="eastAsia"/>
-        </w:rPr>
-        <w:t xml:space="preserve">：节省的时间必须用于更有价值的学习活动</w:t>
-      </w:r>
-      <w:r>
-        <w:t xml:space="preserve"> </w:t>
-      </w:r>
-      <w:r>
-        <w:t xml:space="preserve">- ✅</w:t>
-      </w:r>
-      <w:r>
-        <w:t xml:space="preserve"> </w:t>
+        <w:t>替代学习</w:t>
+      </w:r>
+      <w:r>
+        <w:rPr>
+          <w:rFonts w:hint="eastAsia"/>
+        </w:rPr>
+        <w:t>：节省的时间必须用于更有价值的学习活动</w:t>
+      </w:r>
+      <w:r>
+        <w:t xml:space="preserve"> - ✅ </w:t>
       </w:r>
       <w:r>
         <w:rPr>
@@ -1020,22 +1542,16 @@
           <w:b/>
           <w:bCs/>
         </w:rPr>
-        <w:t xml:space="preserve">战略性取舍</w:t>
-      </w:r>
-      <w:r>
-        <w:rPr>
-          <w:rFonts w:hint="eastAsia"/>
-        </w:rPr>
-        <w:t xml:space="preserve">：优先完成核心理解类作业，保证质量</w:t>
-      </w:r>
-      <w:r>
-        <w:t xml:space="preserve"> </w:t>
-      </w:r>
-      <w:r>
-        <w:t xml:space="preserve">- ✅</w:t>
-      </w:r>
-      <w:r>
-        <w:t xml:space="preserve"> </w:t>
+        <w:t>战略性取舍</w:t>
+      </w:r>
+      <w:r>
+        <w:rPr>
+          <w:rFonts w:hint="eastAsia"/>
+        </w:rPr>
+        <w:t>：优先完成核心理解类作业，保证质量</w:t>
+      </w:r>
+      <w:r>
+        <w:t xml:space="preserve"> - ✅ </w:t>
       </w:r>
       <w:r>
         <w:rPr>
@@ -1043,22 +1559,16 @@
           <w:b/>
           <w:bCs/>
         </w:rPr>
-        <w:t xml:space="preserve">父母统一战线</w:t>
-      </w:r>
-      <w:r>
-        <w:rPr>
-          <w:rFonts w:hint="eastAsia"/>
-        </w:rPr>
-        <w:t xml:space="preserve">：停止在孩子面前争吵</w:t>
-      </w:r>
-      <w:r>
-        <w:t xml:space="preserve"> </w:t>
-      </w:r>
-      <w:r>
-        <w:t xml:space="preserve">- ✅</w:t>
-      </w:r>
-      <w:r>
-        <w:t xml:space="preserve"> </w:t>
+        <w:t>父母统一战线</w:t>
+      </w:r>
+      <w:r>
+        <w:rPr>
+          <w:rFonts w:hint="eastAsia"/>
+        </w:rPr>
+        <w:t>：停止在孩子面前争吵</w:t>
+      </w:r>
+      <w:r>
+        <w:t xml:space="preserve"> - ✅ </w:t>
       </w:r>
       <w:r>
         <w:rPr>
@@ -1066,42 +1576,45 @@
           <w:b/>
           <w:bCs/>
         </w:rPr>
-        <w:t xml:space="preserve">建立正反馈机制</w:t>
-      </w:r>
-      <w:r>
-        <w:rPr>
-          <w:rFonts w:hint="eastAsia"/>
-        </w:rPr>
-        <w:t xml:space="preserve">：重建孩子学习信心</w:t>
-      </w:r>
-    </w:p>
-    <w:bookmarkEnd w:id="47"/>
-    <w:bookmarkEnd w:id="48"/>
-    <w:bookmarkStart w:id="51" w:name="成功指标"/>
-    <w:p>
-      <w:pPr>
-        <w:pStyle w:val="Heading2"/>
-      </w:pPr>
-      <w:r>
-        <w:t xml:space="preserve">📈 </w:t>
-      </w:r>
-      <w:r>
-        <w:rPr>
-          <w:rFonts w:hint="eastAsia"/>
-        </w:rPr>
-        <w:t xml:space="preserve">成功指标</w:t>
-      </w:r>
-    </w:p>
-    <w:bookmarkStart w:id="49" w:name="月度检查点"/>
-    <w:p>
-      <w:pPr>
-        <w:pStyle w:val="Heading3"/>
-      </w:pPr>
-      <w:r>
-        <w:rPr>
-          <w:rFonts w:hint="eastAsia"/>
-        </w:rPr>
-        <w:t xml:space="preserve">月度检查点</w:t>
+        <w:t>建立正反馈机制</w:t>
+      </w:r>
+      <w:r>
+        <w:rPr>
+          <w:rFonts w:hint="eastAsia"/>
+        </w:rPr>
+        <w:t>：重建孩子学习信心</w:t>
+      </w:r>
+    </w:p>
+    <w:p>
+      <w:pPr>
+        <w:pStyle w:val="2"/>
+      </w:pPr>
+      <w:bookmarkStart w:id="10" w:name="成功指标"/>
+      <w:bookmarkEnd w:id="9"/>
+      <w:bookmarkEnd w:id="6"/>
+      <w:r>
+        <w:t>📈</w:t>
+      </w:r>
+      <w:r>
+        <w:t xml:space="preserve"> </w:t>
+      </w:r>
+      <w:r>
+        <w:rPr>
+          <w:rFonts w:hint="eastAsia"/>
+        </w:rPr>
+        <w:t>成功指标</w:t>
+      </w:r>
+    </w:p>
+    <w:p>
+      <w:pPr>
+        <w:pStyle w:val="3"/>
+      </w:pPr>
+      <w:bookmarkStart w:id="11" w:name="月度检查点"/>
+      <w:r>
+        <w:rPr>
+          <w:rFonts w:hint="eastAsia"/>
+        </w:rPr>
+        <w:t>月度检查点</w:t>
       </w:r>
     </w:p>
     <w:p>
@@ -1109,7 +1622,7 @@
         <w:pStyle w:val="Compact"/>
         <w:numPr>
           <w:ilvl w:val="0"/>
-          <w:numId w:val="1005"/>
+          <w:numId w:val="6"/>
         </w:numPr>
       </w:pPr>
       <w:r>
@@ -1118,7 +1631,15 @@
           <w:b/>
           <w:bCs/>
         </w:rPr>
-        <w:t xml:space="preserve">11月底</w:t>
+        <w:t>11</w:t>
+      </w:r>
+      <w:r>
+        <w:rPr>
+          <w:rFonts w:hint="eastAsia"/>
+          <w:b/>
+          <w:bCs/>
+        </w:rPr>
+        <w:t>月底</w:t>
       </w:r>
       <w:r>
         <w:t xml:space="preserve">: </w:t>
@@ -1127,7 +1648,19 @@
         <w:rPr>
           <w:rFonts w:hint="eastAsia"/>
         </w:rPr>
-        <w:t xml:space="preserve">各科基础知识点梳理完成，期中考试提升5-10分</w:t>
+        <w:t>各科基础知识点梳理完成，期中考试提升</w:t>
+      </w:r>
+      <w:r>
+        <w:rPr>
+          <w:rFonts w:hint="eastAsia"/>
+        </w:rPr>
+        <w:t>5-10</w:t>
+      </w:r>
+      <w:r>
+        <w:rPr>
+          <w:rFonts w:hint="eastAsia"/>
+        </w:rPr>
+        <w:t>分</w:t>
       </w:r>
     </w:p>
     <w:p>
@@ -1135,7 +1668,7 @@
         <w:pStyle w:val="Compact"/>
         <w:numPr>
           <w:ilvl w:val="0"/>
-          <w:numId w:val="1005"/>
+          <w:numId w:val="6"/>
         </w:numPr>
       </w:pPr>
       <w:r>
@@ -1144,7 +1677,15 @@
           <w:b/>
           <w:bCs/>
         </w:rPr>
-        <w:t xml:space="preserve">12月底</w:t>
+        <w:t>12</w:t>
+      </w:r>
+      <w:r>
+        <w:rPr>
+          <w:rFonts w:hint="eastAsia"/>
+          <w:b/>
+          <w:bCs/>
+        </w:rPr>
+        <w:t>月底</w:t>
       </w:r>
       <w:r>
         <w:t xml:space="preserve">: </w:t>
@@ -1153,7 +1694,19 @@
         <w:rPr>
           <w:rFonts w:hint="eastAsia"/>
         </w:rPr>
-        <w:t xml:space="preserve">重难点攻克，期末考试达到75分以上</w:t>
+        <w:t>重难点攻克，期末考试达到</w:t>
+      </w:r>
+      <w:r>
+        <w:rPr>
+          <w:rFonts w:hint="eastAsia"/>
+        </w:rPr>
+        <w:t>75</w:t>
+      </w:r>
+      <w:r>
+        <w:rPr>
+          <w:rFonts w:hint="eastAsia"/>
+        </w:rPr>
+        <w:t>分以上</w:t>
       </w:r>
     </w:p>
     <w:p>
@@ -1161,7 +1714,7 @@
         <w:pStyle w:val="Compact"/>
         <w:numPr>
           <w:ilvl w:val="0"/>
-          <w:numId w:val="1005"/>
+          <w:numId w:val="6"/>
         </w:numPr>
       </w:pPr>
       <w:r>
@@ -1170,7 +1723,15 @@
           <w:b/>
           <w:bCs/>
         </w:rPr>
-        <w:t xml:space="preserve">2月底</w:t>
+        <w:t>2</w:t>
+      </w:r>
+      <w:r>
+        <w:rPr>
+          <w:rFonts w:hint="eastAsia"/>
+          <w:b/>
+          <w:bCs/>
+        </w:rPr>
+        <w:t>月底</w:t>
       </w:r>
       <w:r>
         <w:t xml:space="preserve">: </w:t>
@@ -1179,7 +1740,7 @@
         <w:rPr>
           <w:rFonts w:hint="eastAsia"/>
         </w:rPr>
-        <w:t xml:space="preserve">真题训练启动，一模备考充分</w:t>
+        <w:t>真题训练启动，一模备考充分</w:t>
       </w:r>
     </w:p>
     <w:p>
@@ -1187,7 +1748,7 @@
         <w:pStyle w:val="Compact"/>
         <w:numPr>
           <w:ilvl w:val="0"/>
-          <w:numId w:val="1005"/>
+          <w:numId w:val="6"/>
         </w:numPr>
       </w:pPr>
       <w:r>
@@ -1196,7 +1757,16 @@
           <w:b/>
           <w:bCs/>
         </w:rPr>
-        <w:t xml:space="preserve">4月底</w:t>
+        <w:lastRenderedPageBreak/>
+        <w:t>4</w:t>
+      </w:r>
+      <w:r>
+        <w:rPr>
+          <w:rFonts w:hint="eastAsia"/>
+          <w:b/>
+          <w:bCs/>
+        </w:rPr>
+        <w:t>月底</w:t>
       </w:r>
       <w:r>
         <w:t xml:space="preserve">: </w:t>
@@ -1205,7 +1775,19 @@
         <w:rPr>
           <w:rFonts w:hint="eastAsia"/>
         </w:rPr>
-        <w:t xml:space="preserve">一模达到80分以上</w:t>
+        <w:t>一模达到</w:t>
+      </w:r>
+      <w:r>
+        <w:rPr>
+          <w:rFonts w:hint="eastAsia"/>
+        </w:rPr>
+        <w:t>80</w:t>
+      </w:r>
+      <w:r>
+        <w:rPr>
+          <w:rFonts w:hint="eastAsia"/>
+        </w:rPr>
+        <w:t>分以上</w:t>
       </w:r>
     </w:p>
     <w:p>
@@ -1213,7 +1795,7 @@
         <w:pStyle w:val="Compact"/>
         <w:numPr>
           <w:ilvl w:val="0"/>
-          <w:numId w:val="1005"/>
+          <w:numId w:val="6"/>
         </w:numPr>
       </w:pPr>
       <w:r>
@@ -1222,7 +1804,15 @@
           <w:b/>
           <w:bCs/>
         </w:rPr>
-        <w:t xml:space="preserve">6月中考</w:t>
+        <w:t>6</w:t>
+      </w:r>
+      <w:r>
+        <w:rPr>
+          <w:rFonts w:hint="eastAsia"/>
+          <w:b/>
+          <w:bCs/>
+        </w:rPr>
+        <w:t>月中考</w:t>
       </w:r>
       <w:r>
         <w:t xml:space="preserve">: </w:t>
@@ -1231,20 +1821,32 @@
         <w:rPr>
           <w:rFonts w:hint="eastAsia"/>
         </w:rPr>
-        <w:t xml:space="preserve">目标85-90分，考上理想高中</w:t>
-      </w:r>
-    </w:p>
-    <w:bookmarkEnd w:id="49"/>
-    <w:bookmarkStart w:id="50" w:name="家庭关系改善指标"/>
-    <w:p>
-      <w:pPr>
-        <w:pStyle w:val="Heading3"/>
-      </w:pPr>
-      <w:r>
-        <w:rPr>
-          <w:rFonts w:hint="eastAsia"/>
-        </w:rPr>
-        <w:t xml:space="preserve">家庭关系改善指标</w:t>
+        <w:t>目标</w:t>
+      </w:r>
+      <w:r>
+        <w:rPr>
+          <w:rFonts w:hint="eastAsia"/>
+        </w:rPr>
+        <w:t>85-90</w:t>
+      </w:r>
+      <w:r>
+        <w:rPr>
+          <w:rFonts w:hint="eastAsia"/>
+        </w:rPr>
+        <w:t>分，考上理想高中</w:t>
+      </w:r>
+    </w:p>
+    <w:p>
+      <w:pPr>
+        <w:pStyle w:val="3"/>
+      </w:pPr>
+      <w:bookmarkStart w:id="12" w:name="家庭关系改善指标"/>
+      <w:bookmarkEnd w:id="11"/>
+      <w:r>
+        <w:rPr>
+          <w:rFonts w:hint="eastAsia"/>
+        </w:rPr>
+        <w:t>家庭关系改善指标</w:t>
       </w:r>
     </w:p>
     <w:p>
@@ -1252,14 +1854,14 @@
         <w:pStyle w:val="Compact"/>
         <w:numPr>
           <w:ilvl w:val="0"/>
-          <w:numId w:val="1006"/>
+          <w:numId w:val="7"/>
         </w:numPr>
       </w:pPr>
       <w:r>
         <w:rPr>
           <w:rFonts w:hint="eastAsia"/>
         </w:rPr>
-        <w:t xml:space="preserve">父母不再在孩子面前争吵</w:t>
+        <w:t>父母不再在孩子面前争吵</w:t>
       </w:r>
     </w:p>
     <w:p>
@@ -1267,14 +1869,14 @@
         <w:pStyle w:val="Compact"/>
         <w:numPr>
           <w:ilvl w:val="0"/>
-          <w:numId w:val="1006"/>
+          <w:numId w:val="7"/>
         </w:numPr>
       </w:pPr>
       <w:r>
         <w:rPr>
           <w:rFonts w:hint="eastAsia"/>
         </w:rPr>
-        <w:t xml:space="preserve">孩子主动分享学习困难</w:t>
+        <w:t>孩子主动分享学习困难</w:t>
       </w:r>
     </w:p>
     <w:p>
@@ -1282,14 +1884,14 @@
         <w:pStyle w:val="Compact"/>
         <w:numPr>
           <w:ilvl w:val="0"/>
-          <w:numId w:val="1006"/>
+          <w:numId w:val="7"/>
         </w:numPr>
       </w:pPr>
       <w:r>
         <w:rPr>
           <w:rFonts w:hint="eastAsia"/>
         </w:rPr>
-        <w:t xml:space="preserve">家庭学习氛围和谐</w:t>
+        <w:t>家庭学习氛围和谐</w:t>
       </w:r>
     </w:p>
     <w:p>
@@ -1297,31 +1899,34 @@
         <w:pStyle w:val="Compact"/>
         <w:numPr>
           <w:ilvl w:val="0"/>
-          <w:numId w:val="1006"/>
+          <w:numId w:val="7"/>
         </w:numPr>
       </w:pPr>
       <w:r>
         <w:rPr>
           <w:rFonts w:hint="eastAsia"/>
         </w:rPr>
-        <w:t xml:space="preserve">孩子学习自信心逐步恢复</w:t>
-      </w:r>
-    </w:p>
-    <w:bookmarkEnd w:id="50"/>
-    <w:bookmarkEnd w:id="51"/>
-    <w:bookmarkStart w:id="52" w:name="关键成功因素"/>
-    <w:p>
-      <w:pPr>
-        <w:pStyle w:val="Heading2"/>
-      </w:pPr>
-      <w:r>
-        <w:t xml:space="preserve">🔥 </w:t>
-      </w:r>
-      <w:r>
-        <w:rPr>
-          <w:rFonts w:hint="eastAsia"/>
-        </w:rPr>
-        <w:t xml:space="preserve">关键成功因素</w:t>
+        <w:t>孩子学习自信心逐步恢复</w:t>
+      </w:r>
+    </w:p>
+    <w:p>
+      <w:pPr>
+        <w:pStyle w:val="2"/>
+      </w:pPr>
+      <w:bookmarkStart w:id="13" w:name="关键成功因素"/>
+      <w:bookmarkEnd w:id="12"/>
+      <w:bookmarkEnd w:id="10"/>
+      <w:r>
+        <w:t>🔥</w:t>
+      </w:r>
+      <w:r>
+        <w:t xml:space="preserve"> </w:t>
+      </w:r>
+      <w:r>
+        <w:rPr>
+          <w:rFonts w:hint="eastAsia"/>
+        </w:rPr>
+        <w:t>关键成功因素</w:t>
       </w:r>
     </w:p>
     <w:p>
@@ -1329,7 +1934,7 @@
         <w:pStyle w:val="Compact"/>
         <w:numPr>
           <w:ilvl w:val="0"/>
-          <w:numId w:val="1007"/>
+          <w:numId w:val="8"/>
         </w:numPr>
       </w:pPr>
       <w:r>
@@ -1338,19 +1943,16 @@
           <w:b/>
           <w:bCs/>
         </w:rPr>
-        <w:t xml:space="preserve">家庭统一战线</w:t>
-      </w:r>
-      <w:r>
-        <w:t xml:space="preserve"> </w:t>
-      </w:r>
-      <w:r>
-        <w:t xml:space="preserve">- </w:t>
-      </w:r>
-      <w:r>
-        <w:rPr>
-          <w:rFonts w:hint="eastAsia"/>
-        </w:rPr>
-        <w:t xml:space="preserve">父母必须先达成共识</w:t>
+        <w:t>家庭统一战线</w:t>
+      </w:r>
+      <w:r>
+        <w:t xml:space="preserve"> - </w:t>
+      </w:r>
+      <w:r>
+        <w:rPr>
+          <w:rFonts w:hint="eastAsia"/>
+        </w:rPr>
+        <w:t>父母必须先达成共识</w:t>
       </w:r>
     </w:p>
     <w:p>
@@ -1358,7 +1960,7 @@
         <w:pStyle w:val="Compact"/>
         <w:numPr>
           <w:ilvl w:val="0"/>
-          <w:numId w:val="1007"/>
+          <w:numId w:val="8"/>
         </w:numPr>
       </w:pPr>
       <w:r>
@@ -1367,19 +1969,16 @@
           <w:b/>
           <w:bCs/>
         </w:rPr>
-        <w:t xml:space="preserve">科学时间管理</w:t>
-      </w:r>
-      <w:r>
-        <w:t xml:space="preserve"> </w:t>
-      </w:r>
-      <w:r>
-        <w:t xml:space="preserve">- </w:t>
-      </w:r>
-      <w:r>
-        <w:rPr>
-          <w:rFonts w:hint="eastAsia"/>
-        </w:rPr>
-        <w:t xml:space="preserve">避免无效作业，专注核心提升</w:t>
+        <w:t>科学时间管理</w:t>
+      </w:r>
+      <w:r>
+        <w:t xml:space="preserve"> - </w:t>
+      </w:r>
+      <w:r>
+        <w:rPr>
+          <w:rFonts w:hint="eastAsia"/>
+        </w:rPr>
+        <w:t>避免无效作业，专注核心提升</w:t>
       </w:r>
     </w:p>
     <w:p>
@@ -1387,35 +1986,38 @@
         <w:pStyle w:val="Compact"/>
         <w:numPr>
           <w:ilvl w:val="1"/>
-          <w:numId w:val="1008"/>
+          <w:numId w:val="9"/>
         </w:numPr>
       </w:pPr>
       <w:r>
-        <w:t xml:space="preserve">📖</w:t>
+        <w:t>📖</w:t>
       </w:r>
       <w:r>
         <w:t xml:space="preserve"> </w:t>
       </w:r>
-      <w:hyperlink r:id="rId23">
-        <w:r>
-          <w:rPr>
-            <w:rStyle w:val="Hyperlink"/>
-            <w:rFonts w:hint="eastAsia"/>
-          </w:rPr>
-          <w:t xml:space="preserve">如何识别无效作业和低效作业</w:t>
+      <w:hyperlink r:id="rId27">
+        <w:r>
+          <w:rPr>
+            <w:rStyle w:val="af"/>
+            <w:rFonts w:hint="eastAsia"/>
+          </w:rPr>
+          <w:t>如何识别无效作业和低效作业</w:t>
         </w:r>
       </w:hyperlink>
       <w:r>
-        <w:t xml:space="preserve"> </w:t>
-      </w:r>
-      <w:r>
-        <w:t xml:space="preserve">- </w:t>
-      </w:r>
-      <w:r>
-        <w:rPr>
-          <w:rFonts w:hint="eastAsia"/>
-        </w:rPr>
-        <w:t xml:space="preserve">5分钟快速判断流程，包含详细识别标准和案例分析</w:t>
+        <w:t xml:space="preserve"> - </w:t>
+      </w:r>
+      <w:r>
+        <w:rPr>
+          <w:rFonts w:hint="eastAsia"/>
+        </w:rPr>
+        <w:t>5</w:t>
+      </w:r>
+      <w:r>
+        <w:rPr>
+          <w:rFonts w:hint="eastAsia"/>
+        </w:rPr>
+        <w:t>分钟快速判断流程，包含详细识别标准和案例分析</w:t>
       </w:r>
     </w:p>
     <w:p>
@@ -1423,7 +2025,7 @@
         <w:pStyle w:val="Compact"/>
         <w:numPr>
           <w:ilvl w:val="0"/>
-          <w:numId w:val="1007"/>
+          <w:numId w:val="8"/>
         </w:numPr>
       </w:pPr>
       <w:r>
@@ -1432,19 +2034,16 @@
           <w:b/>
           <w:bCs/>
         </w:rPr>
-        <w:t xml:space="preserve">正确学习方法</w:t>
-      </w:r>
-      <w:r>
-        <w:t xml:space="preserve"> </w:t>
-      </w:r>
-      <w:r>
-        <w:t xml:space="preserve">- </w:t>
-      </w:r>
-      <w:r>
-        <w:rPr>
-          <w:rFonts w:hint="eastAsia"/>
-        </w:rPr>
-        <w:t xml:space="preserve">理解为主，死记硬背为辅</w:t>
+        <w:t>正确学习方法</w:t>
+      </w:r>
+      <w:r>
+        <w:t xml:space="preserve"> - </w:t>
+      </w:r>
+      <w:r>
+        <w:rPr>
+          <w:rFonts w:hint="eastAsia"/>
+        </w:rPr>
+        <w:t>理解为主，死记硬背为辅</w:t>
       </w:r>
     </w:p>
     <w:p>
@@ -1452,7 +2051,7 @@
         <w:pStyle w:val="Compact"/>
         <w:numPr>
           <w:ilvl w:val="0"/>
-          <w:numId w:val="1007"/>
+          <w:numId w:val="8"/>
         </w:numPr>
       </w:pPr>
       <w:r>
@@ -1461,19 +2060,16 @@
           <w:b/>
           <w:bCs/>
         </w:rPr>
-        <w:t xml:space="preserve">持续正反馈</w:t>
-      </w:r>
-      <w:r>
-        <w:t xml:space="preserve"> </w:t>
-      </w:r>
-      <w:r>
-        <w:t xml:space="preserve">- </w:t>
-      </w:r>
-      <w:r>
-        <w:rPr>
-          <w:rFonts w:hint="eastAsia"/>
-        </w:rPr>
-        <w:t xml:space="preserve">及时鼓励每一个小进步</w:t>
+        <w:t>持续正反馈</w:t>
+      </w:r>
+      <w:r>
+        <w:t xml:space="preserve"> - </w:t>
+      </w:r>
+      <w:r>
+        <w:rPr>
+          <w:rFonts w:hint="eastAsia"/>
+        </w:rPr>
+        <w:t>及时鼓励每一个小进步</w:t>
       </w:r>
     </w:p>
     <w:p>
@@ -1481,7 +2077,7 @@
         <w:pStyle w:val="Compact"/>
         <w:numPr>
           <w:ilvl w:val="0"/>
-          <w:numId w:val="1007"/>
+          <w:numId w:val="8"/>
         </w:numPr>
       </w:pPr>
       <w:r>
@@ -1490,35 +2086,35 @@
           <w:b/>
           <w:bCs/>
         </w:rPr>
-        <w:t xml:space="preserve">现实目标设定</w:t>
+        <w:t>现实目标设定</w:t>
+      </w:r>
+      <w:r>
+        <w:t xml:space="preserve"> - </w:t>
+      </w:r>
+      <w:r>
+        <w:rPr>
+          <w:rFonts w:hint="eastAsia"/>
+        </w:rPr>
+        <w:t>不求完美，但求进步</w:t>
+      </w:r>
+    </w:p>
+    <w:p>
+      <w:pPr>
+        <w:pStyle w:val="2"/>
+      </w:pPr>
+      <w:bookmarkStart w:id="14" w:name="紧急联系与支持"/>
+      <w:bookmarkEnd w:id="13"/>
+      <w:r>
+        <w:t>📞</w:t>
       </w:r>
       <w:r>
         <w:t xml:space="preserve"> </w:t>
       </w:r>
       <w:r>
-        <w:t xml:space="preserve">- </w:t>
-      </w:r>
-      <w:r>
-        <w:rPr>
-          <w:rFonts w:hint="eastAsia"/>
-        </w:rPr>
-        <w:t xml:space="preserve">不求完美，但求进步</w:t>
-      </w:r>
-    </w:p>
-    <w:bookmarkEnd w:id="52"/>
-    <w:bookmarkStart w:id="53" w:name="紧急联系与支持"/>
-    <w:p>
-      <w:pPr>
-        <w:pStyle w:val="Heading2"/>
-      </w:pPr>
-      <w:r>
-        <w:t xml:space="preserve">📞 </w:t>
-      </w:r>
-      <w:r>
-        <w:rPr>
-          <w:rFonts w:hint="eastAsia"/>
-        </w:rPr>
-        <w:t xml:space="preserve">紧急联系与支持</w:t>
+        <w:rPr>
+          <w:rFonts w:hint="eastAsia"/>
+        </w:rPr>
+        <w:t>紧急联系与支持</w:t>
       </w:r>
     </w:p>
     <w:p>
@@ -1531,61 +2127,49 @@
           <w:b/>
           <w:bCs/>
         </w:rPr>
-        <w:t xml:space="preserve">遇到问题时的处理顺序：</w:t>
-      </w:r>
-      <w:r>
-        <w:t xml:space="preserve"> </w:t>
-      </w:r>
-      <w:r>
-        <w:t xml:space="preserve">1. </w:t>
-      </w:r>
-      <w:r>
-        <w:rPr>
-          <w:rFonts w:hint="eastAsia"/>
-        </w:rPr>
-        <w:t xml:space="preserve">查阅对应的专项指南文档</w:t>
-      </w:r>
-      <w:r>
-        <w:t xml:space="preserve"> </w:t>
-      </w:r>
-      <w:r>
-        <w:t xml:space="preserve">2. </w:t>
-      </w:r>
-      <w:r>
-        <w:rPr>
-          <w:rFonts w:hint="eastAsia"/>
-        </w:rPr>
-        <w:t xml:space="preserve">参考应急策略指南</w:t>
-      </w:r>
-      <w:r>
-        <w:t xml:space="preserve"> </w:t>
-      </w:r>
-      <w:r>
-        <w:t xml:space="preserve">3. </w:t>
-      </w:r>
-      <w:r>
-        <w:rPr>
-          <w:rFonts w:hint="eastAsia"/>
-        </w:rPr>
-        <w:t xml:space="preserve">与班主任或科任老师沟通</w:t>
-      </w:r>
-      <w:r>
-        <w:t xml:space="preserve"> </w:t>
-      </w:r>
-      <w:r>
-        <w:t xml:space="preserve">4. </w:t>
-      </w:r>
-      <w:r>
-        <w:rPr>
-          <w:rFonts w:hint="eastAsia"/>
-        </w:rPr>
-        <w:t xml:space="preserve">家庭内部讨论调整策略</w:t>
-      </w:r>
-    </w:p>
-    <w:p>
-      <w:r>
-        <w:pict>
-          <v:rect style="width:0;height:1.5pt" o:hralign="center" o:hrstd="t" o:hr="t"/>
+        <w:t>遇到问题时的处理顺序：</w:t>
+      </w:r>
+      <w:r>
+        <w:t xml:space="preserve"> 1. </w:t>
+      </w:r>
+      <w:r>
+        <w:rPr>
+          <w:rFonts w:hint="eastAsia"/>
+        </w:rPr>
+        <w:t>查阅对应的专项指南文档</w:t>
+      </w:r>
+      <w:r>
+        <w:t xml:space="preserve"> 2. </w:t>
+      </w:r>
+      <w:r>
+        <w:rPr>
+          <w:rFonts w:hint="eastAsia"/>
+        </w:rPr>
+        <w:t>参考应急策略指南</w:t>
+      </w:r>
+      <w:r>
+        <w:t xml:space="preserve"> 3. </w:t>
+      </w:r>
+      <w:r>
+        <w:rPr>
+          <w:rFonts w:hint="eastAsia"/>
+        </w:rPr>
+        <w:t>与班主任或科任老师沟通</w:t>
+      </w:r>
+      <w:r>
+        <w:t xml:space="preserve"> 4. </w:t>
+      </w:r>
+      <w:r>
+        <w:rPr>
+          <w:rFonts w:hint="eastAsia"/>
+        </w:rPr>
+        <w:t>家庭内部讨论调整策略</w:t>
+      </w:r>
+    </w:p>
+    <w:p>
+      <w:r>
+        <w:pict w14:anchorId="76EBC3C0">
+          <v:rect id="_x0000_i1025" style="width:0;height:1.5pt" o:hralign="center" o:hrstd="t" o:hr="t"/>
         </w:pict>
       </w:r>
     </w:p>
@@ -1599,7 +2183,7 @@
           <w:b/>
           <w:bCs/>
         </w:rPr>
-        <w:t xml:space="preserve">重要提醒：</w:t>
+        <w:t>重要提醒：</w:t>
       </w:r>
       <w:r>
         <w:t xml:space="preserve"> </w:t>
@@ -1608,12 +2192,24 @@
         <w:rPr>
           <w:rFonts w:hint="eastAsia"/>
         </w:rPr>
-        <w:t xml:space="preserve">这是一个8个月的马拉松，不是百米冲刺。保持耐心，相信过程，每天进步一点点，最终一定能看到显著改变。</w:t>
-      </w:r>
-    </w:p>
-    <w:p>
-      <w:pPr>
-        <w:pStyle w:val="BodyText"/>
+        <w:t>这是一个</w:t>
+      </w:r>
+      <w:r>
+        <w:rPr>
+          <w:rFonts w:hint="eastAsia"/>
+        </w:rPr>
+        <w:t>8</w:t>
+      </w:r>
+      <w:r>
+        <w:rPr>
+          <w:rFonts w:hint="eastAsia"/>
+        </w:rPr>
+        <w:t>个月的马拉松，不是百米冲刺。保持耐心，相信过程，每天进步一点点，最终一定能看到显著改变。</w:t>
+      </w:r>
+    </w:p>
+    <w:p>
+      <w:pPr>
+        <w:pStyle w:val="a0"/>
       </w:pPr>
       <w:r>
         <w:rPr>
@@ -1621,7 +2217,7 @@
           <w:b/>
           <w:bCs/>
         </w:rPr>
-        <w:t xml:space="preserve">最后更新：</w:t>
+        <w:t>最后更新：</w:t>
       </w:r>
       <w:r>
         <w:t xml:space="preserve"> </w:t>
@@ -1630,7 +2226,25 @@
         <w:rPr>
           <w:rFonts w:hint="eastAsia"/>
         </w:rPr>
-        <w:t xml:space="preserve">2024年11月</w:t>
+        <w:t>2024</w:t>
+      </w:r>
+      <w:r>
+        <w:rPr>
+          <w:rFonts w:hint="eastAsia"/>
+        </w:rPr>
+        <w:t>年</w:t>
+      </w:r>
+      <w:r>
+        <w:rPr>
+          <w:rFonts w:hint="eastAsia"/>
+        </w:rPr>
+        <w:t>11</w:t>
+      </w:r>
+      <w:r>
+        <w:rPr>
+          <w:rFonts w:hint="eastAsia"/>
+        </w:rPr>
+        <w:t>月</w:t>
       </w:r>
       <w:r>
         <w:t xml:space="preserve"> </w:t>
@@ -1641,7 +2255,7 @@
           <w:b/>
           <w:bCs/>
         </w:rPr>
-        <w:t xml:space="preserve">适用对象：</w:t>
+        <w:t>适用对象：</w:t>
       </w:r>
       <w:r>
         <w:t xml:space="preserve"> </w:t>
@@ -1650,7 +2264,7 @@
         <w:rPr>
           <w:rFonts w:hint="eastAsia"/>
         </w:rPr>
-        <w:t xml:space="preserve">初三学生及家长</w:t>
+        <w:t>初三学生及家长</w:t>
       </w:r>
       <w:r>
         <w:t xml:space="preserve"> </w:t>
@@ -1661,7 +2275,7 @@
           <w:b/>
           <w:bCs/>
         </w:rPr>
-        <w:t xml:space="preserve">预期效果：</w:t>
+        <w:t>预期效果：</w:t>
       </w:r>
       <w:r>
         <w:t xml:space="preserve"> </w:t>
@@ -1670,48 +2284,242 @@
         <w:rPr>
           <w:rFonts w:hint="eastAsia"/>
         </w:rPr>
-        <w:t xml:space="preserve">各科提升15-25分，总分提升70-100分</w:t>
-      </w:r>
-    </w:p>
-    <w:bookmarkEnd w:id="53"/>
-    <w:bookmarkEnd w:id="54"/>
+        <w:t>各科提升</w:t>
+      </w:r>
+      <w:r>
+        <w:rPr>
+          <w:rFonts w:hint="eastAsia"/>
+        </w:rPr>
+        <w:t>15-25</w:t>
+      </w:r>
+      <w:r>
+        <w:rPr>
+          <w:rFonts w:hint="eastAsia"/>
+        </w:rPr>
+        <w:t>分，总分提升</w:t>
+      </w:r>
+      <w:r>
+        <w:rPr>
+          <w:rFonts w:hint="eastAsia"/>
+        </w:rPr>
+        <w:t>70-100</w:t>
+      </w:r>
+      <w:r>
+        <w:rPr>
+          <w:rFonts w:hint="eastAsia"/>
+        </w:rPr>
+        <w:t>分</w:t>
+      </w:r>
+    </w:p>
+    <w:bookmarkEnd w:id="14"/>
+    <w:bookmarkEnd w:id="0"/>
     <w:sectPr>
+      <w:headerReference w:type="even" r:id="rId28"/>
+      <w:headerReference w:type="default" r:id="rId29"/>
+      <w:footerReference w:type="even" r:id="rId30"/>
+      <w:footerReference w:type="default" r:id="rId31"/>
+      <w:headerReference w:type="first" r:id="rId32"/>
+      <w:footerReference w:type="first" r:id="rId33"/>
       <w:footnotePr>
         <w:numRestart w:val="eachSect"/>
       </w:footnotePr>
+      <w:pgSz w:w="12240" w:h="15840"/>
+      <w:pgMar w:top="1440" w:right="1800" w:bottom="1440" w:left="1800" w:header="720" w:footer="720" w:gutter="0"/>
+      <w:cols w:space="720"/>
     </w:sectPr>
   </w:body>
 </w:document>
 </file>
 
-<file path=word/comments.xml><?xml version="1.0" encoding="utf-8"?>
-<w:comments xmlns:w="http://schemas.openxmlformats.org/wordprocessingml/2006/main" xmlns:m="http://schemas.openxmlformats.org/officeDocument/2006/math" xmlns:r="http://schemas.openxmlformats.org/officeDocument/2006/relationships" xmlns:o="urn:schemas-microsoft-com:office:office" xmlns:v="urn:schemas-microsoft-com:vml" xmlns:w10="urn:schemas-microsoft-com:office:word" xmlns:a="http://schemas.openxmlformats.org/drawingml/2006/main" xmlns:pic="http://schemas.openxmlformats.org/drawingml/2006/picture" xmlns:wp="http://schemas.openxmlformats.org/drawingml/2006/wordprocessingDrawing"/>
+<file path=word/endnotes.xml><?xml version="1.0" encoding="utf-8"?>
+<w:endnotes xmlns:wpc="http://schemas.microsoft.com/office/word/2010/wordprocessingCanvas" xmlns:cx="http://schemas.microsoft.com/office/drawing/2014/chartex" xmlns:cx1="http://schemas.microsoft.com/office/drawing/2015/9/8/chartex" xmlns:cx2="http://schemas.microsoft.com/office/drawing/2015/10/21/chartex" xmlns:cx3="http://schemas.microsoft.com/office/drawing/2016/5/9/chartex" xmlns:cx4="http://schemas.microsoft.com/office/drawing/2016/5/10/chartex" xmlns:cx5="http://schemas.microsoft.com/office/drawing/2016/5/11/chartex" xmlns:cx6="http://schemas.microsoft.com/office/drawing/2016/5/12/chartex" xmlns:cx7="http://schemas.microsoft.com/office/drawing/2016/5/13/chartex" xmlns:cx8="http://schemas.microsoft.com/office/drawing/2016/5/14/chartex" xmlns:mc="http://schemas.openxmlformats.org/markup-compatibility/2006" xmlns:aink="http://schemas.microsoft.com/office/drawing/2016/ink" xmlns:am3d="http://schemas.microsoft.com/office/drawing/2017/model3d" xmlns:o="urn:schemas-microsoft-com:office:office" xmlns:oel="http://schemas.microsoft.com/office/2019/extlst" xmlns:r="http://schemas.openxmlformats.org/officeDocument/2006/relationships" xmlns:m="http://schemas.openxmlformats.org/officeDocument/2006/math" xmlns:v="urn:schemas-microsoft-com:vml" xmlns:wp14="http://schemas.microsoft.com/office/word/2010/wordprocessingDrawing" xmlns:wp="http://schemas.openxmlformats.org/drawingml/2006/wordprocessingDrawing" xmlns:w10="urn:schemas-microsoft-com:office:word" xmlns:w="http://schemas.openxmlformats.org/wordprocessingml/2006/main" xmlns:w14="http://schemas.microsoft.com/office/word/2010/wordml" xmlns:w15="http://schemas.microsoft.com/office/word/2012/wordml" xmlns:w16cex="http://schemas.microsoft.com/office/word/2018/wordml/cex" xmlns:w16cid="http://schemas.microsoft.com/office/word/2016/wordml/cid" xmlns:w16="http://schemas.microsoft.com/office/word/2018/wordml" xmlns:w16du="http://schemas.microsoft.com/office/word/2023/wordml/word16du" xmlns:w16sdtdh="http://schemas.microsoft.com/office/word/2020/wordml/sdtdatahash" xmlns:w16sdtfl="http://schemas.microsoft.com/office/word/2024/wordml/sdtformatlock" xmlns:w16se="http://schemas.microsoft.com/office/word/2015/wordml/symex" xmlns:wpg="http://schemas.microsoft.com/office/word/2010/wordprocessingGroup" xmlns:wpi="http://schemas.microsoft.com/office/word/2010/wordprocessingInk" xmlns:wne="http://schemas.microsoft.com/office/word/2006/wordml" xmlns:wps="http://schemas.microsoft.com/office/word/2010/wordprocessingShape" mc:Ignorable="w14 w15 w16se w16cid w16 w16cex w16sdtdh w16sdtfl w16du wp14">
+  <w:endnote w:type="separator" w:id="-1">
+    <w:p>
+      <w:pPr>
+        <w:spacing w:after="0"/>
+      </w:pPr>
+      <w:r>
+        <w:separator/>
+      </w:r>
+    </w:p>
+  </w:endnote>
+  <w:endnote w:type="continuationSeparator" w:id="0">
+    <w:p>
+      <w:pPr>
+        <w:spacing w:after="0"/>
+      </w:pPr>
+      <w:r>
+        <w:continuationSeparator/>
+      </w:r>
+    </w:p>
+  </w:endnote>
+</w:endnotes>
+</file>
+
+<file path=word/footer1.xml><?xml version="1.0" encoding="utf-8"?>
+<w:ftr xmlns:wpc="http://schemas.microsoft.com/office/word/2010/wordprocessingCanvas" xmlns:cx="http://schemas.microsoft.com/office/drawing/2014/chartex" xmlns:cx1="http://schemas.microsoft.com/office/drawing/2015/9/8/chartex" xmlns:cx2="http://schemas.microsoft.com/office/drawing/2015/10/21/chartex" xmlns:cx3="http://schemas.microsoft.com/office/drawing/2016/5/9/chartex" xmlns:cx4="http://schemas.microsoft.com/office/drawing/2016/5/10/chartex" xmlns:cx5="http://schemas.microsoft.com/office/drawing/2016/5/11/chartex" xmlns:cx6="http://schemas.microsoft.com/office/drawing/2016/5/12/chartex" xmlns:cx7="http://schemas.microsoft.com/office/drawing/2016/5/13/chartex" xmlns:cx8="http://schemas.microsoft.com/office/drawing/2016/5/14/chartex" xmlns:mc="http://schemas.openxmlformats.org/markup-compatibility/2006" xmlns:aink="http://schemas.microsoft.com/office/drawing/2016/ink" xmlns:am3d="http://schemas.microsoft.com/office/drawing/2017/model3d" xmlns:o="urn:schemas-microsoft-com:office:office" xmlns:oel="http://schemas.microsoft.com/office/2019/extlst" xmlns:r="http://schemas.openxmlformats.org/officeDocument/2006/relationships" xmlns:m="http://schemas.openxmlformats.org/officeDocument/2006/math" xmlns:v="urn:schemas-microsoft-com:vml" xmlns:wp14="http://schemas.microsoft.com/office/word/2010/wordprocessingDrawing" xmlns:wp="http://schemas.openxmlformats.org/drawingml/2006/wordprocessingDrawing" xmlns:w10="urn:schemas-microsoft-com:office:word" xmlns:w="http://schemas.openxmlformats.org/wordprocessingml/2006/main" xmlns:w14="http://schemas.microsoft.com/office/word/2010/wordml" xmlns:w15="http://schemas.microsoft.com/office/word/2012/wordml" xmlns:w16cex="http://schemas.microsoft.com/office/word/2018/wordml/cex" xmlns:w16cid="http://schemas.microsoft.com/office/word/2016/wordml/cid" xmlns:w16="http://schemas.microsoft.com/office/word/2018/wordml" xmlns:w16du="http://schemas.microsoft.com/office/word/2023/wordml/word16du" xmlns:w16sdtdh="http://schemas.microsoft.com/office/word/2020/wordml/sdtdatahash" xmlns:w16sdtfl="http://schemas.microsoft.com/office/word/2024/wordml/sdtformatlock" xmlns:w16se="http://schemas.microsoft.com/office/word/2015/wordml/symex" xmlns:wpg="http://schemas.microsoft.com/office/word/2010/wordprocessingGroup" xmlns:wpi="http://schemas.microsoft.com/office/word/2010/wordprocessingInk" xmlns:wne="http://schemas.microsoft.com/office/word/2006/wordml" xmlns:wps="http://schemas.microsoft.com/office/word/2010/wordprocessingShape" mc:Ignorable="w14 w15 w16se w16cid w16 w16cex w16sdtdh w16sdtfl w16du wp14">
+  <w:p>
+    <w:pPr>
+      <w:pStyle w:val="af2"/>
+      <w:framePr w:wrap="around" w:vAnchor="text" w:hAnchor="margin" w:xAlign="center" w:y="1"/>
+      <w:rPr>
+        <w:rStyle w:val="af4"/>
+      </w:rPr>
+    </w:pPr>
+    <w:r>
+      <w:rPr>
+        <w:rStyle w:val="af4"/>
+      </w:rPr>
+      <w:fldChar w:fldCharType="begin"/>
+    </w:r>
+    <w:r>
+      <w:rPr>
+        <w:rStyle w:val="af4"/>
+      </w:rPr>
+      <w:instrText xml:space="preserve"> PAGE </w:instrText>
+    </w:r>
+    <w:r>
+      <w:rPr>
+        <w:rStyle w:val="af4"/>
+      </w:rPr>
+      <w:fldChar w:fldCharType="separate"/>
+    </w:r>
+    <w:r>
+      <w:rPr>
+        <w:rStyle w:val="af4"/>
+      </w:rPr>
+      <w:fldChar w:fldCharType="end"/>
+    </w:r>
+  </w:p>
+  <w:p>
+    <w:pPr>
+      <w:pStyle w:val="af2"/>
+    </w:pPr>
+  </w:p>
+</w:ftr>
+</file>
+
+<file path=word/footer2.xml><?xml version="1.0" encoding="utf-8"?>
+<w:ftr xmlns:wpc="http://schemas.microsoft.com/office/word/2010/wordprocessingCanvas" xmlns:cx="http://schemas.microsoft.com/office/drawing/2014/chartex" xmlns:cx1="http://schemas.microsoft.com/office/drawing/2015/9/8/chartex" xmlns:cx2="http://schemas.microsoft.com/office/drawing/2015/10/21/chartex" xmlns:cx3="http://schemas.microsoft.com/office/drawing/2016/5/9/chartex" xmlns:cx4="http://schemas.microsoft.com/office/drawing/2016/5/10/chartex" xmlns:cx5="http://schemas.microsoft.com/office/drawing/2016/5/11/chartex" xmlns:cx6="http://schemas.microsoft.com/office/drawing/2016/5/12/chartex" xmlns:cx7="http://schemas.microsoft.com/office/drawing/2016/5/13/chartex" xmlns:cx8="http://schemas.microsoft.com/office/drawing/2016/5/14/chartex" xmlns:mc="http://schemas.openxmlformats.org/markup-compatibility/2006" xmlns:aink="http://schemas.microsoft.com/office/drawing/2016/ink" xmlns:am3d="http://schemas.microsoft.com/office/drawing/2017/model3d" xmlns:o="urn:schemas-microsoft-com:office:office" xmlns:oel="http://schemas.microsoft.com/office/2019/extlst" xmlns:r="http://schemas.openxmlformats.org/officeDocument/2006/relationships" xmlns:m="http://schemas.openxmlformats.org/officeDocument/2006/math" xmlns:v="urn:schemas-microsoft-com:vml" xmlns:wp14="http://schemas.microsoft.com/office/word/2010/wordprocessingDrawing" xmlns:wp="http://schemas.openxmlformats.org/drawingml/2006/wordprocessingDrawing" xmlns:w10="urn:schemas-microsoft-com:office:word" xmlns:w="http://schemas.openxmlformats.org/wordprocessingml/2006/main" xmlns:w14="http://schemas.microsoft.com/office/word/2010/wordml" xmlns:w15="http://schemas.microsoft.com/office/word/2012/wordml" xmlns:w16cex="http://schemas.microsoft.com/office/word/2018/wordml/cex" xmlns:w16cid="http://schemas.microsoft.com/office/word/2016/wordml/cid" xmlns:w16="http://schemas.microsoft.com/office/word/2018/wordml" xmlns:w16du="http://schemas.microsoft.com/office/word/2023/wordml/word16du" xmlns:w16sdtdh="http://schemas.microsoft.com/office/word/2020/wordml/sdtdatahash" xmlns:w16sdtfl="http://schemas.microsoft.com/office/word/2024/wordml/sdtformatlock" xmlns:w16se="http://schemas.microsoft.com/office/word/2015/wordml/symex" xmlns:wpg="http://schemas.microsoft.com/office/word/2010/wordprocessingGroup" xmlns:wpi="http://schemas.microsoft.com/office/word/2010/wordprocessingInk" xmlns:wne="http://schemas.microsoft.com/office/word/2006/wordml" xmlns:wps="http://schemas.microsoft.com/office/word/2010/wordprocessingShape" mc:Ignorable="w14 w15 w16se w16cid w16 w16cex w16sdtdh w16sdtfl w16du wp14">
+  <w:p>
+    <w:pPr>
+      <w:pStyle w:val="af2"/>
+      <w:framePr w:wrap="around" w:vAnchor="text" w:hAnchor="margin" w:xAlign="center" w:y="1"/>
+      <w:rPr>
+        <w:rStyle w:val="af4"/>
+      </w:rPr>
+    </w:pPr>
+    <w:r>
+      <w:rPr>
+        <w:rStyle w:val="af4"/>
+      </w:rPr>
+      <w:fldChar w:fldCharType="begin"/>
+    </w:r>
+    <w:r>
+      <w:rPr>
+        <w:rStyle w:val="af4"/>
+      </w:rPr>
+      <w:instrText xml:space="preserve"> PAGE </w:instrText>
+    </w:r>
+    <w:r>
+      <w:rPr>
+        <w:rStyle w:val="af4"/>
+      </w:rPr>
+      <w:fldChar w:fldCharType="separate"/>
+    </w:r>
+    <w:r>
+      <w:rPr>
+        <w:rStyle w:val="af4"/>
+        <w:noProof/>
+      </w:rPr>
+      <w:t>1</w:t>
+    </w:r>
+    <w:r>
+      <w:rPr>
+        <w:rStyle w:val="af4"/>
+      </w:rPr>
+      <w:fldChar w:fldCharType="end"/>
+    </w:r>
+  </w:p>
+  <w:p>
+    <w:pPr>
+      <w:pStyle w:val="af2"/>
+    </w:pPr>
+  </w:p>
+</w:ftr>
+</file>
+
+<file path=word/footer3.xml><?xml version="1.0" encoding="utf-8"?>
+<w:ftr xmlns:wpc="http://schemas.microsoft.com/office/word/2010/wordprocessingCanvas" xmlns:cx="http://schemas.microsoft.com/office/drawing/2014/chartex" xmlns:cx1="http://schemas.microsoft.com/office/drawing/2015/9/8/chartex" xmlns:cx2="http://schemas.microsoft.com/office/drawing/2015/10/21/chartex" xmlns:cx3="http://schemas.microsoft.com/office/drawing/2016/5/9/chartex" xmlns:cx4="http://schemas.microsoft.com/office/drawing/2016/5/10/chartex" xmlns:cx5="http://schemas.microsoft.com/office/drawing/2016/5/11/chartex" xmlns:cx6="http://schemas.microsoft.com/office/drawing/2016/5/12/chartex" xmlns:cx7="http://schemas.microsoft.com/office/drawing/2016/5/13/chartex" xmlns:cx8="http://schemas.microsoft.com/office/drawing/2016/5/14/chartex" xmlns:mc="http://schemas.openxmlformats.org/markup-compatibility/2006" xmlns:aink="http://schemas.microsoft.com/office/drawing/2016/ink" xmlns:am3d="http://schemas.microsoft.com/office/drawing/2017/model3d" xmlns:o="urn:schemas-microsoft-com:office:office" xmlns:oel="http://schemas.microsoft.com/office/2019/extlst" xmlns:r="http://schemas.openxmlformats.org/officeDocument/2006/relationships" xmlns:m="http://schemas.openxmlformats.org/officeDocument/2006/math" xmlns:v="urn:schemas-microsoft-com:vml" xmlns:wp14="http://schemas.microsoft.com/office/word/2010/wordprocessingDrawing" xmlns:wp="http://schemas.openxmlformats.org/drawingml/2006/wordprocessingDrawing" xmlns:w10="urn:schemas-microsoft-com:office:word" xmlns:w="http://schemas.openxmlformats.org/wordprocessingml/2006/main" xmlns:w14="http://schemas.microsoft.com/office/word/2010/wordml" xmlns:w15="http://schemas.microsoft.com/office/word/2012/wordml" xmlns:w16cex="http://schemas.microsoft.com/office/word/2018/wordml/cex" xmlns:w16cid="http://schemas.microsoft.com/office/word/2016/wordml/cid" xmlns:w16="http://schemas.microsoft.com/office/word/2018/wordml" xmlns:w16du="http://schemas.microsoft.com/office/word/2023/wordml/word16du" xmlns:w16sdtdh="http://schemas.microsoft.com/office/word/2020/wordml/sdtdatahash" xmlns:w16sdtfl="http://schemas.microsoft.com/office/word/2024/wordml/sdtformatlock" xmlns:w16se="http://schemas.microsoft.com/office/word/2015/wordml/symex" xmlns:wpg="http://schemas.microsoft.com/office/word/2010/wordprocessingGroup" xmlns:wpi="http://schemas.microsoft.com/office/word/2010/wordprocessingInk" xmlns:wne="http://schemas.microsoft.com/office/word/2006/wordml" xmlns:wps="http://schemas.microsoft.com/office/word/2010/wordprocessingShape" mc:Ignorable="w14 w15 w16se w16cid w16 w16cex w16sdtdh w16sdtfl w16du wp14">
+  <w:p>
+    <w:pPr>
+      <w:pStyle w:val="af2"/>
+    </w:pPr>
+  </w:p>
+</w:ftr>
 </file>
 
 <file path=word/footnotes.xml><?xml version="1.0" encoding="utf-8"?>
-<w:footnotes xmlns:w="http://schemas.openxmlformats.org/wordprocessingml/2006/main" xmlns:m="http://schemas.openxmlformats.org/officeDocument/2006/math" xmlns:r="http://schemas.openxmlformats.org/officeDocument/2006/relationships" xmlns:o="urn:schemas-microsoft-com:office:office" xmlns:v="urn:schemas-microsoft-com:vml" xmlns:w10="urn:schemas-microsoft-com:office:word" xmlns:a="http://schemas.openxmlformats.org/drawingml/2006/main" xmlns:pic="http://schemas.openxmlformats.org/drawingml/2006/picture" xmlns:wp="http://schemas.openxmlformats.org/drawingml/2006/wordprocessingDrawing">
+<w:footnotes xmlns:wpc="http://schemas.microsoft.com/office/word/2010/wordprocessingCanvas" xmlns:cx="http://schemas.microsoft.com/office/drawing/2014/chartex" xmlns:cx1="http://schemas.microsoft.com/office/drawing/2015/9/8/chartex" xmlns:cx2="http://schemas.microsoft.com/office/drawing/2015/10/21/chartex" xmlns:cx3="http://schemas.microsoft.com/office/drawing/2016/5/9/chartex" xmlns:cx4="http://schemas.microsoft.com/office/drawing/2016/5/10/chartex" xmlns:cx5="http://schemas.microsoft.com/office/drawing/2016/5/11/chartex" xmlns:cx6="http://schemas.microsoft.com/office/drawing/2016/5/12/chartex" xmlns:cx7="http://schemas.microsoft.com/office/drawing/2016/5/13/chartex" xmlns:cx8="http://schemas.microsoft.com/office/drawing/2016/5/14/chartex" xmlns:mc="http://schemas.openxmlformats.org/markup-compatibility/2006" xmlns:aink="http://schemas.microsoft.com/office/drawing/2016/ink" xmlns:am3d="http://schemas.microsoft.com/office/drawing/2017/model3d" xmlns:o="urn:schemas-microsoft-com:office:office" xmlns:oel="http://schemas.microsoft.com/office/2019/extlst" xmlns:r="http://schemas.openxmlformats.org/officeDocument/2006/relationships" xmlns:m="http://schemas.openxmlformats.org/officeDocument/2006/math" xmlns:v="urn:schemas-microsoft-com:vml" xmlns:wp14="http://schemas.microsoft.com/office/word/2010/wordprocessingDrawing" xmlns:wp="http://schemas.openxmlformats.org/drawingml/2006/wordprocessingDrawing" xmlns:w10="urn:schemas-microsoft-com:office:word" xmlns:w="http://schemas.openxmlformats.org/wordprocessingml/2006/main" xmlns:w14="http://schemas.microsoft.com/office/word/2010/wordml" xmlns:w15="http://schemas.microsoft.com/office/word/2012/wordml" xmlns:w16cex="http://schemas.microsoft.com/office/word/2018/wordml/cex" xmlns:w16cid="http://schemas.microsoft.com/office/word/2016/wordml/cid" xmlns:w16="http://schemas.microsoft.com/office/word/2018/wordml" xmlns:w16du="http://schemas.microsoft.com/office/word/2023/wordml/word16du" xmlns:w16sdtdh="http://schemas.microsoft.com/office/word/2020/wordml/sdtdatahash" xmlns:w16sdtfl="http://schemas.microsoft.com/office/word/2024/wordml/sdtformatlock" xmlns:w16se="http://schemas.microsoft.com/office/word/2015/wordml/symex" xmlns:wpg="http://schemas.microsoft.com/office/word/2010/wordprocessingGroup" xmlns:wpi="http://schemas.microsoft.com/office/word/2010/wordprocessingInk" xmlns:wne="http://schemas.microsoft.com/office/word/2006/wordml" xmlns:wps="http://schemas.microsoft.com/office/word/2010/wordprocessingShape" mc:Ignorable="w14 w15 w16se w16cid w16 w16cex w16sdtdh w16sdtfl w16du wp14">
+  <w:footnote w:type="separator" w:id="-1">
+    <w:p>
+      <w:pPr>
+        <w:spacing w:after="0"/>
+      </w:pPr>
+      <w:r>
+        <w:separator/>
+      </w:r>
+    </w:p>
+  </w:footnote>
   <w:footnote w:type="continuationSeparator" w:id="0">
     <w:p>
+      <w:pPr>
+        <w:spacing w:after="0"/>
+      </w:pPr>
       <w:r>
         <w:continuationSeparator/>
-      </w:r>
-    </w:p>
-  </w:footnote>
-  <w:footnote w:type="separator" w:id="-1">
-    <w:p>
-      <w:r>
-        <w:separator/>
       </w:r>
     </w:p>
   </w:footnote>
 </w:footnotes>
 </file>
 
+<file path=word/header1.xml><?xml version="1.0" encoding="utf-8"?>
+<w:hdr xmlns:wpc="http://schemas.microsoft.com/office/word/2010/wordprocessingCanvas" xmlns:cx="http://schemas.microsoft.com/office/drawing/2014/chartex" xmlns:cx1="http://schemas.microsoft.com/office/drawing/2015/9/8/chartex" xmlns:cx2="http://schemas.microsoft.com/office/drawing/2015/10/21/chartex" xmlns:cx3="http://schemas.microsoft.com/office/drawing/2016/5/9/chartex" xmlns:cx4="http://schemas.microsoft.com/office/drawing/2016/5/10/chartex" xmlns:cx5="http://schemas.microsoft.com/office/drawing/2016/5/11/chartex" xmlns:cx6="http://schemas.microsoft.com/office/drawing/2016/5/12/chartex" xmlns:cx7="http://schemas.microsoft.com/office/drawing/2016/5/13/chartex" xmlns:cx8="http://schemas.microsoft.com/office/drawing/2016/5/14/chartex" xmlns:mc="http://schemas.openxmlformats.org/markup-compatibility/2006" xmlns:aink="http://schemas.microsoft.com/office/drawing/2016/ink" xmlns:am3d="http://schemas.microsoft.com/office/drawing/2017/model3d" xmlns:o="urn:schemas-microsoft-com:office:office" xmlns:oel="http://schemas.microsoft.com/office/2019/extlst" xmlns:r="http://schemas.openxmlformats.org/officeDocument/2006/relationships" xmlns:m="http://schemas.openxmlformats.org/officeDocument/2006/math" xmlns:v="urn:schemas-microsoft-com:vml" xmlns:wp14="http://schemas.microsoft.com/office/word/2010/wordprocessingDrawing" xmlns:wp="http://schemas.openxmlformats.org/drawingml/2006/wordprocessingDrawing" xmlns:w10="urn:schemas-microsoft-com:office:word" xmlns:w="http://schemas.openxmlformats.org/wordprocessingml/2006/main" xmlns:w14="http://schemas.microsoft.com/office/word/2010/wordml" xmlns:w15="http://schemas.microsoft.com/office/word/2012/wordml" xmlns:w16cex="http://schemas.microsoft.com/office/word/2018/wordml/cex" xmlns:w16cid="http://schemas.microsoft.com/office/word/2016/wordml/cid" xmlns:w16="http://schemas.microsoft.com/office/word/2018/wordml" xmlns:w16du="http://schemas.microsoft.com/office/word/2023/wordml/word16du" xmlns:w16sdtdh="http://schemas.microsoft.com/office/word/2020/wordml/sdtdatahash" xmlns:w16sdtfl="http://schemas.microsoft.com/office/word/2024/wordml/sdtformatlock" xmlns:w16se="http://schemas.microsoft.com/office/word/2015/wordml/symex" xmlns:wpg="http://schemas.microsoft.com/office/word/2010/wordprocessingGroup" xmlns:wpi="http://schemas.microsoft.com/office/word/2010/wordprocessingInk" xmlns:wne="http://schemas.microsoft.com/office/word/2006/wordml" xmlns:wps="http://schemas.microsoft.com/office/word/2010/wordprocessingShape" mc:Ignorable="w14 w15 w16se w16cid w16 w16cex w16sdtdh w16sdtfl w16du wp14">
+  <w:p>
+    <w:pPr>
+      <w:pStyle w:val="af0"/>
+    </w:pPr>
+  </w:p>
+</w:hdr>
+</file>
+
+<file path=word/header2.xml><?xml version="1.0" encoding="utf-8"?>
+<w:hdr xmlns:wpc="http://schemas.microsoft.com/office/word/2010/wordprocessingCanvas" xmlns:cx="http://schemas.microsoft.com/office/drawing/2014/chartex" xmlns:cx1="http://schemas.microsoft.com/office/drawing/2015/9/8/chartex" xmlns:cx2="http://schemas.microsoft.com/office/drawing/2015/10/21/chartex" xmlns:cx3="http://schemas.microsoft.com/office/drawing/2016/5/9/chartex" xmlns:cx4="http://schemas.microsoft.com/office/drawing/2016/5/10/chartex" xmlns:cx5="http://schemas.microsoft.com/office/drawing/2016/5/11/chartex" xmlns:cx6="http://schemas.microsoft.com/office/drawing/2016/5/12/chartex" xmlns:cx7="http://schemas.microsoft.com/office/drawing/2016/5/13/chartex" xmlns:cx8="http://schemas.microsoft.com/office/drawing/2016/5/14/chartex" xmlns:mc="http://schemas.openxmlformats.org/markup-compatibility/2006" xmlns:aink="http://schemas.microsoft.com/office/drawing/2016/ink" xmlns:am3d="http://schemas.microsoft.com/office/drawing/2017/model3d" xmlns:o="urn:schemas-microsoft-com:office:office" xmlns:oel="http://schemas.microsoft.com/office/2019/extlst" xmlns:r="http://schemas.openxmlformats.org/officeDocument/2006/relationships" xmlns:m="http://schemas.openxmlformats.org/officeDocument/2006/math" xmlns:v="urn:schemas-microsoft-com:vml" xmlns:wp14="http://schemas.microsoft.com/office/word/2010/wordprocessingDrawing" xmlns:wp="http://schemas.openxmlformats.org/drawingml/2006/wordprocessingDrawing" xmlns:w10="urn:schemas-microsoft-com:office:word" xmlns:w="http://schemas.openxmlformats.org/wordprocessingml/2006/main" xmlns:w14="http://schemas.microsoft.com/office/word/2010/wordml" xmlns:w15="http://schemas.microsoft.com/office/word/2012/wordml" xmlns:w16cex="http://schemas.microsoft.com/office/word/2018/wordml/cex" xmlns:w16cid="http://schemas.microsoft.com/office/word/2016/wordml/cid" xmlns:w16="http://schemas.microsoft.com/office/word/2018/wordml" xmlns:w16du="http://schemas.microsoft.com/office/word/2023/wordml/word16du" xmlns:w16sdtdh="http://schemas.microsoft.com/office/word/2020/wordml/sdtdatahash" xmlns:w16sdtfl="http://schemas.microsoft.com/office/word/2024/wordml/sdtformatlock" xmlns:w16se="http://schemas.microsoft.com/office/word/2015/wordml/symex" xmlns:wpg="http://schemas.microsoft.com/office/word/2010/wordprocessingGroup" xmlns:wpi="http://schemas.microsoft.com/office/word/2010/wordprocessingInk" xmlns:wne="http://schemas.microsoft.com/office/word/2006/wordml" xmlns:wps="http://schemas.microsoft.com/office/word/2010/wordprocessingShape" mc:Ignorable="w14 w15 w16se w16cid w16 w16cex w16sdtdh w16sdtfl w16du wp14">
+  <w:p>
+    <w:pPr>
+      <w:pStyle w:val="af0"/>
+    </w:pPr>
+  </w:p>
+</w:hdr>
+</file>
+
+<file path=word/header3.xml><?xml version="1.0" encoding="utf-8"?>
+<w:hdr xmlns:wpc="http://schemas.microsoft.com/office/word/2010/wordprocessingCanvas" xmlns:cx="http://schemas.microsoft.com/office/drawing/2014/chartex" xmlns:cx1="http://schemas.microsoft.com/office/drawing/2015/9/8/chartex" xmlns:cx2="http://schemas.microsoft.com/office/drawing/2015/10/21/chartex" xmlns:cx3="http://schemas.microsoft.com/office/drawing/2016/5/9/chartex" xmlns:cx4="http://schemas.microsoft.com/office/drawing/2016/5/10/chartex" xmlns:cx5="http://schemas.microsoft.com/office/drawing/2016/5/11/chartex" xmlns:cx6="http://schemas.microsoft.com/office/drawing/2016/5/12/chartex" xmlns:cx7="http://schemas.microsoft.com/office/drawing/2016/5/13/chartex" xmlns:cx8="http://schemas.microsoft.com/office/drawing/2016/5/14/chartex" xmlns:mc="http://schemas.openxmlformats.org/markup-compatibility/2006" xmlns:aink="http://schemas.microsoft.com/office/drawing/2016/ink" xmlns:am3d="http://schemas.microsoft.com/office/drawing/2017/model3d" xmlns:o="urn:schemas-microsoft-com:office:office" xmlns:oel="http://schemas.microsoft.com/office/2019/extlst" xmlns:r="http://schemas.openxmlformats.org/officeDocument/2006/relationships" xmlns:m="http://schemas.openxmlformats.org/officeDocument/2006/math" xmlns:v="urn:schemas-microsoft-com:vml" xmlns:wp14="http://schemas.microsoft.com/office/word/2010/wordprocessingDrawing" xmlns:wp="http://schemas.openxmlformats.org/drawingml/2006/wordprocessingDrawing" xmlns:w10="urn:schemas-microsoft-com:office:word" xmlns:w="http://schemas.openxmlformats.org/wordprocessingml/2006/main" xmlns:w14="http://schemas.microsoft.com/office/word/2010/wordml" xmlns:w15="http://schemas.microsoft.com/office/word/2012/wordml" xmlns:w16cex="http://schemas.microsoft.com/office/word/2018/wordml/cex" xmlns:w16cid="http://schemas.microsoft.com/office/word/2016/wordml/cid" xmlns:w16="http://schemas.microsoft.com/office/word/2018/wordml" xmlns:w16du="http://schemas.microsoft.com/office/word/2023/wordml/word16du" xmlns:w16sdtdh="http://schemas.microsoft.com/office/word/2020/wordml/sdtdatahash" xmlns:w16sdtfl="http://schemas.microsoft.com/office/word/2024/wordml/sdtformatlock" xmlns:w16se="http://schemas.microsoft.com/office/word/2015/wordml/symex" xmlns:wpg="http://schemas.microsoft.com/office/word/2010/wordprocessingGroup" xmlns:wpi="http://schemas.microsoft.com/office/word/2010/wordprocessingInk" xmlns:wne="http://schemas.microsoft.com/office/word/2006/wordml" xmlns:wps="http://schemas.microsoft.com/office/word/2010/wordprocessingShape" mc:Ignorable="w14 w15 w16se w16cid w16 w16cex w16sdtdh w16sdtfl w16du wp14">
+  <w:p>
+    <w:pPr>
+      <w:pStyle w:val="af0"/>
+    </w:pPr>
+  </w:p>
+</w:hdr>
+</file>
+
 <file path=word/numbering.xml><?xml version="1.0" encoding="utf-8"?>
-<w:numbering xmlns:w="http://schemas.openxmlformats.org/wordprocessingml/2006/main">
-  <w:abstractNum w:abstractNumId="990">
+<w:numbering xmlns:wpc="http://schemas.microsoft.com/office/word/2010/wordprocessingCanvas" xmlns:cx="http://schemas.microsoft.com/office/drawing/2014/chartex" xmlns:cx1="http://schemas.microsoft.com/office/drawing/2015/9/8/chartex" xmlns:cx2="http://schemas.microsoft.com/office/drawing/2015/10/21/chartex" xmlns:cx3="http://schemas.microsoft.com/office/drawing/2016/5/9/chartex" xmlns:cx4="http://schemas.microsoft.com/office/drawing/2016/5/10/chartex" xmlns:cx5="http://schemas.microsoft.com/office/drawing/2016/5/11/chartex" xmlns:cx6="http://schemas.microsoft.com/office/drawing/2016/5/12/chartex" xmlns:cx7="http://schemas.microsoft.com/office/drawing/2016/5/13/chartex" xmlns:cx8="http://schemas.microsoft.com/office/drawing/2016/5/14/chartex" xmlns:mc="http://schemas.openxmlformats.org/markup-compatibility/2006" xmlns:aink="http://schemas.microsoft.com/office/drawing/2016/ink" xmlns:am3d="http://schemas.microsoft.com/office/drawing/2017/model3d" xmlns:o="urn:schemas-microsoft-com:office:office" xmlns:oel="http://schemas.microsoft.com/office/2019/extlst" xmlns:r="http://schemas.openxmlformats.org/officeDocument/2006/relationships" xmlns:m="http://schemas.openxmlformats.org/officeDocument/2006/math" xmlns:v="urn:schemas-microsoft-com:vml" xmlns:wp14="http://schemas.microsoft.com/office/word/2010/wordprocessingDrawing" xmlns:wp="http://schemas.openxmlformats.org/drawingml/2006/wordprocessingDrawing" xmlns:w10="urn:schemas-microsoft-com:office:word" xmlns:w="http://schemas.openxmlformats.org/wordprocessingml/2006/main" xmlns:w14="http://schemas.microsoft.com/office/word/2010/wordml" xmlns:w15="http://schemas.microsoft.com/office/word/2012/wordml" xmlns:w16cex="http://schemas.microsoft.com/office/word/2018/wordml/cex" xmlns:w16cid="http://schemas.microsoft.com/office/word/2016/wordml/cid" xmlns:w16="http://schemas.microsoft.com/office/word/2018/wordml" xmlns:w16du="http://schemas.microsoft.com/office/word/2023/wordml/word16du" xmlns:w16sdtdh="http://schemas.microsoft.com/office/word/2020/wordml/sdtdatahash" xmlns:w16sdtfl="http://schemas.microsoft.com/office/word/2024/wordml/sdtformatlock" xmlns:w16se="http://schemas.microsoft.com/office/word/2015/wordml/symex" xmlns:wpg="http://schemas.microsoft.com/office/word/2010/wordprocessingGroup" xmlns:wpi="http://schemas.microsoft.com/office/word/2010/wordprocessingInk" xmlns:wne="http://schemas.microsoft.com/office/word/2006/wordml" xmlns:wps="http://schemas.microsoft.com/office/word/2010/wordprocessingShape" mc:Ignorable="w14 w15 w16se w16cid w16 w16cex w16sdtdh w16sdtfl w16du wp14">
+  <w:abstractNum w:abstractNumId="0" w15:restartNumberingAfterBreak="0">
     <w:nsid w:val="0000A990"/>
     <w:multiLevelType w:val="multilevel"/>
+    <w:tmpl w:val="1A50EB46"/>
     <w:lvl w:ilvl="0">
       <w:numFmt w:val="bullet"/>
       <w:lvlText w:val=" "/>
@@ -1785,9 +2593,10 @@
       </w:pPr>
     </w:lvl>
   </w:abstractNum>
-  <w:abstractNum w:abstractNumId="991">
+  <w:abstractNum w:abstractNumId="1" w15:restartNumberingAfterBreak="0">
     <w:nsid w:val="0000A991"/>
     <w:multiLevelType w:val="multilevel"/>
+    <w:tmpl w:val="DDC44AC6"/>
     <w:lvl w:ilvl="0">
       <w:numFmt w:val="bullet"/>
       <w:lvlText w:val=""/>
@@ -1888,9 +2697,10 @@
       </w:rPr>
     </w:lvl>
   </w:abstractNum>
-  <w:abstractNum w:abstractNumId="99411">
+  <w:abstractNum w:abstractNumId="2" w15:restartNumberingAfterBreak="0">
     <w:nsid w:val="00A99411"/>
     <w:multiLevelType w:val="multilevel"/>
+    <w:tmpl w:val="B7107562"/>
     <w:lvl w:ilvl="0">
       <w:start w:val="1"/>
       <w:numFmt w:val="decimal"/>
@@ -1973,29 +2783,29 @@
       </w:pPr>
     </w:lvl>
   </w:abstractNum>
-  <w:num w:numId="1000">
-    <w:abstractNumId w:val="990"/>
+  <w:num w:numId="1" w16cid:durableId="1286234173">
+    <w:abstractNumId w:val="0"/>
   </w:num>
-  <w:num w:numId="1001">
-    <w:abstractNumId w:val="991"/>
+  <w:num w:numId="2" w16cid:durableId="979699010">
+    <w:abstractNumId w:val="1"/>
   </w:num>
-  <w:num w:numId="1002">
-    <w:abstractNumId w:val="991"/>
+  <w:num w:numId="3" w16cid:durableId="619337635">
+    <w:abstractNumId w:val="1"/>
   </w:num>
-  <w:num w:numId="1003">
-    <w:abstractNumId w:val="991"/>
+  <w:num w:numId="4" w16cid:durableId="739644536">
+    <w:abstractNumId w:val="1"/>
   </w:num>
-  <w:num w:numId="1004">
-    <w:abstractNumId w:val="991"/>
+  <w:num w:numId="5" w16cid:durableId="473523570">
+    <w:abstractNumId w:val="1"/>
   </w:num>
-  <w:num w:numId="1005">
-    <w:abstractNumId w:val="991"/>
+  <w:num w:numId="6" w16cid:durableId="384187402">
+    <w:abstractNumId w:val="1"/>
   </w:num>
-  <w:num w:numId="1006">
-    <w:abstractNumId w:val="991"/>
+  <w:num w:numId="7" w16cid:durableId="1341933056">
+    <w:abstractNumId w:val="1"/>
   </w:num>
-  <w:num w:numId="1007">
-    <w:abstractNumId w:val="99411"/>
+  <w:num w:numId="8" w16cid:durableId="6102383">
+    <w:abstractNumId w:val="2"/>
     <w:lvlOverride w:ilvl="0">
       <w:startOverride w:val="1"/>
     </w:lvlOverride>
@@ -2024,21 +2834,21 @@
       <w:startOverride w:val="1"/>
     </w:lvlOverride>
   </w:num>
-  <w:num w:numId="1008">
-    <w:abstractNumId w:val="991"/>
+  <w:num w:numId="9" w16cid:durableId="1938902143">
+    <w:abstractNumId w:val="1"/>
   </w:num>
 </w:numbering>
 </file>
 
 <file path=word/styles.xml><?xml version="1.0" encoding="utf-8"?>
-<w:styles xmlns:r="http://schemas.openxmlformats.org/officeDocument/2006/relationships" xmlns:w="http://schemas.openxmlformats.org/wordprocessingml/2006/main">
+<w:styles xmlns:mc="http://schemas.openxmlformats.org/markup-compatibility/2006" xmlns:r="http://schemas.openxmlformats.org/officeDocument/2006/relationships" xmlns:w="http://schemas.openxmlformats.org/wordprocessingml/2006/main" xmlns:w14="http://schemas.microsoft.com/office/word/2010/wordml" xmlns:w15="http://schemas.microsoft.com/office/word/2012/wordml" xmlns:w16cex="http://schemas.microsoft.com/office/word/2018/wordml/cex" xmlns:w16cid="http://schemas.microsoft.com/office/word/2016/wordml/cid" xmlns:w16="http://schemas.microsoft.com/office/word/2018/wordml" xmlns:w16du="http://schemas.microsoft.com/office/word/2023/wordml/word16du" xmlns:w16sdtdh="http://schemas.microsoft.com/office/word/2020/wordml/sdtdatahash" xmlns:w16sdtfl="http://schemas.microsoft.com/office/word/2024/wordml/sdtformatlock" xmlns:w16se="http://schemas.microsoft.com/office/word/2015/wordml/symex" mc:Ignorable="w14 w15 w16se w16cid w16 w16cex w16sdtdh w16sdtfl w16du">
   <w:docDefaults>
     <w:rPrDefault>
       <w:rPr>
-        <w:rFonts w:asciiTheme="minorHAnsi" w:cstheme="minorBidi" w:eastAsiaTheme="minorHAnsi" w:hAnsiTheme="minorHAnsi"/>
+        <w:rFonts w:asciiTheme="minorHAnsi" w:eastAsiaTheme="minorEastAsia" w:hAnsiTheme="minorHAnsi" w:cstheme="minorBidi"/>
         <w:sz w:val="24"/>
         <w:szCs w:val="24"/>
-        <w:lang w:bidi="ar-SA" w:eastAsia="en-US" w:val="en-US"/>
+        <w:lang w:val="en-US" w:eastAsia="en-US" w:bidi="ar-SA"/>
       </w:rPr>
     </w:rPrDefault>
     <w:pPrDefault>
@@ -2047,193 +2857,280 @@
       </w:pPr>
     </w:pPrDefault>
   </w:docDefaults>
-  <w:latentStyles w:count="276" w:defLockedState="0" w:defQFormat="0" w:defSemiHidden="0" w:defUIPriority="0" w:defUnhideWhenUsed="0"/>
-  <w:style w:default="1" w:styleId="Normal" w:type="paragraph">
+  <w:latentStyles w:defLockedState="0" w:defUIPriority="0" w:defSemiHidden="0" w:defUnhideWhenUsed="0" w:defQFormat="0" w:count="376">
+    <w:lsdException w:name="Normal Table" w:semiHidden="1" w:unhideWhenUsed="1"/>
+    <w:lsdException w:name="Table Simple 1" w:semiHidden="1" w:unhideWhenUsed="1"/>
+    <w:lsdException w:name="Table Simple 2" w:semiHidden="1" w:unhideWhenUsed="1"/>
+    <w:lsdException w:name="Table Simple 3" w:semiHidden="1" w:unhideWhenUsed="1"/>
+    <w:lsdException w:name="Table Classic 1" w:semiHidden="1" w:unhideWhenUsed="1"/>
+    <w:lsdException w:name="Table Classic 2" w:semiHidden="1" w:unhideWhenUsed="1"/>
+    <w:lsdException w:name="Table Classic 3" w:semiHidden="1" w:unhideWhenUsed="1"/>
+    <w:lsdException w:name="Table Classic 4" w:semiHidden="1" w:unhideWhenUsed="1"/>
+    <w:lsdException w:name="Table Colorful 1" w:semiHidden="1" w:unhideWhenUsed="1"/>
+    <w:lsdException w:name="Table Colorful 2" w:semiHidden="1" w:unhideWhenUsed="1"/>
+    <w:lsdException w:name="Table Colorful 3" w:semiHidden="1" w:unhideWhenUsed="1"/>
+    <w:lsdException w:name="Table Columns 1" w:semiHidden="1" w:unhideWhenUsed="1"/>
+    <w:lsdException w:name="Table Columns 2" w:semiHidden="1" w:unhideWhenUsed="1"/>
+    <w:lsdException w:name="Table Columns 3" w:semiHidden="1" w:unhideWhenUsed="1"/>
+    <w:lsdException w:name="Table Columns 4" w:semiHidden="1" w:unhideWhenUsed="1"/>
+    <w:lsdException w:name="Table Columns 5" w:semiHidden="1" w:unhideWhenUsed="1"/>
+    <w:lsdException w:name="Table Grid 1" w:semiHidden="1" w:unhideWhenUsed="1"/>
+    <w:lsdException w:name="Table Grid 2" w:semiHidden="1" w:unhideWhenUsed="1"/>
+    <w:lsdException w:name="Table Grid 3" w:semiHidden="1" w:unhideWhenUsed="1"/>
+    <w:lsdException w:name="Table Grid 4" w:semiHidden="1" w:unhideWhenUsed="1"/>
+    <w:lsdException w:name="Table Grid 5" w:semiHidden="1" w:unhideWhenUsed="1"/>
+    <w:lsdException w:name="Table Grid 6" w:semiHidden="1" w:unhideWhenUsed="1"/>
+    <w:lsdException w:name="Table Grid 7" w:semiHidden="1" w:unhideWhenUsed="1"/>
+    <w:lsdException w:name="Table Grid 8" w:semiHidden="1" w:unhideWhenUsed="1"/>
+    <w:lsdException w:name="Table List 1" w:semiHidden="1" w:unhideWhenUsed="1"/>
+    <w:lsdException w:name="Table List 2" w:semiHidden="1" w:unhideWhenUsed="1"/>
+    <w:lsdException w:name="Table List 3" w:semiHidden="1" w:unhideWhenUsed="1"/>
+    <w:lsdException w:name="Table List 4" w:semiHidden="1" w:unhideWhenUsed="1"/>
+    <w:lsdException w:name="Table List 5" w:semiHidden="1" w:unhideWhenUsed="1"/>
+    <w:lsdException w:name="Table List 6" w:semiHidden="1" w:unhideWhenUsed="1"/>
+    <w:lsdException w:name="Table List 7" w:semiHidden="1" w:unhideWhenUsed="1"/>
+    <w:lsdException w:name="Table List 8" w:semiHidden="1" w:unhideWhenUsed="1"/>
+    <w:lsdException w:name="Table 3D effects 1" w:semiHidden="1" w:unhideWhenUsed="1"/>
+    <w:lsdException w:name="Table 3D effects 2" w:semiHidden="1" w:unhideWhenUsed="1"/>
+    <w:lsdException w:name="Table 3D effects 3" w:semiHidden="1" w:unhideWhenUsed="1"/>
+    <w:lsdException w:name="Table Contemporary" w:semiHidden="1" w:unhideWhenUsed="1"/>
+    <w:lsdException w:name="Table Elegant" w:semiHidden="1" w:unhideWhenUsed="1"/>
+    <w:lsdException w:name="Table Professional" w:semiHidden="1" w:unhideWhenUsed="1"/>
+    <w:lsdException w:name="Table Subtle 1" w:semiHidden="1" w:unhideWhenUsed="1"/>
+    <w:lsdException w:name="Table Subtle 2" w:semiHidden="1" w:unhideWhenUsed="1"/>
+    <w:lsdException w:name="Table Web 1" w:semiHidden="1" w:unhideWhenUsed="1"/>
+    <w:lsdException w:name="Table Web 2" w:semiHidden="1" w:unhideWhenUsed="1"/>
+    <w:lsdException w:name="Table Web 3" w:semiHidden="1" w:unhideWhenUsed="1"/>
+    <w:lsdException w:name="Table Theme" w:semiHidden="1" w:unhideWhenUsed="1"/>
+    <w:lsdException w:name="Light Shading"/>
+    <w:lsdException w:name="Light List"/>
+    <w:lsdException w:name="Light Grid"/>
+    <w:lsdException w:name="Medium Shading 1"/>
+    <w:lsdException w:name="Medium Shading 2"/>
+    <w:lsdException w:name="Medium List 1"/>
+    <w:lsdException w:name="Medium List 2"/>
+    <w:lsdException w:name="Medium Grid 1"/>
+    <w:lsdException w:name="Medium Grid 2"/>
+    <w:lsdException w:name="Medium Grid 3"/>
+    <w:lsdException w:name="Dark List"/>
+    <w:lsdException w:name="Colorful Shading"/>
+    <w:lsdException w:name="Colorful List"/>
+    <w:lsdException w:name="Colorful Grid"/>
+    <w:lsdException w:name="Light Shading Accent 1"/>
+    <w:lsdException w:name="Light List Accent 1"/>
+    <w:lsdException w:name="Light Grid Accent 1"/>
+    <w:lsdException w:name="Medium Shading 1 Accent 1"/>
+    <w:lsdException w:name="Medium Shading 2 Accent 1"/>
+    <w:lsdException w:name="Medium List 1 Accent 1"/>
+    <w:lsdException w:name="Medium List 2 Accent 1"/>
+    <w:lsdException w:name="Medium Grid 1 Accent 1"/>
+    <w:lsdException w:name="Medium Grid 2 Accent 1"/>
+    <w:lsdException w:name="Medium Grid 3 Accent 1"/>
+    <w:lsdException w:name="Dark List Accent 1"/>
+    <w:lsdException w:name="Colorful Shading Accent 1"/>
+    <w:lsdException w:name="Colorful List Accent 1"/>
+    <w:lsdException w:name="Colorful Grid Accent 1"/>
+    <w:lsdException w:name="Light Shading Accent 2"/>
+    <w:lsdException w:name="Light List Accent 2"/>
+    <w:lsdException w:name="Light Grid Accent 2"/>
+    <w:lsdException w:name="Medium Shading 1 Accent 2"/>
+    <w:lsdException w:name="Medium Shading 2 Accent 2"/>
+    <w:lsdException w:name="Medium List 1 Accent 2"/>
+    <w:lsdException w:name="Medium List 2 Accent 2"/>
+    <w:lsdException w:name="Medium Grid 1 Accent 2"/>
+    <w:lsdException w:name="Medium Grid 2 Accent 2"/>
+    <w:lsdException w:name="Medium Grid 3 Accent 2"/>
+    <w:lsdException w:name="Dark List Accent 2"/>
+    <w:lsdException w:name="Colorful Shading Accent 2"/>
+    <w:lsdException w:name="Colorful List Accent 2"/>
+    <w:lsdException w:name="Colorful Grid Accent 2"/>
+    <w:lsdException w:name="Light Shading Accent 3"/>
+    <w:lsdException w:name="Light List Accent 3"/>
+    <w:lsdException w:name="Light Grid Accent 3"/>
+    <w:lsdException w:name="Medium Shading 1 Accent 3"/>
+    <w:lsdException w:name="Medium Shading 2 Accent 3"/>
+    <w:lsdException w:name="Medium List 1 Accent 3"/>
+    <w:lsdException w:name="Medium List 2 Accent 3"/>
+    <w:lsdException w:name="Medium Grid 1 Accent 3"/>
+    <w:lsdException w:name="Medium Grid 2 Accent 3"/>
+    <w:lsdException w:name="Medium Grid 3 Accent 3"/>
+    <w:lsdException w:name="Dark List Accent 3"/>
+    <w:lsdException w:name="Colorful Shading Accent 3"/>
+    <w:lsdException w:name="Colorful List Accent 3"/>
+    <w:lsdException w:name="Colorful Grid Accent 3"/>
+    <w:lsdException w:name="Light Shading Accent 4"/>
+    <w:lsdException w:name="Light List Accent 4"/>
+    <w:lsdException w:name="Light Grid Accent 4"/>
+    <w:lsdException w:name="Medium Shading 1 Accent 4"/>
+    <w:lsdException w:name="Medium Shading 2 Accent 4"/>
+    <w:lsdException w:name="Medium List 1 Accent 4"/>
+    <w:lsdException w:name="Medium List 2 Accent 4"/>
+    <w:lsdException w:name="Medium Grid 1 Accent 4"/>
+    <w:lsdException w:name="Medium Grid 2 Accent 4"/>
+    <w:lsdException w:name="Medium Grid 3 Accent 4"/>
+    <w:lsdException w:name="Dark List Accent 4"/>
+    <w:lsdException w:name="Colorful Shading Accent 4"/>
+    <w:lsdException w:name="Colorful List Accent 4"/>
+    <w:lsdException w:name="Colorful Grid Accent 4"/>
+    <w:lsdException w:name="Light Shading Accent 5"/>
+    <w:lsdException w:name="Light List Accent 5"/>
+    <w:lsdException w:name="Light Grid Accent 5"/>
+    <w:lsdException w:name="Medium Shading 1 Accent 5"/>
+    <w:lsdException w:name="Medium Shading 2 Accent 5"/>
+    <w:lsdException w:name="Medium List 1 Accent 5"/>
+    <w:lsdException w:name="Medium List 2 Accent 5"/>
+    <w:lsdException w:name="Medium Grid 1 Accent 5"/>
+    <w:lsdException w:name="Medium Grid 2 Accent 5"/>
+    <w:lsdException w:name="Medium Grid 3 Accent 5"/>
+    <w:lsdException w:name="Dark List Accent 5"/>
+    <w:lsdException w:name="Colorful Shading Accent 5"/>
+    <w:lsdException w:name="Colorful List Accent 5"/>
+    <w:lsdException w:name="Colorful Grid Accent 5"/>
+    <w:lsdException w:name="Light Shading Accent 6"/>
+    <w:lsdException w:name="Light List Accent 6"/>
+    <w:lsdException w:name="Light Grid Accent 6"/>
+    <w:lsdException w:name="Medium Shading 1 Accent 6"/>
+    <w:lsdException w:name="Medium Shading 2 Accent 6"/>
+    <w:lsdException w:name="Medium List 1 Accent 6"/>
+    <w:lsdException w:name="Medium List 2 Accent 6"/>
+    <w:lsdException w:name="Medium Grid 1 Accent 6"/>
+    <w:lsdException w:name="Medium Grid 2 Accent 6"/>
+    <w:lsdException w:name="Medium Grid 3 Accent 6"/>
+    <w:lsdException w:name="Dark List Accent 6"/>
+    <w:lsdException w:name="Colorful Shading Accent 6"/>
+    <w:lsdException w:name="Colorful List Accent 6"/>
+    <w:lsdException w:name="Colorful Grid Accent 6"/>
+    <w:lsdException w:name="Grid Table 4" w:uiPriority="49"/>
+    <w:lsdException w:name="Grid Table 5 Dark" w:uiPriority="50"/>
+    <w:lsdException w:name="Grid Table 6 Colorful" w:uiPriority="51"/>
+    <w:lsdException w:name="Grid Table 7 Colorful" w:uiPriority="52"/>
+    <w:lsdException w:name="Grid Table 1 Light Accent 1" w:uiPriority="46"/>
+    <w:lsdException w:name="Grid Table 2 Accent 1" w:uiPriority="47"/>
+    <w:lsdException w:name="Grid Table 3 Accent 1" w:uiPriority="48"/>
+    <w:lsdException w:name="Grid Table 4 Accent 1" w:uiPriority="49"/>
+    <w:lsdException w:name="Grid Table 5 Dark Accent 1" w:uiPriority="50"/>
+    <w:lsdException w:name="Grid Table 6 Colorful Accent 1" w:uiPriority="51"/>
+    <w:lsdException w:name="Grid Table 7 Colorful Accent 1" w:uiPriority="52"/>
+    <w:lsdException w:name="Grid Table 1 Light Accent 2" w:uiPriority="46"/>
+    <w:lsdException w:name="Grid Table 2 Accent 2" w:uiPriority="47"/>
+    <w:lsdException w:name="Grid Table 3 Accent 2" w:uiPriority="48"/>
+    <w:lsdException w:name="Grid Table 4 Accent 2" w:uiPriority="49"/>
+    <w:lsdException w:name="Grid Table 5 Dark Accent 2" w:uiPriority="50"/>
+    <w:lsdException w:name="Grid Table 6 Colorful Accent 2" w:uiPriority="51"/>
+    <w:lsdException w:name="Grid Table 7 Colorful Accent 2" w:uiPriority="52"/>
+    <w:lsdException w:name="Grid Table 1 Light Accent 3" w:uiPriority="46"/>
+    <w:lsdException w:name="Grid Table 2 Accent 3" w:uiPriority="47"/>
+    <w:lsdException w:name="Grid Table 3 Accent 3" w:uiPriority="48"/>
+    <w:lsdException w:name="Grid Table 4 Accent 3" w:uiPriority="49"/>
+    <w:lsdException w:name="Grid Table 5 Dark Accent 3" w:uiPriority="50"/>
+    <w:lsdException w:name="Grid Table 6 Colorful Accent 3" w:uiPriority="51"/>
+    <w:lsdException w:name="Grid Table 7 Colorful Accent 3" w:uiPriority="52"/>
+    <w:lsdException w:name="Grid Table 1 Light Accent 4" w:uiPriority="46"/>
+    <w:lsdException w:name="Grid Table 2 Accent 4" w:uiPriority="47"/>
+    <w:lsdException w:name="Grid Table 3 Accent 4" w:uiPriority="48"/>
+    <w:lsdException w:name="Grid Table 4 Accent 4" w:uiPriority="49"/>
+    <w:lsdException w:name="Grid Table 5 Dark Accent 4" w:uiPriority="50"/>
+    <w:lsdException w:name="Grid Table 6 Colorful Accent 4" w:uiPriority="51"/>
+    <w:lsdException w:name="Grid Table 7 Colorful Accent 4" w:uiPriority="52"/>
+    <w:lsdException w:name="Grid Table 1 Light Accent 5" w:uiPriority="46"/>
+    <w:lsdException w:name="Grid Table 2 Accent 5" w:uiPriority="47"/>
+    <w:lsdException w:name="Grid Table 3 Accent 5" w:uiPriority="48"/>
+    <w:lsdException w:name="Grid Table 4 Accent 5" w:uiPriority="49"/>
+    <w:lsdException w:name="Grid Table 5 Dark Accent 5" w:uiPriority="50"/>
+    <w:lsdException w:name="Grid Table 6 Colorful Accent 5" w:uiPriority="51"/>
+    <w:lsdException w:name="Grid Table 7 Colorful Accent 5" w:uiPriority="52"/>
+    <w:lsdException w:name="Grid Table 1 Light Accent 6" w:uiPriority="46"/>
+    <w:lsdException w:name="Grid Table 2 Accent 6" w:uiPriority="47"/>
+    <w:lsdException w:name="Grid Table 3 Accent 6" w:uiPriority="48"/>
+    <w:lsdException w:name="Grid Table 4 Accent 6" w:uiPriority="49"/>
+    <w:lsdException w:name="Grid Table 5 Dark Accent 6" w:uiPriority="50"/>
+    <w:lsdException w:name="Grid Table 6 Colorful Accent 6" w:uiPriority="51"/>
+    <w:lsdException w:name="Grid Table 7 Colorful Accent 6" w:uiPriority="52"/>
+    <w:lsdException w:name="List Table 1 Light" w:uiPriority="46"/>
+    <w:lsdException w:name="List Table 2" w:uiPriority="47"/>
+    <w:lsdException w:name="List Table 3" w:uiPriority="48"/>
+    <w:lsdException w:name="List Table 4" w:uiPriority="49"/>
+    <w:lsdException w:name="List Table 5 Dark" w:uiPriority="50"/>
+    <w:lsdException w:name="List Table 6 Colorful" w:uiPriority="51"/>
+    <w:lsdException w:name="List Table 7 Colorful" w:uiPriority="52"/>
+    <w:lsdException w:name="List Table 1 Light Accent 1" w:uiPriority="46"/>
+    <w:lsdException w:name="List Table 2 Accent 1" w:uiPriority="47"/>
+    <w:lsdException w:name="List Table 3 Accent 1" w:uiPriority="48"/>
+    <w:lsdException w:name="List Table 4 Accent 1" w:uiPriority="49"/>
+    <w:lsdException w:name="List Table 5 Dark Accent 1" w:uiPriority="50"/>
+    <w:lsdException w:name="List Table 6 Colorful Accent 1" w:uiPriority="51"/>
+    <w:lsdException w:name="List Table 7 Colorful Accent 1" w:uiPriority="52"/>
+    <w:lsdException w:name="List Table 1 Light Accent 2" w:uiPriority="46"/>
+    <w:lsdException w:name="List Table 2 Accent 2" w:uiPriority="47"/>
+    <w:lsdException w:name="List Table 3 Accent 2" w:uiPriority="48"/>
+    <w:lsdException w:name="List Table 4 Accent 2" w:uiPriority="49"/>
+    <w:lsdException w:name="List Table 5 Dark Accent 2" w:uiPriority="50"/>
+    <w:lsdException w:name="List Table 6 Colorful Accent 2" w:uiPriority="51"/>
+    <w:lsdException w:name="List Table 7 Colorful Accent 2" w:uiPriority="52"/>
+    <w:lsdException w:name="List Table 1 Light Accent 3" w:uiPriority="46"/>
+    <w:lsdException w:name="List Table 2 Accent 3" w:uiPriority="47"/>
+    <w:lsdException w:name="List Table 3 Accent 3" w:uiPriority="48"/>
+    <w:lsdException w:name="List Table 4 Accent 3" w:uiPriority="49"/>
+    <w:lsdException w:name="List Table 5 Dark Accent 3" w:uiPriority="50"/>
+    <w:lsdException w:name="List Table 6 Colorful Accent 3" w:uiPriority="51"/>
+    <w:lsdException w:name="List Table 7 Colorful Accent 3" w:uiPriority="52"/>
+    <w:lsdException w:name="List Table 1 Light Accent 4" w:uiPriority="46"/>
+    <w:lsdException w:name="List Table 2 Accent 4" w:uiPriority="47"/>
+    <w:lsdException w:name="List Table 3 Accent 4" w:uiPriority="48"/>
+    <w:lsdException w:name="List Table 4 Accent 4" w:uiPriority="49"/>
+    <w:lsdException w:name="List Table 5 Dark Accent 4" w:uiPriority="50"/>
+    <w:lsdException w:name="List Table 6 Colorful Accent 4" w:uiPriority="51"/>
+    <w:lsdException w:name="List Table 7 Colorful Accent 4" w:uiPriority="52"/>
+    <w:lsdException w:name="List Table 1 Light Accent 5" w:uiPriority="46"/>
+    <w:lsdException w:name="List Table 2 Accent 5" w:uiPriority="47"/>
+    <w:lsdException w:name="List Table 3 Accent 5" w:uiPriority="48"/>
+    <w:lsdException w:name="List Table 4 Accent 5" w:uiPriority="49"/>
+    <w:lsdException w:name="List Table 5 Dark Accent 5" w:uiPriority="50"/>
+    <w:lsdException w:name="List Table 6 Colorful Accent 5" w:uiPriority="51"/>
+    <w:lsdException w:name="List Table 7 Colorful Accent 5" w:uiPriority="52"/>
+    <w:lsdException w:name="List Table 1 Light Accent 6" w:uiPriority="46"/>
+    <w:lsdException w:name="List Table 2 Accent 6" w:uiPriority="47"/>
+    <w:lsdException w:name="List Table 3 Accent 6" w:uiPriority="48"/>
+    <w:lsdException w:name="List Table 4 Accent 6" w:uiPriority="49"/>
+    <w:lsdException w:name="List Table 5 Dark Accent 6" w:uiPriority="50"/>
+    <w:lsdException w:name="List Table 6 Colorful Accent 6" w:uiPriority="51"/>
+    <w:lsdException w:name="List Table 7 Colorful Accent 6" w:uiPriority="52"/>
+    <w:lsdException w:name="Mention" w:semiHidden="1" w:uiPriority="99" w:unhideWhenUsed="1"/>
+    <w:lsdException w:name="Smart Hyperlink" w:semiHidden="1" w:uiPriority="99" w:unhideWhenUsed="1"/>
+    <w:lsdException w:name="Hashtag" w:semiHidden="1" w:uiPriority="99" w:unhideWhenUsed="1"/>
+    <w:lsdException w:name="Unresolved Mention" w:semiHidden="1" w:uiPriority="99" w:unhideWhenUsed="1"/>
+    <w:lsdException w:name="Smart Link" w:semiHidden="1" w:uiPriority="99" w:unhideWhenUsed="1"/>
+  </w:latentStyles>
+  <w:style w:type="paragraph" w:default="1" w:styleId="a">
     <w:name w:val="Normal"/>
     <w:qFormat/>
   </w:style>
-  <w:style w:styleId="BodyText" w:type="paragraph">
-    <w:name w:val="Body Text"/>
-    <w:basedOn w:val="Normal"/>
-    <w:link w:val="BodyTextChar"/>
-    <w:qFormat/>
-    <w:pPr>
-      <w:spacing w:after="180" w:before="180"/>
-    </w:pPr>
-  </w:style>
-  <w:style w:customStyle="1" w:styleId="FirstParagraph" w:type="paragraph">
-    <w:name w:val="First Paragraph"/>
-    <w:basedOn w:val="BodyText"/>
-    <w:next w:val="BodyText"/>
-    <w:qFormat/>
-  </w:style>
-  <w:style w:customStyle="1" w:styleId="Compact" w:type="paragraph">
-    <w:name w:val="Compact"/>
-    <w:basedOn w:val="BodyText"/>
-    <w:qFormat/>
-    <w:pPr>
-      <w:spacing w:after="36" w:before="36"/>
-    </w:pPr>
-  </w:style>
-  <w:style w:styleId="Title" w:type="paragraph">
-    <w:name w:val="Title"/>
-    <w:basedOn w:val="Normal"/>
-    <w:next w:val="BodyText"/>
-    <w:link w:val="TitleChar"/>
-    <w:uiPriority w:val="10"/>
-    <w:qFormat/>
-    <w:rsid w:val="00A10FD9"/>
-    <w:pPr>
-      <w:spacing w:after="80" w:line="240" w:lineRule="auto"/>
-      <w:contextualSpacing/>
-      <w:jc w:val="center"/>
-    </w:pPr>
-    <w:rPr>
-      <w:rFonts w:asciiTheme="majorHAnsi" w:cstheme="majorBidi" w:eastAsiaTheme="majorEastAsia" w:hAnsiTheme="majorHAnsi"/>
-      <w:sz w:val="56"/>
-      <w:szCs w:val="56"/>
-    </w:rPr>
-  </w:style>
-  <w:style w:customStyle="1" w:styleId="TitleChar" w:type="character">
-    <w:name w:val="Title Char"/>
-    <w:basedOn w:val="DefaultParagraphFont"/>
-    <w:link w:val="Title"/>
-    <w:uiPriority w:val="10"/>
-    <w:rsid w:val="00A10FD9"/>
-    <w:rPr>
-      <w:rFonts w:asciiTheme="majorHAnsi" w:cstheme="majorBidi" w:eastAsiaTheme="majorEastAsia" w:hAnsiTheme="majorHAnsi"/>
-      <w:sz w:val="56"/>
-      <w:szCs w:val="56"/>
-    </w:rPr>
-  </w:style>
-  <w:style w:styleId="Subtitle" w:type="paragraph">
-    <w:name w:val="Subtitle"/>
-    <w:basedOn w:val="Title"/>
-    <w:next w:val="BodyText"/>
-    <w:link w:val="SubtitleChar"/>
-    <w:uiPriority w:val="11"/>
-    <w:qFormat/>
-    <w:rsid w:val="00A10FD9"/>
-    <w:pPr>
-      <w:numPr>
-        <w:ilvl w:val="1"/>
-      </w:numPr>
-    </w:pPr>
-    <w:rPr>
-      <w:rFonts w:cstheme="majorBidi" w:eastAsiaTheme="majorEastAsia"/>
-      <w:spacing w:val="15"/>
-      <w:sz w:val="28"/>
-      <w:szCs w:val="28"/>
-    </w:rPr>
-  </w:style>
-  <w:style w:customStyle="1" w:styleId="SubtitleChar" w:type="character">
-    <w:name w:val="Subtitle Char"/>
-    <w:basedOn w:val="DefaultParagraphFont"/>
-    <w:link w:val="Subtitle"/>
-    <w:uiPriority w:val="11"/>
-    <w:rsid w:val="00A10FD9"/>
-    <w:rPr>
-      <w:rFonts w:cstheme="majorBidi" w:eastAsiaTheme="majorEastAsia"/>
-      <w:color w:themeColor="text1" w:themeTint="A6" w:val="595959"/>
-      <w:spacing w:val="15"/>
-      <w:sz w:val="28"/>
-      <w:szCs w:val="28"/>
-    </w:rPr>
-  </w:style>
-  <w:style w:customStyle="1" w:styleId="Author" w:type="paragraph">
-    <w:name w:val="Author"/>
-    <w:basedOn w:val="Title"/>
-    <w:next w:val="BodyText"/>
-    <w:qFormat/>
-    <w:pPr>
-      <w:keepNext/>
-      <w:keepLines/>
-    </w:pPr>
-    <w:rPr>
-      <w:sz w:val="24"/>
-      <w:szCs w:val="24"/>
-    </w:rPr>
-  </w:style>
-  <w:style w:styleId="Date" w:type="paragraph">
-    <w:name w:val="Date"/>
-    <w:basedOn w:val="Title"/>
-    <w:next w:val="BodyText"/>
-    <w:qFormat/>
-    <w:pPr>
-      <w:keepNext/>
-      <w:keepLines/>
-    </w:pPr>
-    <w:rPr>
-      <w:sz w:val="24"/>
-      <w:szCs w:val="24"/>
-    </w:rPr>
-  </w:style>
-  <w:style w:customStyle="1" w:styleId="AbstractTitle" w:type="paragraph">
-    <w:name w:val="Abstract Title"/>
-    <w:basedOn w:val="Normal"/>
-    <w:next w:val="Abstract"/>
-    <w:qFormat/>
-    <w:pPr>
-      <w:keepNext/>
-      <w:keepLines/>
-      <w:spacing w:after="0" w:before="300"/>
-      <w:jc w:val="center"/>
-    </w:pPr>
-    <w:rPr>
-      <w:b/>
-      <w:sz w:val="20"/>
-      <w:szCs w:val="20"/>
-    </w:rPr>
-  </w:style>
-  <w:style w:customStyle="1" w:styleId="Abstract" w:type="paragraph">
-    <w:name w:val="Abstract"/>
-    <w:basedOn w:val="Normal"/>
-    <w:next w:val="BodyText"/>
-    <w:qFormat/>
-    <w:pPr>
-      <w:keepNext/>
-      <w:keepLines/>
-      <w:spacing w:after="300" w:before="100"/>
-    </w:pPr>
-    <w:rPr>
-      <w:sz w:val="20"/>
-      <w:szCs w:val="20"/>
-    </w:rPr>
-  </w:style>
-  <w:style w:styleId="Bibliography" w:type="paragraph">
-    <w:name w:val="Bibliography"/>
-    <w:basedOn w:val="Normal"/>
-    <w:next w:val="Bibliography"/>
-    <w:qFormat/>
-    <w:pPr/>
-    <w:rPr/>
-  </w:style>
-  <w:style w:styleId="Heading1" w:type="paragraph">
+  <w:style w:type="paragraph" w:styleId="1">
     <w:name w:val="heading 1"/>
-    <w:basedOn w:val="Normal"/>
-    <w:next w:val="BodyText"/>
-    <w:link w:val="Heading1Char"/>
+    <w:basedOn w:val="a"/>
+    <w:next w:val="a0"/>
+    <w:link w:val="10"/>
     <w:uiPriority w:val="9"/>
     <w:qFormat/>
     <w:rsid w:val="00A10FD9"/>
     <w:pPr>
       <w:keepNext/>
       <w:keepLines/>
-      <w:spacing w:after="80" w:before="360"/>
+      <w:spacing w:before="360" w:after="80"/>
       <w:outlineLvl w:val="0"/>
     </w:pPr>
     <w:rPr>
-      <w:rFonts w:asciiTheme="majorHAnsi" w:cstheme="majorBidi" w:eastAsiaTheme="majorEastAsia" w:hAnsiTheme="majorHAnsi"/>
-      <w:color w:themeColor="accent1" w:themeShade="BF" w:val="0F4761"/>
+      <w:rFonts w:asciiTheme="majorHAnsi" w:eastAsiaTheme="majorEastAsia" w:hAnsiTheme="majorHAnsi" w:cstheme="majorBidi"/>
+      <w:color w:val="0F4761" w:themeColor="accent1" w:themeShade="BF"/>
       <w:sz w:val="40"/>
       <w:szCs w:val="40"/>
     </w:rPr>
   </w:style>
-  <w:style w:styleId="Heading2" w:type="paragraph">
+  <w:style w:type="paragraph" w:styleId="2">
     <w:name w:val="heading 2"/>
-    <w:basedOn w:val="Normal"/>
-    <w:next w:val="BodyText"/>
-    <w:link w:val="Heading2Char"/>
+    <w:basedOn w:val="a"/>
+    <w:next w:val="a0"/>
+    <w:link w:val="20"/>
     <w:uiPriority w:val="9"/>
     <w:semiHidden/>
     <w:unhideWhenUsed/>
@@ -2242,21 +3139,21 @@
     <w:pPr>
       <w:keepNext/>
       <w:keepLines/>
-      <w:spacing w:after="80" w:before="160"/>
+      <w:spacing w:before="160" w:after="80"/>
       <w:outlineLvl w:val="1"/>
     </w:pPr>
     <w:rPr>
-      <w:rFonts w:asciiTheme="majorHAnsi" w:cstheme="majorBidi" w:eastAsiaTheme="majorEastAsia" w:hAnsiTheme="majorHAnsi"/>
-      <w:color w:themeColor="accent1" w:themeShade="BF" w:val="0F4761"/>
+      <w:rFonts w:asciiTheme="majorHAnsi" w:eastAsiaTheme="majorEastAsia" w:hAnsiTheme="majorHAnsi" w:cstheme="majorBidi"/>
+      <w:color w:val="0F4761" w:themeColor="accent1" w:themeShade="BF"/>
       <w:sz w:val="32"/>
       <w:szCs w:val="32"/>
     </w:rPr>
   </w:style>
-  <w:style w:styleId="Heading3" w:type="paragraph">
+  <w:style w:type="paragraph" w:styleId="3">
     <w:name w:val="heading 3"/>
-    <w:basedOn w:val="Normal"/>
-    <w:next w:val="BodyText"/>
-    <w:link w:val="Heading3Char"/>
+    <w:basedOn w:val="a"/>
+    <w:next w:val="a0"/>
+    <w:link w:val="30"/>
     <w:uiPriority w:val="9"/>
     <w:semiHidden/>
     <w:unhideWhenUsed/>
@@ -2265,21 +3162,21 @@
     <w:pPr>
       <w:keepNext/>
       <w:keepLines/>
-      <w:spacing w:after="80" w:before="160"/>
+      <w:spacing w:before="160" w:after="80"/>
       <w:outlineLvl w:val="2"/>
     </w:pPr>
     <w:rPr>
-      <w:rFonts w:cstheme="majorBidi" w:eastAsiaTheme="majorEastAsia"/>
-      <w:color w:themeColor="accent1" w:themeShade="BF" w:val="0F4761"/>
+      <w:rFonts w:eastAsiaTheme="majorEastAsia" w:cstheme="majorBidi"/>
+      <w:color w:val="0F4761" w:themeColor="accent1" w:themeShade="BF"/>
       <w:sz w:val="28"/>
       <w:szCs w:val="28"/>
     </w:rPr>
   </w:style>
-  <w:style w:styleId="Heading4" w:type="paragraph">
+  <w:style w:type="paragraph" w:styleId="4">
     <w:name w:val="heading 4"/>
-    <w:basedOn w:val="Normal"/>
-    <w:next w:val="BodyText"/>
-    <w:link w:val="Heading4Char"/>
+    <w:basedOn w:val="a"/>
+    <w:next w:val="a0"/>
+    <w:link w:val="40"/>
     <w:uiPriority w:val="9"/>
     <w:semiHidden/>
     <w:unhideWhenUsed/>
@@ -2288,21 +3185,21 @@
     <w:pPr>
       <w:keepNext/>
       <w:keepLines/>
-      <w:spacing w:after="40" w:before="80"/>
+      <w:spacing w:before="80" w:after="40"/>
       <w:outlineLvl w:val="3"/>
     </w:pPr>
     <w:rPr>
-      <w:rFonts w:cstheme="majorBidi" w:eastAsiaTheme="majorEastAsia"/>
+      <w:rFonts w:eastAsiaTheme="majorEastAsia" w:cstheme="majorBidi"/>
       <w:i/>
       <w:iCs/>
-      <w:color w:themeColor="accent1" w:themeShade="BF" w:val="0F4761"/>
-    </w:rPr>
-  </w:style>
-  <w:style w:styleId="Heading5" w:type="paragraph">
+      <w:color w:val="0F4761" w:themeColor="accent1" w:themeShade="BF"/>
+    </w:rPr>
+  </w:style>
+  <w:style w:type="paragraph" w:styleId="5">
     <w:name w:val="heading 5"/>
-    <w:basedOn w:val="Normal"/>
-    <w:next w:val="BodyText"/>
-    <w:link w:val="Heading5Char"/>
+    <w:basedOn w:val="a"/>
+    <w:next w:val="a0"/>
+    <w:link w:val="50"/>
     <w:uiPriority w:val="9"/>
     <w:semiHidden/>
     <w:unhideWhenUsed/>
@@ -2311,19 +3208,19 @@
     <w:pPr>
       <w:keepNext/>
       <w:keepLines/>
-      <w:spacing w:after="40" w:before="80"/>
+      <w:spacing w:before="80" w:after="40"/>
       <w:outlineLvl w:val="4"/>
     </w:pPr>
     <w:rPr>
-      <w:rFonts w:cstheme="majorBidi" w:eastAsiaTheme="majorEastAsia"/>
-      <w:color w:themeColor="accent1" w:themeShade="BF" w:val="0F4761"/>
-    </w:rPr>
-  </w:style>
-  <w:style w:styleId="Heading6" w:type="paragraph">
+      <w:rFonts w:eastAsiaTheme="majorEastAsia" w:cstheme="majorBidi"/>
+      <w:color w:val="0F4761" w:themeColor="accent1" w:themeShade="BF"/>
+    </w:rPr>
+  </w:style>
+  <w:style w:type="paragraph" w:styleId="6">
     <w:name w:val="heading 6"/>
-    <w:basedOn w:val="Normal"/>
-    <w:next w:val="BodyText"/>
-    <w:link w:val="Heading6Char"/>
+    <w:basedOn w:val="a"/>
+    <w:next w:val="a0"/>
+    <w:link w:val="60"/>
     <w:uiPriority w:val="9"/>
     <w:semiHidden/>
     <w:unhideWhenUsed/>
@@ -2332,21 +3229,21 @@
     <w:pPr>
       <w:keepNext/>
       <w:keepLines/>
-      <w:spacing w:after="0" w:before="40"/>
+      <w:spacing w:before="40" w:after="0"/>
       <w:outlineLvl w:val="5"/>
     </w:pPr>
     <w:rPr>
-      <w:rFonts w:cstheme="majorBidi" w:eastAsiaTheme="majorEastAsia"/>
+      <w:rFonts w:eastAsiaTheme="majorEastAsia" w:cstheme="majorBidi"/>
       <w:i/>
       <w:iCs/>
-      <w:color w:themeColor="text1" w:themeTint="A6" w:val="595959"/>
-    </w:rPr>
-  </w:style>
-  <w:style w:styleId="Heading7" w:type="paragraph">
+      <w:color w:val="595959" w:themeColor="text1" w:themeTint="A6"/>
+    </w:rPr>
+  </w:style>
+  <w:style w:type="paragraph" w:styleId="7">
     <w:name w:val="heading 7"/>
-    <w:basedOn w:val="Normal"/>
-    <w:next w:val="BodyText"/>
-    <w:link w:val="Heading7Char"/>
+    <w:basedOn w:val="a"/>
+    <w:next w:val="a0"/>
+    <w:link w:val="70"/>
     <w:uiPriority w:val="9"/>
     <w:semiHidden/>
     <w:unhideWhenUsed/>
@@ -2355,19 +3252,19 @@
     <w:pPr>
       <w:keepNext/>
       <w:keepLines/>
-      <w:spacing w:after="0" w:before="40"/>
+      <w:spacing w:before="40" w:after="0"/>
       <w:outlineLvl w:val="6"/>
     </w:pPr>
     <w:rPr>
-      <w:rFonts w:cstheme="majorBidi" w:eastAsiaTheme="majorEastAsia"/>
-      <w:color w:themeColor="text1" w:themeTint="A6" w:val="595959"/>
-    </w:rPr>
-  </w:style>
-  <w:style w:styleId="Heading8" w:type="paragraph">
+      <w:rFonts w:eastAsiaTheme="majorEastAsia" w:cstheme="majorBidi"/>
+      <w:color w:val="595959" w:themeColor="text1" w:themeTint="A6"/>
+    </w:rPr>
+  </w:style>
+  <w:style w:type="paragraph" w:styleId="8">
     <w:name w:val="heading 8"/>
-    <w:basedOn w:val="Normal"/>
-    <w:next w:val="BodyText"/>
-    <w:link w:val="Heading8Char"/>
+    <w:basedOn w:val="a"/>
+    <w:next w:val="a0"/>
+    <w:link w:val="80"/>
     <w:uiPriority w:val="9"/>
     <w:semiHidden/>
     <w:unhideWhenUsed/>
@@ -2380,17 +3277,17 @@
       <w:outlineLvl w:val="7"/>
     </w:pPr>
     <w:rPr>
-      <w:rFonts w:cstheme="majorBidi" w:eastAsiaTheme="majorEastAsia"/>
+      <w:rFonts w:eastAsiaTheme="majorEastAsia" w:cstheme="majorBidi"/>
       <w:i/>
       <w:iCs/>
-      <w:color w:themeColor="text1" w:themeTint="D8" w:val="272727"/>
-    </w:rPr>
-  </w:style>
-  <w:style w:styleId="Heading9" w:type="paragraph">
+      <w:color w:val="272727" w:themeColor="text1" w:themeTint="D8"/>
+    </w:rPr>
+  </w:style>
+  <w:style w:type="paragraph" w:styleId="9">
     <w:name w:val="heading 9"/>
-    <w:basedOn w:val="Normal"/>
-    <w:next w:val="BodyText"/>
-    <w:link w:val="Heading9Char"/>
+    <w:basedOn w:val="a"/>
+    <w:next w:val="a0"/>
+    <w:link w:val="90"/>
     <w:uiPriority w:val="9"/>
     <w:semiHidden/>
     <w:unhideWhenUsed/>
@@ -2403,200 +3300,370 @@
       <w:outlineLvl w:val="8"/>
     </w:pPr>
     <w:rPr>
-      <w:rFonts w:cstheme="majorBidi" w:eastAsiaTheme="majorEastAsia"/>
-      <w:color w:themeColor="text1" w:themeTint="D8" w:val="272727"/>
-    </w:rPr>
-  </w:style>
-  <w:style w:customStyle="1" w:styleId="Heading1Char" w:type="character">
-    <w:name w:val="Heading 1 Char"/>
-    <w:basedOn w:val="DefaultParagraphFont"/>
-    <w:link w:val="Heading1"/>
+      <w:rFonts w:eastAsiaTheme="majorEastAsia" w:cstheme="majorBidi"/>
+      <w:color w:val="272727" w:themeColor="text1" w:themeTint="D8"/>
+    </w:rPr>
+  </w:style>
+  <w:style w:type="character" w:default="1" w:styleId="a1">
+    <w:name w:val="Default Paragraph Font"/>
+    <w:uiPriority w:val="1"/>
+    <w:semiHidden/>
+    <w:unhideWhenUsed/>
+  </w:style>
+  <w:style w:type="table" w:default="1" w:styleId="a2">
+    <w:name w:val="Normal Table"/>
+    <w:uiPriority w:val="99"/>
+    <w:semiHidden/>
+    <w:unhideWhenUsed/>
+    <w:tblPr>
+      <w:tblInd w:w="0" w:type="dxa"/>
+      <w:tblCellMar>
+        <w:top w:w="0" w:type="dxa"/>
+        <w:left w:w="108" w:type="dxa"/>
+        <w:bottom w:w="0" w:type="dxa"/>
+        <w:right w:w="108" w:type="dxa"/>
+      </w:tblCellMar>
+    </w:tblPr>
+  </w:style>
+  <w:style w:type="numbering" w:default="1" w:styleId="a3">
+    <w:name w:val="No List"/>
+    <w:uiPriority w:val="99"/>
+    <w:semiHidden/>
+    <w:unhideWhenUsed/>
+  </w:style>
+  <w:style w:type="paragraph" w:styleId="a0">
+    <w:name w:val="Body Text"/>
+    <w:basedOn w:val="a"/>
+    <w:qFormat/>
+    <w:pPr>
+      <w:spacing w:before="180" w:after="180"/>
+    </w:pPr>
+  </w:style>
+  <w:style w:type="paragraph" w:customStyle="1" w:styleId="FirstParagraph">
+    <w:name w:val="First Paragraph"/>
+    <w:basedOn w:val="a0"/>
+    <w:next w:val="a0"/>
+    <w:qFormat/>
+  </w:style>
+  <w:style w:type="paragraph" w:customStyle="1" w:styleId="Compact">
+    <w:name w:val="Compact"/>
+    <w:basedOn w:val="a0"/>
+    <w:qFormat/>
+    <w:pPr>
+      <w:spacing w:before="36" w:after="36"/>
+    </w:pPr>
+  </w:style>
+  <w:style w:type="paragraph" w:styleId="a4">
+    <w:name w:val="Title"/>
+    <w:basedOn w:val="a"/>
+    <w:next w:val="a0"/>
+    <w:link w:val="a5"/>
+    <w:uiPriority w:val="10"/>
+    <w:qFormat/>
+    <w:rsid w:val="00A10FD9"/>
+    <w:pPr>
+      <w:spacing w:after="80"/>
+      <w:contextualSpacing/>
+      <w:jc w:val="center"/>
+    </w:pPr>
+    <w:rPr>
+      <w:rFonts w:asciiTheme="majorHAnsi" w:eastAsiaTheme="majorEastAsia" w:hAnsiTheme="majorHAnsi" w:cstheme="majorBidi"/>
+      <w:sz w:val="56"/>
+      <w:szCs w:val="56"/>
+    </w:rPr>
+  </w:style>
+  <w:style w:type="character" w:customStyle="1" w:styleId="a5">
+    <w:name w:val="标题 字符"/>
+    <w:basedOn w:val="a1"/>
+    <w:link w:val="a4"/>
+    <w:uiPriority w:val="10"/>
+    <w:rsid w:val="00A10FD9"/>
+    <w:rPr>
+      <w:rFonts w:asciiTheme="majorHAnsi" w:eastAsiaTheme="majorEastAsia" w:hAnsiTheme="majorHAnsi" w:cstheme="majorBidi"/>
+      <w:sz w:val="56"/>
+      <w:szCs w:val="56"/>
+    </w:rPr>
+  </w:style>
+  <w:style w:type="paragraph" w:styleId="a6">
+    <w:name w:val="Subtitle"/>
+    <w:basedOn w:val="a4"/>
+    <w:next w:val="a0"/>
+    <w:link w:val="a7"/>
+    <w:uiPriority w:val="11"/>
+    <w:qFormat/>
+    <w:rsid w:val="00A10FD9"/>
+    <w:pPr>
+      <w:numPr>
+        <w:ilvl w:val="1"/>
+      </w:numPr>
+    </w:pPr>
+    <w:rPr>
+      <w:spacing w:val="15"/>
+      <w:sz w:val="28"/>
+      <w:szCs w:val="28"/>
+    </w:rPr>
+  </w:style>
+  <w:style w:type="character" w:customStyle="1" w:styleId="a7">
+    <w:name w:val="副标题 字符"/>
+    <w:basedOn w:val="a1"/>
+    <w:link w:val="a6"/>
+    <w:uiPriority w:val="11"/>
+    <w:rsid w:val="00A10FD9"/>
+    <w:rPr>
+      <w:rFonts w:eastAsiaTheme="majorEastAsia" w:cstheme="majorBidi"/>
+      <w:color w:val="595959" w:themeColor="text1" w:themeTint="A6"/>
+      <w:spacing w:val="15"/>
+      <w:sz w:val="28"/>
+      <w:szCs w:val="28"/>
+    </w:rPr>
+  </w:style>
+  <w:style w:type="paragraph" w:customStyle="1" w:styleId="Author">
+    <w:name w:val="Author"/>
+    <w:basedOn w:val="a4"/>
+    <w:next w:val="a0"/>
+    <w:qFormat/>
+    <w:pPr>
+      <w:keepNext/>
+      <w:keepLines/>
+    </w:pPr>
+    <w:rPr>
+      <w:sz w:val="24"/>
+      <w:szCs w:val="24"/>
+    </w:rPr>
+  </w:style>
+  <w:style w:type="paragraph" w:styleId="a8">
+    <w:name w:val="Date"/>
+    <w:basedOn w:val="a4"/>
+    <w:next w:val="a0"/>
+    <w:qFormat/>
+    <w:pPr>
+      <w:keepNext/>
+      <w:keepLines/>
+    </w:pPr>
+    <w:rPr>
+      <w:sz w:val="24"/>
+      <w:szCs w:val="24"/>
+    </w:rPr>
+  </w:style>
+  <w:style w:type="paragraph" w:customStyle="1" w:styleId="AbstractTitle">
+    <w:name w:val="Abstract Title"/>
+    <w:basedOn w:val="a"/>
+    <w:next w:val="Abstract"/>
+    <w:qFormat/>
+    <w:pPr>
+      <w:keepNext/>
+      <w:keepLines/>
+      <w:spacing w:before="300" w:after="0"/>
+      <w:jc w:val="center"/>
+    </w:pPr>
+    <w:rPr>
+      <w:b/>
+      <w:sz w:val="20"/>
+      <w:szCs w:val="20"/>
+    </w:rPr>
+  </w:style>
+  <w:style w:type="paragraph" w:customStyle="1" w:styleId="Abstract">
+    <w:name w:val="Abstract"/>
+    <w:basedOn w:val="a"/>
+    <w:next w:val="a0"/>
+    <w:qFormat/>
+    <w:pPr>
+      <w:keepNext/>
+      <w:keepLines/>
+      <w:spacing w:before="100" w:after="300"/>
+    </w:pPr>
+    <w:rPr>
+      <w:sz w:val="20"/>
+      <w:szCs w:val="20"/>
+    </w:rPr>
+  </w:style>
+  <w:style w:type="paragraph" w:styleId="a9">
+    <w:name w:val="Bibliography"/>
+    <w:basedOn w:val="a"/>
+    <w:qFormat/>
+  </w:style>
+  <w:style w:type="character" w:customStyle="1" w:styleId="10">
+    <w:name w:val="标题 1 字符"/>
+    <w:basedOn w:val="a1"/>
+    <w:link w:val="1"/>
     <w:uiPriority w:val="9"/>
     <w:rsid w:val="00A10FD9"/>
     <w:rPr>
-      <w:rFonts w:asciiTheme="majorHAnsi" w:cstheme="majorBidi" w:eastAsiaTheme="majorEastAsia" w:hAnsiTheme="majorHAnsi"/>
-      <w:color w:themeColor="accent1" w:themeShade="BF" w:val="0F4761"/>
+      <w:rFonts w:asciiTheme="majorHAnsi" w:eastAsiaTheme="majorEastAsia" w:hAnsiTheme="majorHAnsi" w:cstheme="majorBidi"/>
+      <w:color w:val="0F4761" w:themeColor="accent1" w:themeShade="BF"/>
       <w:sz w:val="40"/>
       <w:szCs w:val="40"/>
     </w:rPr>
   </w:style>
-  <w:style w:customStyle="1" w:styleId="Heading2Char" w:type="character">
-    <w:name w:val="Heading 2 Char"/>
-    <w:basedOn w:val="DefaultParagraphFont"/>
-    <w:link w:val="Heading2"/>
+  <w:style w:type="character" w:customStyle="1" w:styleId="20">
+    <w:name w:val="标题 2 字符"/>
+    <w:basedOn w:val="a1"/>
+    <w:link w:val="2"/>
     <w:uiPriority w:val="9"/>
     <w:semiHidden/>
     <w:rsid w:val="00A10FD9"/>
     <w:rPr>
-      <w:rFonts w:asciiTheme="majorHAnsi" w:cstheme="majorBidi" w:eastAsiaTheme="majorEastAsia" w:hAnsiTheme="majorHAnsi"/>
-      <w:color w:themeColor="accent1" w:themeShade="BF" w:val="0F4761"/>
+      <w:rFonts w:asciiTheme="majorHAnsi" w:eastAsiaTheme="majorEastAsia" w:hAnsiTheme="majorHAnsi" w:cstheme="majorBidi"/>
+      <w:color w:val="0F4761" w:themeColor="accent1" w:themeShade="BF"/>
       <w:sz w:val="32"/>
       <w:szCs w:val="32"/>
     </w:rPr>
   </w:style>
-  <w:style w:customStyle="1" w:styleId="Heading3Char" w:type="character">
-    <w:name w:val="Heading 3 Char"/>
-    <w:basedOn w:val="DefaultParagraphFont"/>
-    <w:link w:val="Heading3"/>
+  <w:style w:type="character" w:customStyle="1" w:styleId="30">
+    <w:name w:val="标题 3 字符"/>
+    <w:basedOn w:val="a1"/>
+    <w:link w:val="3"/>
     <w:uiPriority w:val="9"/>
     <w:semiHidden/>
     <w:rsid w:val="00A10FD9"/>
     <w:rPr>
-      <w:rFonts w:cstheme="majorBidi" w:eastAsiaTheme="majorEastAsia"/>
-      <w:color w:themeColor="accent1" w:themeShade="BF" w:val="0F4761"/>
+      <w:rFonts w:eastAsiaTheme="majorEastAsia" w:cstheme="majorBidi"/>
+      <w:color w:val="0F4761" w:themeColor="accent1" w:themeShade="BF"/>
       <w:sz w:val="28"/>
       <w:szCs w:val="28"/>
     </w:rPr>
   </w:style>
-  <w:style w:customStyle="1" w:styleId="Heading4Char" w:type="character">
-    <w:name w:val="Heading 4 Char"/>
-    <w:basedOn w:val="DefaultParagraphFont"/>
-    <w:link w:val="Heading4"/>
+  <w:style w:type="character" w:customStyle="1" w:styleId="40">
+    <w:name w:val="标题 4 字符"/>
+    <w:basedOn w:val="a1"/>
+    <w:link w:val="4"/>
     <w:uiPriority w:val="9"/>
     <w:semiHidden/>
     <w:rsid w:val="00A10FD9"/>
     <w:rPr>
-      <w:rFonts w:cstheme="majorBidi" w:eastAsiaTheme="majorEastAsia"/>
+      <w:rFonts w:eastAsiaTheme="majorEastAsia" w:cstheme="majorBidi"/>
       <w:i/>
       <w:iCs/>
-      <w:color w:themeColor="accent1" w:themeShade="BF" w:val="0F4761"/>
-    </w:rPr>
-  </w:style>
-  <w:style w:customStyle="1" w:styleId="Heading5Char" w:type="character">
-    <w:name w:val="Heading 5 Char"/>
-    <w:basedOn w:val="DefaultParagraphFont"/>
-    <w:link w:val="Heading5"/>
+      <w:color w:val="0F4761" w:themeColor="accent1" w:themeShade="BF"/>
+    </w:rPr>
+  </w:style>
+  <w:style w:type="character" w:customStyle="1" w:styleId="50">
+    <w:name w:val="标题 5 字符"/>
+    <w:basedOn w:val="a1"/>
+    <w:link w:val="5"/>
     <w:uiPriority w:val="9"/>
     <w:semiHidden/>
     <w:rsid w:val="00A10FD9"/>
     <w:rPr>
-      <w:rFonts w:cstheme="majorBidi" w:eastAsiaTheme="majorEastAsia"/>
-      <w:color w:themeColor="accent1" w:themeShade="BF" w:val="0F4761"/>
-    </w:rPr>
-  </w:style>
-  <w:style w:customStyle="1" w:styleId="Heading6Char" w:type="character">
-    <w:name w:val="Heading 6 Char"/>
-    <w:basedOn w:val="DefaultParagraphFont"/>
-    <w:link w:val="Heading6"/>
+      <w:rFonts w:eastAsiaTheme="majorEastAsia" w:cstheme="majorBidi"/>
+      <w:color w:val="0F4761" w:themeColor="accent1" w:themeShade="BF"/>
+    </w:rPr>
+  </w:style>
+  <w:style w:type="character" w:customStyle="1" w:styleId="60">
+    <w:name w:val="标题 6 字符"/>
+    <w:basedOn w:val="a1"/>
+    <w:link w:val="6"/>
     <w:uiPriority w:val="9"/>
     <w:semiHidden/>
     <w:rsid w:val="00A10FD9"/>
     <w:rPr>
-      <w:rFonts w:cstheme="majorBidi" w:eastAsiaTheme="majorEastAsia"/>
+      <w:rFonts w:eastAsiaTheme="majorEastAsia" w:cstheme="majorBidi"/>
       <w:i/>
       <w:iCs/>
-      <w:color w:themeColor="text1" w:themeTint="A6" w:val="595959"/>
-    </w:rPr>
-  </w:style>
-  <w:style w:customStyle="1" w:styleId="Heading7Char" w:type="character">
-    <w:name w:val="Heading 7 Char"/>
-    <w:basedOn w:val="DefaultParagraphFont"/>
-    <w:link w:val="Heading7"/>
+      <w:color w:val="595959" w:themeColor="text1" w:themeTint="A6"/>
+    </w:rPr>
+  </w:style>
+  <w:style w:type="character" w:customStyle="1" w:styleId="70">
+    <w:name w:val="标题 7 字符"/>
+    <w:basedOn w:val="a1"/>
+    <w:link w:val="7"/>
     <w:uiPriority w:val="9"/>
     <w:semiHidden/>
     <w:rsid w:val="00A10FD9"/>
     <w:rPr>
-      <w:rFonts w:cstheme="majorBidi" w:eastAsiaTheme="majorEastAsia"/>
-      <w:color w:themeColor="text1" w:themeTint="A6" w:val="595959"/>
-    </w:rPr>
-  </w:style>
-  <w:style w:customStyle="1" w:styleId="Heading8Char" w:type="character">
-    <w:name w:val="Heading 8 Char"/>
-    <w:basedOn w:val="DefaultParagraphFont"/>
-    <w:link w:val="Heading8"/>
+      <w:rFonts w:eastAsiaTheme="majorEastAsia" w:cstheme="majorBidi"/>
+      <w:color w:val="595959" w:themeColor="text1" w:themeTint="A6"/>
+    </w:rPr>
+  </w:style>
+  <w:style w:type="character" w:customStyle="1" w:styleId="80">
+    <w:name w:val="标题 8 字符"/>
+    <w:basedOn w:val="a1"/>
+    <w:link w:val="8"/>
     <w:uiPriority w:val="9"/>
     <w:semiHidden/>
     <w:rsid w:val="00A10FD9"/>
     <w:rPr>
-      <w:rFonts w:cstheme="majorBidi" w:eastAsiaTheme="majorEastAsia"/>
+      <w:rFonts w:eastAsiaTheme="majorEastAsia" w:cstheme="majorBidi"/>
       <w:i/>
       <w:iCs/>
-      <w:color w:themeColor="text1" w:themeTint="D8" w:val="272727"/>
-    </w:rPr>
-  </w:style>
-  <w:style w:customStyle="1" w:styleId="Heading9Char" w:type="character">
-    <w:name w:val="Heading 9 Char"/>
-    <w:basedOn w:val="DefaultParagraphFont"/>
-    <w:link w:val="Heading9"/>
+      <w:color w:val="272727" w:themeColor="text1" w:themeTint="D8"/>
+    </w:rPr>
+  </w:style>
+  <w:style w:type="character" w:customStyle="1" w:styleId="90">
+    <w:name w:val="标题 9 字符"/>
+    <w:basedOn w:val="a1"/>
+    <w:link w:val="9"/>
     <w:uiPriority w:val="9"/>
     <w:semiHidden/>
     <w:rsid w:val="00A10FD9"/>
     <w:rPr>
-      <w:rFonts w:cstheme="majorBidi" w:eastAsiaTheme="majorEastAsia"/>
-      <w:color w:themeColor="text1" w:themeTint="D8" w:val="272727"/>
-    </w:rPr>
-  </w:style>
-  <w:style w:styleId="BlockText" w:type="paragraph">
+      <w:rFonts w:eastAsiaTheme="majorEastAsia" w:cstheme="majorBidi"/>
+      <w:color w:val="272727" w:themeColor="text1" w:themeTint="D8"/>
+    </w:rPr>
+  </w:style>
+  <w:style w:type="paragraph" w:styleId="aa">
     <w:name w:val="Block Text"/>
-    <w:basedOn w:val="BodyText"/>
-    <w:next w:val="BodyText"/>
+    <w:basedOn w:val="a0"/>
+    <w:next w:val="a0"/>
     <w:uiPriority w:val="9"/>
     <w:unhideWhenUsed/>
     <w:qFormat/>
     <w:pPr>
-      <w:spacing w:after="100" w:before="100"/>
-      <w:ind w:firstLine="0" w:left="480" w:right="480"/>
+      <w:spacing w:before="100" w:after="100"/>
+      <w:ind w:left="480" w:right="480"/>
     </w:pPr>
   </w:style>
-  <w:style w:styleId="FootnoteText" w:type="paragraph">
-    <w:name w:val="Footnote Text"/>
-    <w:basedOn w:val="Normal"/>
-    <w:next w:val="FootnoteText"/>
+  <w:style w:type="paragraph" w:styleId="ab">
+    <w:name w:val="footnote text"/>
+    <w:basedOn w:val="a"/>
     <w:uiPriority w:val="9"/>
     <w:unhideWhenUsed/>
     <w:qFormat/>
   </w:style>
-  <w:style w:styleId="FootnoteBlockText" w:type="paragraph">
+  <w:style w:type="paragraph" w:customStyle="1" w:styleId="FootnoteBlockText">
     <w:name w:val="Footnote Block Text"/>
-    <w:basedOn w:val="FootnoteText"/>
-    <w:next w:val="FootnoteText"/>
+    <w:basedOn w:val="ab"/>
+    <w:next w:val="ab"/>
     <w:uiPriority w:val="9"/>
     <w:unhideWhenUsed/>
     <w:qFormat/>
     <w:pPr>
-      <w:spacing w:after="100" w:before="100"/>
-      <w:ind w:firstLine="0" w:left="480" w:right="480"/>
+      <w:spacing w:before="100" w:after="100"/>
+      <w:ind w:left="480" w:right="480"/>
     </w:pPr>
   </w:style>
-  <w:style w:default="1" w:styleId="DefaultParagraphFont" w:type="character">
-    <w:name w:val="Default Paragraph Font"/>
-    <w:semiHidden/>
-    <w:unhideWhenUsed/>
-  </w:style>
-  <w:style w:default="1" w:styleId="Table" w:type="table">
+  <w:style w:type="table" w:customStyle="1" w:styleId="Table">
     <w:name w:val="Table"/>
-    <w:basedOn w:val="TableNormal"/>
     <w:semiHidden/>
     <w:unhideWhenUsed/>
     <w:qFormat/>
     <w:tblPr>
-      <w:tblInd w:type="dxa" w:w="0"/>
+      <w:tblInd w:w="0" w:type="dxa"/>
       <w:tblCellMar>
-        <w:top w:type="dxa" w:w="0"/>
-        <w:left w:type="dxa" w:w="108"/>
-        <w:bottom w:type="dxa" w:w="0"/>
-        <w:right w:type="dxa" w:w="108"/>
+        <w:top w:w="0" w:type="dxa"/>
+        <w:left w:w="108" w:type="dxa"/>
+        <w:bottom w:w="0" w:type="dxa"/>
+        <w:right w:w="108" w:type="dxa"/>
       </w:tblCellMar>
     </w:tblPr>
     <w:tblStylePr w:type="firstRow">
       <w:tblPr>
         <w:jc w:val="left"/>
-        <w:tblInd w:type="dxa" w:w="0"/>
       </w:tblPr>
       <w:trPr>
         <w:jc w:val="left"/>
       </w:trPr>
       <w:tcPr>
         <w:tcBorders>
-          <w:bottom w:val="single"/>
+          <w:bottom w:val="single" w:sz="0" w:space="0" w:color="auto"/>
         </w:tcBorders>
         <w:vAlign w:val="bottom"/>
       </w:tcPr>
     </w:tblStylePr>
   </w:style>
-  <w:style w:customStyle="1" w:styleId="DefinitionTerm" w:type="paragraph">
+  <w:style w:type="paragraph" w:customStyle="1" w:styleId="DefinitionTerm">
     <w:name w:val="Definition Term"/>
-    <w:basedOn w:val="Normal"/>
+    <w:basedOn w:val="a"/>
     <w:next w:val="Definition"/>
     <w:pPr>
       <w:keepNext/>
@@ -2607,78 +3674,79 @@
       <w:b/>
     </w:rPr>
   </w:style>
-  <w:style w:customStyle="1" w:styleId="Definition" w:type="paragraph">
+  <w:style w:type="paragraph" w:customStyle="1" w:styleId="Definition">
     <w:name w:val="Definition"/>
-    <w:basedOn w:val="Normal"/>
-  </w:style>
-  <w:style w:styleId="Caption" w:type="paragraph">
-    <w:name w:val="Caption"/>
-    <w:basedOn w:val="Normal"/>
-    <w:link w:val="BodyTextChar"/>
+    <w:basedOn w:val="a"/>
+  </w:style>
+  <w:style w:type="paragraph" w:styleId="ac">
+    <w:name w:val="caption"/>
+    <w:basedOn w:val="a"/>
+    <w:link w:val="ad"/>
     <w:pPr>
-      <w:spacing w:after="120" w:before="0"/>
+      <w:spacing w:after="120"/>
     </w:pPr>
     <w:rPr>
       <w:i/>
     </w:rPr>
   </w:style>
-  <w:style w:customStyle="1" w:styleId="TableCaption" w:type="paragraph">
+  <w:style w:type="paragraph" w:customStyle="1" w:styleId="TableCaption">
     <w:name w:val="Table Caption"/>
-    <w:basedOn w:val="Caption"/>
+    <w:basedOn w:val="ac"/>
     <w:pPr>
       <w:keepNext/>
     </w:pPr>
   </w:style>
-  <w:style w:customStyle="1" w:styleId="ImageCaption" w:type="paragraph">
+  <w:style w:type="paragraph" w:customStyle="1" w:styleId="ImageCaption">
     <w:name w:val="Image Caption"/>
-    <w:basedOn w:val="Caption"/>
-  </w:style>
-  <w:style w:customStyle="1" w:styleId="Figure" w:type="paragraph">
+    <w:basedOn w:val="ac"/>
+  </w:style>
+  <w:style w:type="paragraph" w:customStyle="1" w:styleId="Figure">
     <w:name w:val="Figure"/>
-    <w:basedOn w:val="Normal"/>
-  </w:style>
-  <w:style w:customStyle="1" w:styleId="CaptionedFigure" w:type="paragraph">
+    <w:basedOn w:val="a"/>
+  </w:style>
+  <w:style w:type="paragraph" w:customStyle="1" w:styleId="CaptionedFigure">
     <w:name w:val="Captioned Figure"/>
     <w:basedOn w:val="Figure"/>
     <w:pPr>
       <w:keepNext/>
     </w:pPr>
   </w:style>
-  <w:style w:customStyle="1" w:styleId="BodyTextChar" w:type="character">
-    <w:name w:val="Body Text Char"/>
-    <w:basedOn w:val="DefaultParagraphFont"/>
-    <w:link w:val="BodyText"/>
-  </w:style>
-  <w:style w:customStyle="1" w:styleId="VerbatimChar" w:type="character">
+  <w:style w:type="character" w:customStyle="1" w:styleId="ad">
+    <w:name w:val="题注 字符"/>
+    <w:basedOn w:val="a1"/>
+    <w:link w:val="ac"/>
+  </w:style>
+  <w:style w:type="character" w:customStyle="1" w:styleId="VerbatimChar">
     <w:name w:val="Verbatim Char"/>
-    <w:basedOn w:val="BodyTextChar"/>
+    <w:basedOn w:val="ad"/>
+    <w:link w:val="SourceCode"/>
     <w:rPr>
       <w:rFonts w:ascii="Consolas" w:hAnsi="Consolas"/>
       <w:sz w:val="22"/>
     </w:rPr>
   </w:style>
-  <w:style w:customStyle="1" w:styleId="SectionNumber" w:type="character">
+  <w:style w:type="character" w:customStyle="1" w:styleId="SectionNumber">
     <w:name w:val="Section Number"/>
-    <w:basedOn w:val="BodyTextChar"/>
-  </w:style>
-  <w:style w:styleId="FootnoteReference" w:type="character">
-    <w:name w:val="Footnote Reference"/>
-    <w:basedOn w:val="BodyTextChar"/>
+    <w:basedOn w:val="ad"/>
+  </w:style>
+  <w:style w:type="character" w:styleId="ae">
+    <w:name w:val="footnote reference"/>
+    <w:basedOn w:val="ad"/>
     <w:rPr>
       <w:vertAlign w:val="superscript"/>
     </w:rPr>
   </w:style>
-  <w:style w:styleId="Hyperlink" w:type="character">
+  <w:style w:type="character" w:styleId="af">
     <w:name w:val="Hyperlink"/>
-    <w:basedOn w:val="BodyTextChar"/>
-    <w:rPr>
-      <w:color w:themeColor="accent1" w:val="4F81BD"/>
-    </w:rPr>
-  </w:style>
-  <w:style w:styleId="TOCHeading" w:type="paragraph">
+    <w:basedOn w:val="ad"/>
+    <w:rPr>
+      <w:color w:val="156082" w:themeColor="accent1"/>
+    </w:rPr>
+  </w:style>
+  <w:style w:type="paragraph" w:styleId="TOC">
     <w:name w:val="TOC Heading"/>
-    <w:basedOn w:val="Heading1"/>
-    <w:next w:val="BodyText"/>
+    <w:basedOn w:val="1"/>
+    <w:next w:val="a0"/>
     <w:uiPriority w:val="39"/>
     <w:unhideWhenUsed/>
     <w:qFormat/>
@@ -2686,246 +3754,365 @@
       <w:spacing w:before="240" w:line="259" w:lineRule="auto"/>
       <w:outlineLvl w:val="9"/>
     </w:pPr>
-    <w:rPr>
-      <w:rFonts w:asciiTheme="majorHAnsi" w:cstheme="majorBidi" w:eastAsiaTheme="majorEastAsia" w:hAnsiTheme="majorHAnsi"/>
-      <w:b w:val="0"/>
-      <w:bCs w:val="0"/>
-      <w:color w:themeColor="accent1" w:themeShade="BF" w:val="365F91"/>
-    </w:rPr>
   </w:style>
   <w:style w:type="paragraph" w:customStyle="1" w:styleId="SourceCode">
     <w:name w:val="Source Code"/>
-    <w:basedOn w:val="Normal"/>
+    <w:basedOn w:val="a"/>
     <w:link w:val="VerbatimChar"/>
     <w:pPr>
-      <w:wordWrap w:val="off"/>
+      <w:wordWrap w:val="0"/>
     </w:pPr>
   </w:style>
   <w:style w:type="character" w:customStyle="1" w:styleId="KeywordTok">
     <w:name w:val="KeywordTok"/>
     <w:basedOn w:val="VerbatimChar"/>
     <w:rPr>
+      <w:rFonts w:ascii="Consolas" w:hAnsi="Consolas"/>
       <w:b/>
       <w:color w:val="007020"/>
+      <w:sz w:val="22"/>
     </w:rPr>
   </w:style>
   <w:style w:type="character" w:customStyle="1" w:styleId="DataTypeTok">
     <w:name w:val="DataTypeTok"/>
     <w:basedOn w:val="VerbatimChar"/>
     <w:rPr>
+      <w:rFonts w:ascii="Consolas" w:hAnsi="Consolas"/>
       <w:color w:val="902000"/>
+      <w:sz w:val="22"/>
     </w:rPr>
   </w:style>
   <w:style w:type="character" w:customStyle="1" w:styleId="DecValTok">
     <w:name w:val="DecValTok"/>
     <w:basedOn w:val="VerbatimChar"/>
     <w:rPr>
-      <w:color w:val="40a070"/>
+      <w:rFonts w:ascii="Consolas" w:hAnsi="Consolas"/>
+      <w:color w:val="40A070"/>
+      <w:sz w:val="22"/>
     </w:rPr>
   </w:style>
   <w:style w:type="character" w:customStyle="1" w:styleId="BaseNTok">
     <w:name w:val="BaseNTok"/>
     <w:basedOn w:val="VerbatimChar"/>
     <w:rPr>
-      <w:color w:val="40a070"/>
+      <w:rFonts w:ascii="Consolas" w:hAnsi="Consolas"/>
+      <w:color w:val="40A070"/>
+      <w:sz w:val="22"/>
     </w:rPr>
   </w:style>
   <w:style w:type="character" w:customStyle="1" w:styleId="FloatTok">
     <w:name w:val="FloatTok"/>
     <w:basedOn w:val="VerbatimChar"/>
     <w:rPr>
-      <w:color w:val="40a070"/>
+      <w:rFonts w:ascii="Consolas" w:hAnsi="Consolas"/>
+      <w:color w:val="40A070"/>
+      <w:sz w:val="22"/>
     </w:rPr>
   </w:style>
   <w:style w:type="character" w:customStyle="1" w:styleId="ConstantTok">
     <w:name w:val="ConstantTok"/>
     <w:basedOn w:val="VerbatimChar"/>
     <w:rPr>
+      <w:rFonts w:ascii="Consolas" w:hAnsi="Consolas"/>
       <w:color w:val="880000"/>
+      <w:sz w:val="22"/>
     </w:rPr>
   </w:style>
   <w:style w:type="character" w:customStyle="1" w:styleId="CharTok">
     <w:name w:val="CharTok"/>
     <w:basedOn w:val="VerbatimChar"/>
     <w:rPr>
-      <w:color w:val="4070a0"/>
+      <w:rFonts w:ascii="Consolas" w:hAnsi="Consolas"/>
+      <w:color w:val="4070A0"/>
+      <w:sz w:val="22"/>
     </w:rPr>
   </w:style>
   <w:style w:type="character" w:customStyle="1" w:styleId="SpecialCharTok">
     <w:name w:val="SpecialCharTok"/>
     <w:basedOn w:val="VerbatimChar"/>
     <w:rPr>
-      <w:color w:val="4070a0"/>
+      <w:rFonts w:ascii="Consolas" w:hAnsi="Consolas"/>
+      <w:color w:val="4070A0"/>
+      <w:sz w:val="22"/>
     </w:rPr>
   </w:style>
   <w:style w:type="character" w:customStyle="1" w:styleId="StringTok">
     <w:name w:val="StringTok"/>
     <w:basedOn w:val="VerbatimChar"/>
     <w:rPr>
-      <w:color w:val="4070a0"/>
+      <w:rFonts w:ascii="Consolas" w:hAnsi="Consolas"/>
+      <w:color w:val="4070A0"/>
+      <w:sz w:val="22"/>
     </w:rPr>
   </w:style>
   <w:style w:type="character" w:customStyle="1" w:styleId="VerbatimStringTok">
     <w:name w:val="VerbatimStringTok"/>
     <w:basedOn w:val="VerbatimChar"/>
     <w:rPr>
-      <w:color w:val="4070a0"/>
+      <w:rFonts w:ascii="Consolas" w:hAnsi="Consolas"/>
+      <w:color w:val="4070A0"/>
+      <w:sz w:val="22"/>
     </w:rPr>
   </w:style>
   <w:style w:type="character" w:customStyle="1" w:styleId="SpecialStringTok">
     <w:name w:val="SpecialStringTok"/>
     <w:basedOn w:val="VerbatimChar"/>
     <w:rPr>
-      <w:color w:val="bb6688"/>
+      <w:rFonts w:ascii="Consolas" w:hAnsi="Consolas"/>
+      <w:color w:val="BB6688"/>
+      <w:sz w:val="22"/>
     </w:rPr>
   </w:style>
   <w:style w:type="character" w:customStyle="1" w:styleId="ImportTok">
     <w:name w:val="ImportTok"/>
     <w:basedOn w:val="VerbatimChar"/>
     <w:rPr>
+      <w:rFonts w:ascii="Consolas" w:hAnsi="Consolas"/>
       <w:b/>
       <w:color w:val="008000"/>
+      <w:sz w:val="22"/>
     </w:rPr>
   </w:style>
   <w:style w:type="character" w:customStyle="1" w:styleId="CommentTok">
     <w:name w:val="CommentTok"/>
     <w:basedOn w:val="VerbatimChar"/>
     <w:rPr>
+      <w:rFonts w:ascii="Consolas" w:hAnsi="Consolas"/>
       <w:i/>
-      <w:color w:val="60a0b0"/>
+      <w:color w:val="60A0B0"/>
+      <w:sz w:val="22"/>
     </w:rPr>
   </w:style>
   <w:style w:type="character" w:customStyle="1" w:styleId="DocumentationTok">
     <w:name w:val="DocumentationTok"/>
     <w:basedOn w:val="VerbatimChar"/>
     <w:rPr>
+      <w:rFonts w:ascii="Consolas" w:hAnsi="Consolas"/>
       <w:i/>
-      <w:color w:val="ba2121"/>
+      <w:color w:val="BA2121"/>
+      <w:sz w:val="22"/>
     </w:rPr>
   </w:style>
   <w:style w:type="character" w:customStyle="1" w:styleId="AnnotationTok">
     <w:name w:val="AnnotationTok"/>
     <w:basedOn w:val="VerbatimChar"/>
     <w:rPr>
+      <w:rFonts w:ascii="Consolas" w:hAnsi="Consolas"/>
       <w:b/>
       <w:i/>
-      <w:color w:val="60a0b0"/>
+      <w:color w:val="60A0B0"/>
+      <w:sz w:val="22"/>
     </w:rPr>
   </w:style>
   <w:style w:type="character" w:customStyle="1" w:styleId="CommentVarTok">
     <w:name w:val="CommentVarTok"/>
     <w:basedOn w:val="VerbatimChar"/>
     <w:rPr>
+      <w:rFonts w:ascii="Consolas" w:hAnsi="Consolas"/>
       <w:b/>
       <w:i/>
-      <w:color w:val="60a0b0"/>
+      <w:color w:val="60A0B0"/>
+      <w:sz w:val="22"/>
     </w:rPr>
   </w:style>
   <w:style w:type="character" w:customStyle="1" w:styleId="OtherTok">
     <w:name w:val="OtherTok"/>
     <w:basedOn w:val="VerbatimChar"/>
     <w:rPr>
+      <w:rFonts w:ascii="Consolas" w:hAnsi="Consolas"/>
       <w:color w:val="007020"/>
+      <w:sz w:val="22"/>
     </w:rPr>
   </w:style>
   <w:style w:type="character" w:customStyle="1" w:styleId="FunctionTok">
     <w:name w:val="FunctionTok"/>
     <w:basedOn w:val="VerbatimChar"/>
     <w:rPr>
-      <w:color w:val="06287e"/>
+      <w:rFonts w:ascii="Consolas" w:hAnsi="Consolas"/>
+      <w:color w:val="06287E"/>
+      <w:sz w:val="22"/>
     </w:rPr>
   </w:style>
   <w:style w:type="character" w:customStyle="1" w:styleId="VariableTok">
     <w:name w:val="VariableTok"/>
     <w:basedOn w:val="VerbatimChar"/>
     <w:rPr>
-      <w:color w:val="19177c"/>
+      <w:rFonts w:ascii="Consolas" w:hAnsi="Consolas"/>
+      <w:color w:val="19177C"/>
+      <w:sz w:val="22"/>
     </w:rPr>
   </w:style>
   <w:style w:type="character" w:customStyle="1" w:styleId="ControlFlowTok">
     <w:name w:val="ControlFlowTok"/>
     <w:basedOn w:val="VerbatimChar"/>
     <w:rPr>
+      <w:rFonts w:ascii="Consolas" w:hAnsi="Consolas"/>
       <w:b/>
       <w:color w:val="007020"/>
+      <w:sz w:val="22"/>
     </w:rPr>
   </w:style>
   <w:style w:type="character" w:customStyle="1" w:styleId="OperatorTok">
     <w:name w:val="OperatorTok"/>
     <w:basedOn w:val="VerbatimChar"/>
     <w:rPr>
+      <w:rFonts w:ascii="Consolas" w:hAnsi="Consolas"/>
       <w:color w:val="666666"/>
+      <w:sz w:val="22"/>
     </w:rPr>
   </w:style>
   <w:style w:type="character" w:customStyle="1" w:styleId="BuiltInTok">
     <w:name w:val="BuiltInTok"/>
     <w:basedOn w:val="VerbatimChar"/>
     <w:rPr>
+      <w:rFonts w:ascii="Consolas" w:hAnsi="Consolas"/>
       <w:color w:val="008000"/>
+      <w:sz w:val="22"/>
     </w:rPr>
   </w:style>
   <w:style w:type="character" w:customStyle="1" w:styleId="ExtensionTok">
     <w:name w:val="ExtensionTok"/>
     <w:basedOn w:val="VerbatimChar"/>
-    <w:rPr/>
+    <w:rPr>
+      <w:rFonts w:ascii="Consolas" w:hAnsi="Consolas"/>
+      <w:sz w:val="22"/>
+    </w:rPr>
   </w:style>
   <w:style w:type="character" w:customStyle="1" w:styleId="PreprocessorTok">
     <w:name w:val="PreprocessorTok"/>
     <w:basedOn w:val="VerbatimChar"/>
     <w:rPr>
-      <w:color w:val="bc7a00"/>
+      <w:rFonts w:ascii="Consolas" w:hAnsi="Consolas"/>
+      <w:color w:val="BC7A00"/>
+      <w:sz w:val="22"/>
     </w:rPr>
   </w:style>
   <w:style w:type="character" w:customStyle="1" w:styleId="AttributeTok">
     <w:name w:val="AttributeTok"/>
     <w:basedOn w:val="VerbatimChar"/>
     <w:rPr>
-      <w:color w:val="7d9029"/>
+      <w:rFonts w:ascii="Consolas" w:hAnsi="Consolas"/>
+      <w:color w:val="7D9029"/>
+      <w:sz w:val="22"/>
     </w:rPr>
   </w:style>
   <w:style w:type="character" w:customStyle="1" w:styleId="RegionMarkerTok">
     <w:name w:val="RegionMarkerTok"/>
     <w:basedOn w:val="VerbatimChar"/>
-    <w:rPr/>
+    <w:rPr>
+      <w:rFonts w:ascii="Consolas" w:hAnsi="Consolas"/>
+      <w:sz w:val="22"/>
+    </w:rPr>
   </w:style>
   <w:style w:type="character" w:customStyle="1" w:styleId="InformationTok">
     <w:name w:val="InformationTok"/>
     <w:basedOn w:val="VerbatimChar"/>
     <w:rPr>
+      <w:rFonts w:ascii="Consolas" w:hAnsi="Consolas"/>
       <w:b/>
       <w:i/>
-      <w:color w:val="60a0b0"/>
+      <w:color w:val="60A0B0"/>
+      <w:sz w:val="22"/>
     </w:rPr>
   </w:style>
   <w:style w:type="character" w:customStyle="1" w:styleId="WarningTok">
     <w:name w:val="WarningTok"/>
     <w:basedOn w:val="VerbatimChar"/>
     <w:rPr>
+      <w:rFonts w:ascii="Consolas" w:hAnsi="Consolas"/>
       <w:b/>
       <w:i/>
-      <w:color w:val="60a0b0"/>
+      <w:color w:val="60A0B0"/>
+      <w:sz w:val="22"/>
     </w:rPr>
   </w:style>
   <w:style w:type="character" w:customStyle="1" w:styleId="AlertTok">
     <w:name w:val="AlertTok"/>
     <w:basedOn w:val="VerbatimChar"/>
     <w:rPr>
+      <w:rFonts w:ascii="Consolas" w:hAnsi="Consolas"/>
       <w:b/>
-      <w:color w:val="ff0000"/>
+      <w:color w:val="FF0000"/>
+      <w:sz w:val="22"/>
     </w:rPr>
   </w:style>
   <w:style w:type="character" w:customStyle="1" w:styleId="ErrorTok">
     <w:name w:val="ErrorTok"/>
     <w:basedOn w:val="VerbatimChar"/>
     <w:rPr>
+      <w:rFonts w:ascii="Consolas" w:hAnsi="Consolas"/>
       <w:b/>
-      <w:color w:val="ff0000"/>
+      <w:color w:val="FF0000"/>
+      <w:sz w:val="22"/>
     </w:rPr>
   </w:style>
   <w:style w:type="character" w:customStyle="1" w:styleId="NormalTok">
     <w:name w:val="NormalTok"/>
     <w:basedOn w:val="VerbatimChar"/>
-    <w:rPr/>
+    <w:rPr>
+      <w:rFonts w:ascii="Consolas" w:hAnsi="Consolas"/>
+      <w:sz w:val="22"/>
+    </w:rPr>
+  </w:style>
+  <w:style w:type="paragraph" w:styleId="af0">
+    <w:name w:val="header"/>
+    <w:basedOn w:val="a"/>
+    <w:link w:val="af1"/>
+    <w:rsid w:val="007F3AD4"/>
+    <w:pPr>
+      <w:tabs>
+        <w:tab w:val="center" w:pos="4153"/>
+        <w:tab w:val="right" w:pos="8306"/>
+      </w:tabs>
+      <w:snapToGrid w:val="0"/>
+      <w:jc w:val="center"/>
+    </w:pPr>
+    <w:rPr>
+      <w:sz w:val="18"/>
+      <w:szCs w:val="18"/>
+    </w:rPr>
+  </w:style>
+  <w:style w:type="character" w:customStyle="1" w:styleId="af1">
+    <w:name w:val="页眉 字符"/>
+    <w:basedOn w:val="a1"/>
+    <w:link w:val="af0"/>
+    <w:rsid w:val="007F3AD4"/>
+    <w:rPr>
+      <w:sz w:val="18"/>
+      <w:szCs w:val="18"/>
+    </w:rPr>
+  </w:style>
+  <w:style w:type="paragraph" w:styleId="af2">
+    <w:name w:val="footer"/>
+    <w:basedOn w:val="a"/>
+    <w:link w:val="af3"/>
+    <w:rsid w:val="007F3AD4"/>
+    <w:pPr>
+      <w:tabs>
+        <w:tab w:val="center" w:pos="4153"/>
+        <w:tab w:val="right" w:pos="8306"/>
+      </w:tabs>
+      <w:snapToGrid w:val="0"/>
+    </w:pPr>
+    <w:rPr>
+      <w:sz w:val="18"/>
+      <w:szCs w:val="18"/>
+    </w:rPr>
+  </w:style>
+  <w:style w:type="character" w:customStyle="1" w:styleId="af3">
+    <w:name w:val="页脚 字符"/>
+    <w:basedOn w:val="a1"/>
+    <w:link w:val="af2"/>
+    <w:rsid w:val="007F3AD4"/>
+    <w:rPr>
+      <w:sz w:val="18"/>
+      <w:szCs w:val="18"/>
+    </w:rPr>
+  </w:style>
+  <w:style w:type="character" w:styleId="af4">
+    <w:name w:val="page number"/>
+    <w:basedOn w:val="a1"/>
+    <w:rsid w:val="007F3AD4"/>
   </w:style>
 </w:styles>
 </file>
